--- a/Программирование/Лабораторные работы 2 сем ОТЧЁТЫ/ЛБ10.docx
+++ b/Программирование/Лабораторные работы 2 сем ОТЧЁТЫ/ЛБ10.docx
@@ -1,6 +1,6 @@
 
 <file path=word/document.xml><?xml version="1.0" encoding="utf-8"?>
-<w:document xmlns:wpc="http://schemas.microsoft.com/office/word/2010/wordprocessingCanvas" xmlns:cx="http://schemas.microsoft.com/office/drawing/2014/chartex" xmlns:cx1="http://schemas.microsoft.com/office/drawing/2015/9/8/chartex" xmlns:cx2="http://schemas.microsoft.com/office/drawing/2015/10/21/chartex" xmlns:cx3="http://schemas.microsoft.com/office/drawing/2016/5/9/chartex" xmlns:cx4="http://schemas.microsoft.com/office/drawing/2016/5/10/chartex" xmlns:cx5="http://schemas.microsoft.com/office/drawing/2016/5/11/chartex" xmlns:cx6="http://schemas.microsoft.com/office/drawing/2016/5/12/chartex" xmlns:cx7="http://schemas.microsoft.com/office/drawing/2016/5/13/chartex" xmlns:cx8="http://schemas.microsoft.com/office/drawing/2016/5/14/chartex" xmlns:mc="http://schemas.openxmlformats.org/markup-compatibility/2006" xmlns:aink="http://schemas.microsoft.com/office/drawing/2016/ink" xmlns:am3d="http://schemas.microsoft.com/office/drawing/2017/model3d" xmlns:o="urn:schemas-microsoft-com:office:office" xmlns:oel="http://schemas.microsoft.com/office/2019/extlst" xmlns:r="http://schemas.openxmlformats.org/officeDocument/2006/relationships" xmlns:m="http://schemas.openxmlformats.org/officeDocument/2006/math" xmlns:v="urn:schemas-microsoft-com:vml" xmlns:wp14="http://schemas.microsoft.com/office/word/2010/wordprocessingDrawing" xmlns:wp="http://schemas.openxmlformats.org/drawingml/2006/wordprocessingDrawing" xmlns:w10="urn:schemas-microsoft-com:office:word" xmlns:w="http://schemas.openxmlformats.org/wordprocessingml/2006/main" xmlns:w14="http://schemas.microsoft.com/office/word/2010/wordml" xmlns:w15="http://schemas.microsoft.com/office/word/2012/wordml" xmlns:w16cex="http://schemas.microsoft.com/office/word/2018/wordml/cex" xmlns:w16cid="http://schemas.microsoft.com/office/word/2016/wordml/cid" xmlns:w16="http://schemas.microsoft.com/office/word/2018/wordml" xmlns:w16sdtdh="http://schemas.microsoft.com/office/word/2020/wordml/sdtdatahash" xmlns:w16se="http://schemas.microsoft.com/office/word/2015/wordml/symex" xmlns:wpg="http://schemas.microsoft.com/office/word/2010/wordprocessingGroup" xmlns:wpi="http://schemas.microsoft.com/office/word/2010/wordprocessingInk" xmlns:wne="http://schemas.microsoft.com/office/word/2006/wordml" xmlns:wps="http://schemas.microsoft.com/office/word/2010/wordprocessingShape" mc:Ignorable="w14 w15 w16se w16cid w16 w16cex w16sdtdh wp14">
+<w:document xmlns:wpc="http://schemas.microsoft.com/office/word/2010/wordprocessingCanvas" xmlns:cx="http://schemas.microsoft.com/office/drawing/2014/chartex" xmlns:cx1="http://schemas.microsoft.com/office/drawing/2015/9/8/chartex" xmlns:cx2="http://schemas.microsoft.com/office/drawing/2015/10/21/chartex" xmlns:cx3="http://schemas.microsoft.com/office/drawing/2016/5/9/chartex" xmlns:cx4="http://schemas.microsoft.com/office/drawing/2016/5/10/chartex" xmlns:cx5="http://schemas.microsoft.com/office/drawing/2016/5/11/chartex" xmlns:cx6="http://schemas.microsoft.com/office/drawing/2016/5/12/chartex" xmlns:cx7="http://schemas.microsoft.com/office/drawing/2016/5/13/chartex" xmlns:cx8="http://schemas.microsoft.com/office/drawing/2016/5/14/chartex" xmlns:mc="http://schemas.openxmlformats.org/markup-compatibility/2006" xmlns:aink="http://schemas.microsoft.com/office/drawing/2016/ink" xmlns:am3d="http://schemas.microsoft.com/office/drawing/2017/model3d" xmlns:o="urn:schemas-microsoft-com:office:office" xmlns:r="http://schemas.openxmlformats.org/officeDocument/2006/relationships" xmlns:m="http://schemas.openxmlformats.org/officeDocument/2006/math" xmlns:v="urn:schemas-microsoft-com:vml" xmlns:wp14="http://schemas.microsoft.com/office/word/2010/wordprocessingDrawing" xmlns:wp="http://schemas.openxmlformats.org/drawingml/2006/wordprocessingDrawing" xmlns:w10="urn:schemas-microsoft-com:office:word" xmlns:w="http://schemas.openxmlformats.org/wordprocessingml/2006/main" xmlns:w14="http://schemas.microsoft.com/office/word/2010/wordml" xmlns:w15="http://schemas.microsoft.com/office/word/2012/wordml" xmlns:w16cex="http://schemas.microsoft.com/office/word/2018/wordml/cex" xmlns:w16cid="http://schemas.microsoft.com/office/word/2016/wordml/cid" xmlns:w16="http://schemas.microsoft.com/office/word/2018/wordml" xmlns:w16sdtdh="http://schemas.microsoft.com/office/word/2020/wordml/sdtdatahash" xmlns:w16se="http://schemas.microsoft.com/office/word/2015/wordml/symex" xmlns:wpg="http://schemas.microsoft.com/office/word/2010/wordprocessingGroup" xmlns:wpi="http://schemas.microsoft.com/office/word/2010/wordprocessingInk" xmlns:wne="http://schemas.microsoft.com/office/word/2006/wordml" xmlns:wps="http://schemas.microsoft.com/office/word/2010/wordprocessingShape" mc:Ignorable="w14 w15 w16se w16cid w16 w16cex w16sdtdh wp14">
   <w:body>
     <w:p>
       <w:pPr>
@@ -362,6 +362,22 @@
           <w:szCs w:val="28"/>
         </w:rPr>
         <w:t>Проверил:</w:t>
+      </w:r>
+      <w:r>
+        <w:rPr>
+          <w:color w:val="000000"/>
+          <w:sz w:val="28"/>
+          <w:szCs w:val="28"/>
+        </w:rPr>
+        <w:t xml:space="preserve"> </w:t>
+      </w:r>
+      <w:r>
+        <w:rPr>
+          <w:color w:val="000000"/>
+          <w:sz w:val="28"/>
+          <w:szCs w:val="28"/>
+        </w:rPr>
+        <w:t>ассистент кафедры ИВТ Симоненко Александр Евгеньевич</w:t>
       </w:r>
     </w:p>
     <w:p>
@@ -505,7 +521,15 @@
           <w:sz w:val="28"/>
           <w:szCs w:val="28"/>
         </w:rPr>
-        <w:t>Вычислить:</w:t>
+        <w:t>Задача</w:t>
+      </w:r>
+      <w:r>
+        <w:rPr>
+          <w:rFonts w:ascii="Times New Roman" w:hAnsi="Times New Roman" w:cs="Times New Roman"/>
+          <w:sz w:val="28"/>
+          <w:szCs w:val="28"/>
+        </w:rPr>
+        <w:t>:</w:t>
       </w:r>
       <w:r>
         <w:rPr>
@@ -672,6 +696,7 @@
           <w:rFonts w:ascii="Times New Roman" w:hAnsi="Times New Roman" w:cs="Times New Roman"/>
           <w:sz w:val="28"/>
           <w:szCs w:val="28"/>
+          <w:lang w:val="en-US"/>
         </w:rPr>
       </w:pPr>
       <w:r>
@@ -688,6 +713,7 @@
           <w:rFonts w:ascii="Times New Roman" w:hAnsi="Times New Roman" w:cs="Times New Roman"/>
           <w:sz w:val="28"/>
           <w:szCs w:val="28"/>
+          <w:lang w:val="en-US"/>
         </w:rPr>
         <w:t xml:space="preserve"> </w:t>
       </w:r>
@@ -704,6 +730,7 @@
           <w:rFonts w:ascii="Times New Roman" w:hAnsi="Times New Roman" w:cs="Times New Roman"/>
           <w:sz w:val="28"/>
           <w:szCs w:val="28"/>
+          <w:lang w:val="en-US"/>
         </w:rPr>
         <w:t>:</w:t>
       </w:r>
@@ -803,7 +830,31 @@
           <w:highlight w:val="white"/>
           <w:lang w:val="en-US"/>
         </w:rPr>
-        <w:t>&lt;fstream&gt;</w:t>
+        <w:t>&lt;</w:t>
+      </w:r>
+      <w:proofErr w:type="spellStart"/>
+      <w:r>
+        <w:rPr>
+          <w:rFonts w:ascii="Cascadia Mono" w:hAnsi="Cascadia Mono" w:cs="Cascadia Mono"/>
+          <w:color w:val="A31515"/>
+          <w:sz w:val="24"/>
+          <w:szCs w:val="24"/>
+          <w:highlight w:val="white"/>
+          <w:lang w:val="en-US"/>
+        </w:rPr>
+        <w:t>fstream</w:t>
+      </w:r>
+      <w:proofErr w:type="spellEnd"/>
+      <w:r>
+        <w:rPr>
+          <w:rFonts w:ascii="Cascadia Mono" w:hAnsi="Cascadia Mono" w:cs="Cascadia Mono"/>
+          <w:color w:val="A31515"/>
+          <w:sz w:val="24"/>
+          <w:szCs w:val="24"/>
+          <w:highlight w:val="white"/>
+          <w:lang w:val="en-US"/>
+        </w:rPr>
+        <w:t>&gt;</w:t>
       </w:r>
     </w:p>
     <w:p>
@@ -1107,7 +1158,31 @@
           <w:highlight w:val="white"/>
           <w:lang w:val="en-US"/>
         </w:rPr>
-        <w:t xml:space="preserve"> processMatrix(</w:t>
+        <w:t xml:space="preserve"> </w:t>
+      </w:r>
+      <w:proofErr w:type="spellStart"/>
+      <w:r>
+        <w:rPr>
+          <w:rFonts w:ascii="Cascadia Mono" w:hAnsi="Cascadia Mono" w:cs="Cascadia Mono"/>
+          <w:color w:val="000000"/>
+          <w:sz w:val="24"/>
+          <w:szCs w:val="24"/>
+          <w:highlight w:val="white"/>
+          <w:lang w:val="en-US"/>
+        </w:rPr>
+        <w:t>processMatrix</w:t>
+      </w:r>
+      <w:proofErr w:type="spellEnd"/>
+      <w:r>
+        <w:rPr>
+          <w:rFonts w:ascii="Cascadia Mono" w:hAnsi="Cascadia Mono" w:cs="Cascadia Mono"/>
+          <w:color w:val="000000"/>
+          <w:sz w:val="24"/>
+          <w:szCs w:val="24"/>
+          <w:highlight w:val="white"/>
+          <w:lang w:val="en-US"/>
+        </w:rPr>
+        <w:t>(</w:t>
       </w:r>
       <w:r>
         <w:rPr>
@@ -1175,6 +1250,7 @@
         </w:rPr>
         <w:t xml:space="preserve">&amp; </w:t>
       </w:r>
+      <w:proofErr w:type="spellStart"/>
       <w:r>
         <w:rPr>
           <w:rFonts w:ascii="Cascadia Mono" w:hAnsi="Cascadia Mono" w:cs="Cascadia Mono"/>
@@ -1186,6 +1262,7 @@
         </w:rPr>
         <w:t>even_count</w:t>
       </w:r>
+      <w:proofErr w:type="spellEnd"/>
       <w:r>
         <w:rPr>
           <w:rFonts w:ascii="Cascadia Mono" w:hAnsi="Cascadia Mono" w:cs="Cascadia Mono"/>
@@ -1219,6 +1296,7 @@
         </w:rPr>
         <w:t xml:space="preserve">&amp; </w:t>
       </w:r>
+      <w:proofErr w:type="spellStart"/>
       <w:r>
         <w:rPr>
           <w:rFonts w:ascii="Cascadia Mono" w:hAnsi="Cascadia Mono" w:cs="Cascadia Mono"/>
@@ -1230,6 +1308,7 @@
         </w:rPr>
         <w:t>odd_count</w:t>
       </w:r>
+      <w:proofErr w:type="spellEnd"/>
       <w:r>
         <w:rPr>
           <w:rFonts w:ascii="Cascadia Mono" w:hAnsi="Cascadia Mono" w:cs="Cascadia Mono"/>
@@ -1263,6 +1342,7 @@
         </w:rPr>
         <w:t xml:space="preserve">&amp; </w:t>
       </w:r>
+      <w:proofErr w:type="spellStart"/>
       <w:r>
         <w:rPr>
           <w:rFonts w:ascii="Cascadia Mono" w:hAnsi="Cascadia Mono" w:cs="Cascadia Mono"/>
@@ -1274,6 +1354,7 @@
         </w:rPr>
         <w:t>even_count_after</w:t>
       </w:r>
+      <w:proofErr w:type="spellEnd"/>
       <w:r>
         <w:rPr>
           <w:rFonts w:ascii="Cascadia Mono" w:hAnsi="Cascadia Mono" w:cs="Cascadia Mono"/>
@@ -1307,6 +1388,7 @@
         </w:rPr>
         <w:t xml:space="preserve">&amp; </w:t>
       </w:r>
+      <w:proofErr w:type="spellStart"/>
       <w:r>
         <w:rPr>
           <w:rFonts w:ascii="Cascadia Mono" w:hAnsi="Cascadia Mono" w:cs="Cascadia Mono"/>
@@ -1318,6 +1400,7 @@
         </w:rPr>
         <w:t>odd_count_after</w:t>
       </w:r>
+      <w:proofErr w:type="spellEnd"/>
       <w:r>
         <w:rPr>
           <w:rFonts w:ascii="Cascadia Mono" w:hAnsi="Cascadia Mono" w:cs="Cascadia Mono"/>
@@ -1356,6 +1439,7 @@
         </w:rPr>
         <w:t xml:space="preserve">    </w:t>
       </w:r>
+      <w:proofErr w:type="spellStart"/>
       <w:r>
         <w:rPr>
           <w:rFonts w:ascii="Cascadia Mono" w:hAnsi="Cascadia Mono" w:cs="Cascadia Mono"/>
@@ -1367,6 +1451,7 @@
         </w:rPr>
         <w:t>even_count</w:t>
       </w:r>
+      <w:proofErr w:type="spellEnd"/>
       <w:r>
         <w:rPr>
           <w:rFonts w:ascii="Cascadia Mono" w:hAnsi="Cascadia Mono" w:cs="Cascadia Mono"/>
@@ -1405,6 +1490,7 @@
         </w:rPr>
         <w:t xml:space="preserve">    </w:t>
       </w:r>
+      <w:proofErr w:type="spellStart"/>
       <w:r>
         <w:rPr>
           <w:rFonts w:ascii="Cascadia Mono" w:hAnsi="Cascadia Mono" w:cs="Cascadia Mono"/>
@@ -1416,6 +1502,7 @@
         </w:rPr>
         <w:t>odd_count</w:t>
       </w:r>
+      <w:proofErr w:type="spellEnd"/>
       <w:r>
         <w:rPr>
           <w:rFonts w:ascii="Cascadia Mono" w:hAnsi="Cascadia Mono" w:cs="Cascadia Mono"/>
@@ -1454,6 +1541,7 @@
         </w:rPr>
         <w:t xml:space="preserve">    </w:t>
       </w:r>
+      <w:proofErr w:type="spellStart"/>
       <w:r>
         <w:rPr>
           <w:rFonts w:ascii="Cascadia Mono" w:hAnsi="Cascadia Mono" w:cs="Cascadia Mono"/>
@@ -1465,6 +1553,7 @@
         </w:rPr>
         <w:t>even_count_after</w:t>
       </w:r>
+      <w:proofErr w:type="spellEnd"/>
       <w:r>
         <w:rPr>
           <w:rFonts w:ascii="Cascadia Mono" w:hAnsi="Cascadia Mono" w:cs="Cascadia Mono"/>
@@ -1503,6 +1592,7 @@
         </w:rPr>
         <w:t xml:space="preserve">    </w:t>
       </w:r>
+      <w:proofErr w:type="spellStart"/>
       <w:r>
         <w:rPr>
           <w:rFonts w:ascii="Cascadia Mono" w:hAnsi="Cascadia Mono" w:cs="Cascadia Mono"/>
@@ -1514,6 +1604,7 @@
         </w:rPr>
         <w:t>odd_count_after</w:t>
       </w:r>
+      <w:proofErr w:type="spellEnd"/>
       <w:r>
         <w:rPr>
           <w:rFonts w:ascii="Cascadia Mono" w:hAnsi="Cascadia Mono" w:cs="Cascadia Mono"/>
@@ -1665,7 +1756,31 @@
           <w:highlight w:val="white"/>
           <w:lang w:val="en-US"/>
         </w:rPr>
-        <w:t xml:space="preserve"> j = 0; j &lt; SIZE; j++) {</w:t>
+        <w:t xml:space="preserve"> j = 0; j &lt; SIZE; </w:t>
+      </w:r>
+      <w:proofErr w:type="spellStart"/>
+      <w:r>
+        <w:rPr>
+          <w:rFonts w:ascii="Cascadia Mono" w:hAnsi="Cascadia Mono" w:cs="Cascadia Mono"/>
+          <w:color w:val="000000"/>
+          <w:sz w:val="24"/>
+          <w:szCs w:val="24"/>
+          <w:highlight w:val="white"/>
+          <w:lang w:val="en-US"/>
+        </w:rPr>
+        <w:t>j++</w:t>
+      </w:r>
+      <w:proofErr w:type="spellEnd"/>
+      <w:r>
+        <w:rPr>
+          <w:rFonts w:ascii="Cascadia Mono" w:hAnsi="Cascadia Mono" w:cs="Cascadia Mono"/>
+          <w:color w:val="000000"/>
+          <w:sz w:val="24"/>
+          <w:szCs w:val="24"/>
+          <w:highlight w:val="white"/>
+          <w:lang w:val="en-US"/>
+        </w:rPr>
+        <w:t>) {</w:t>
       </w:r>
     </w:p>
     <w:p>
@@ -1765,6 +1880,7 @@
         </w:rPr>
         <w:t xml:space="preserve">                </w:t>
       </w:r>
+      <w:proofErr w:type="spellStart"/>
       <w:r>
         <w:rPr>
           <w:rFonts w:ascii="Cascadia Mono" w:hAnsi="Cascadia Mono" w:cs="Cascadia Mono"/>
@@ -1776,6 +1892,7 @@
         </w:rPr>
         <w:t>even_count</w:t>
       </w:r>
+      <w:proofErr w:type="spellEnd"/>
       <w:r>
         <w:rPr>
           <w:rFonts w:ascii="Cascadia Mono" w:hAnsi="Cascadia Mono" w:cs="Cascadia Mono"/>
@@ -1852,6 +1969,7 @@
         </w:rPr>
         <w:t xml:space="preserve">                </w:t>
       </w:r>
+      <w:proofErr w:type="spellStart"/>
       <w:r>
         <w:rPr>
           <w:rFonts w:ascii="Cascadia Mono" w:hAnsi="Cascadia Mono" w:cs="Cascadia Mono"/>
@@ -1863,6 +1981,7 @@
         </w:rPr>
         <w:t>odd_count</w:t>
       </w:r>
+      <w:proofErr w:type="spellEnd"/>
       <w:r>
         <w:rPr>
           <w:rFonts w:ascii="Cascadia Mono" w:hAnsi="Cascadia Mono" w:cs="Cascadia Mono"/>
@@ -2070,6 +2189,7 @@
         </w:rPr>
         <w:t xml:space="preserve">                </w:t>
       </w:r>
+      <w:proofErr w:type="spellStart"/>
       <w:r>
         <w:rPr>
           <w:rFonts w:ascii="Cascadia Mono" w:hAnsi="Cascadia Mono" w:cs="Cascadia Mono"/>
@@ -2081,6 +2201,7 @@
         </w:rPr>
         <w:t>even_count_after</w:t>
       </w:r>
+      <w:proofErr w:type="spellEnd"/>
       <w:r>
         <w:rPr>
           <w:rFonts w:ascii="Cascadia Mono" w:hAnsi="Cascadia Mono" w:cs="Cascadia Mono"/>
@@ -2157,6 +2278,7 @@
         </w:rPr>
         <w:t xml:space="preserve">                </w:t>
       </w:r>
+      <w:proofErr w:type="spellStart"/>
       <w:r>
         <w:rPr>
           <w:rFonts w:ascii="Cascadia Mono" w:hAnsi="Cascadia Mono" w:cs="Cascadia Mono"/>
@@ -2168,6 +2290,7 @@
         </w:rPr>
         <w:t>odd_count_after</w:t>
       </w:r>
+      <w:proofErr w:type="spellEnd"/>
       <w:r>
         <w:rPr>
           <w:rFonts w:ascii="Cascadia Mono" w:hAnsi="Cascadia Mono" w:cs="Cascadia Mono"/>
@@ -2312,8 +2435,33 @@
           <w:highlight w:val="white"/>
           <w:lang w:val="en-US"/>
         </w:rPr>
-        <w:t xml:space="preserve"> printMatrix(</w:t>
-      </w:r>
+        <w:t xml:space="preserve"> </w:t>
+      </w:r>
+      <w:proofErr w:type="spellStart"/>
+      <w:r>
+        <w:rPr>
+          <w:rFonts w:ascii="Cascadia Mono" w:hAnsi="Cascadia Mono" w:cs="Cascadia Mono"/>
+          <w:color w:val="000000"/>
+          <w:sz w:val="24"/>
+          <w:szCs w:val="24"/>
+          <w:highlight w:val="white"/>
+          <w:lang w:val="en-US"/>
+        </w:rPr>
+        <w:t>printMatrix</w:t>
+      </w:r>
+      <w:proofErr w:type="spellEnd"/>
+      <w:r>
+        <w:rPr>
+          <w:rFonts w:ascii="Cascadia Mono" w:hAnsi="Cascadia Mono" w:cs="Cascadia Mono"/>
+          <w:color w:val="000000"/>
+          <w:sz w:val="24"/>
+          <w:szCs w:val="24"/>
+          <w:highlight w:val="white"/>
+          <w:lang w:val="en-US"/>
+        </w:rPr>
+        <w:t>(</w:t>
+      </w:r>
+      <w:proofErr w:type="spellStart"/>
       <w:r>
         <w:rPr>
           <w:rFonts w:ascii="Cascadia Mono" w:hAnsi="Cascadia Mono" w:cs="Cascadia Mono"/>
@@ -2325,6 +2473,7 @@
         </w:rPr>
         <w:t>ofstream</w:t>
       </w:r>
+      <w:proofErr w:type="spellEnd"/>
       <w:r>
         <w:rPr>
           <w:rFonts w:ascii="Cascadia Mono" w:hAnsi="Cascadia Mono" w:cs="Cascadia Mono"/>
@@ -2336,6 +2485,7 @@
         </w:rPr>
         <w:t xml:space="preserve">&amp; </w:t>
       </w:r>
+      <w:proofErr w:type="spellStart"/>
       <w:r>
         <w:rPr>
           <w:rFonts w:ascii="Cascadia Mono" w:hAnsi="Cascadia Mono" w:cs="Cascadia Mono"/>
@@ -2347,6 +2497,7 @@
         </w:rPr>
         <w:t>fout</w:t>
       </w:r>
+      <w:proofErr w:type="spellEnd"/>
       <w:r>
         <w:rPr>
           <w:rFonts w:ascii="Cascadia Mono" w:hAnsi="Cascadia Mono" w:cs="Cascadia Mono"/>
@@ -2495,6 +2646,7 @@
         </w:rPr>
         <w:t xml:space="preserve">    </w:t>
       </w:r>
+      <w:proofErr w:type="spellStart"/>
       <w:r>
         <w:rPr>
           <w:rFonts w:ascii="Cascadia Mono" w:hAnsi="Cascadia Mono" w:cs="Cascadia Mono"/>
@@ -2506,6 +2658,7 @@
         </w:rPr>
         <w:t>fout</w:t>
       </w:r>
+      <w:proofErr w:type="spellEnd"/>
       <w:r>
         <w:rPr>
           <w:rFonts w:ascii="Cascadia Mono" w:hAnsi="Cascadia Mono" w:cs="Cascadia Mono"/>
@@ -2581,7 +2734,31 @@
           <w:highlight w:val="white"/>
           <w:lang w:val="en-US"/>
         </w:rPr>
-        <w:t xml:space="preserve"> endl;</w:t>
+        <w:t xml:space="preserve"> </w:t>
+      </w:r>
+      <w:proofErr w:type="spellStart"/>
+      <w:r>
+        <w:rPr>
+          <w:rFonts w:ascii="Cascadia Mono" w:hAnsi="Cascadia Mono" w:cs="Cascadia Mono"/>
+          <w:color w:val="000000"/>
+          <w:sz w:val="24"/>
+          <w:szCs w:val="24"/>
+          <w:highlight w:val="white"/>
+          <w:lang w:val="en-US"/>
+        </w:rPr>
+        <w:t>endl</w:t>
+      </w:r>
+      <w:proofErr w:type="spellEnd"/>
+      <w:r>
+        <w:rPr>
+          <w:rFonts w:ascii="Cascadia Mono" w:hAnsi="Cascadia Mono" w:cs="Cascadia Mono"/>
+          <w:color w:val="000000"/>
+          <w:sz w:val="24"/>
+          <w:szCs w:val="24"/>
+          <w:highlight w:val="white"/>
+          <w:lang w:val="en-US"/>
+        </w:rPr>
+        <w:t>;</w:t>
       </w:r>
     </w:p>
     <w:p>
@@ -2723,7 +2900,31 @@
           <w:highlight w:val="white"/>
           <w:lang w:val="en-US"/>
         </w:rPr>
-        <w:t xml:space="preserve"> j = 0; j &lt; SIZE; j++) {</w:t>
+        <w:t xml:space="preserve"> j = 0; j &lt; SIZE; </w:t>
+      </w:r>
+      <w:proofErr w:type="spellStart"/>
+      <w:r>
+        <w:rPr>
+          <w:rFonts w:ascii="Cascadia Mono" w:hAnsi="Cascadia Mono" w:cs="Cascadia Mono"/>
+          <w:color w:val="000000"/>
+          <w:sz w:val="24"/>
+          <w:szCs w:val="24"/>
+          <w:highlight w:val="white"/>
+          <w:lang w:val="en-US"/>
+        </w:rPr>
+        <w:t>j++</w:t>
+      </w:r>
+      <w:proofErr w:type="spellEnd"/>
+      <w:r>
+        <w:rPr>
+          <w:rFonts w:ascii="Cascadia Mono" w:hAnsi="Cascadia Mono" w:cs="Cascadia Mono"/>
+          <w:color w:val="000000"/>
+          <w:sz w:val="24"/>
+          <w:szCs w:val="24"/>
+          <w:highlight w:val="white"/>
+          <w:lang w:val="en-US"/>
+        </w:rPr>
+        <w:t>) {</w:t>
       </w:r>
     </w:p>
     <w:p>
@@ -2752,6 +2953,7 @@
         </w:rPr>
         <w:t xml:space="preserve">            </w:t>
       </w:r>
+      <w:proofErr w:type="spellStart"/>
       <w:r>
         <w:rPr>
           <w:rFonts w:ascii="Cascadia Mono" w:hAnsi="Cascadia Mono" w:cs="Cascadia Mono"/>
@@ -2763,6 +2965,7 @@
         </w:rPr>
         <w:t>fout</w:t>
       </w:r>
+      <w:proofErr w:type="spellEnd"/>
       <w:r>
         <w:rPr>
           <w:rFonts w:ascii="Cascadia Mono" w:hAnsi="Cascadia Mono" w:cs="Cascadia Mono"/>
@@ -2916,6 +3119,7 @@
         </w:rPr>
         <w:t xml:space="preserve">        </w:t>
       </w:r>
+      <w:proofErr w:type="spellStart"/>
       <w:r>
         <w:rPr>
           <w:rFonts w:ascii="Cascadia Mono" w:hAnsi="Cascadia Mono" w:cs="Cascadia Mono"/>
@@ -2927,6 +3131,7 @@
         </w:rPr>
         <w:t>fout</w:t>
       </w:r>
+      <w:proofErr w:type="spellEnd"/>
       <w:r>
         <w:rPr>
           <w:rFonts w:ascii="Cascadia Mono" w:hAnsi="Cascadia Mono" w:cs="Cascadia Mono"/>
@@ -2958,7 +3163,31 @@
           <w:highlight w:val="white"/>
           <w:lang w:val="en-US"/>
         </w:rPr>
-        <w:t xml:space="preserve"> endl;</w:t>
+        <w:t xml:space="preserve"> </w:t>
+      </w:r>
+      <w:proofErr w:type="spellStart"/>
+      <w:r>
+        <w:rPr>
+          <w:rFonts w:ascii="Cascadia Mono" w:hAnsi="Cascadia Mono" w:cs="Cascadia Mono"/>
+          <w:color w:val="000000"/>
+          <w:sz w:val="24"/>
+          <w:szCs w:val="24"/>
+          <w:highlight w:val="white"/>
+          <w:lang w:val="en-US"/>
+        </w:rPr>
+        <w:t>endl</w:t>
+      </w:r>
+      <w:proofErr w:type="spellEnd"/>
+      <w:r>
+        <w:rPr>
+          <w:rFonts w:ascii="Cascadia Mono" w:hAnsi="Cascadia Mono" w:cs="Cascadia Mono"/>
+          <w:color w:val="000000"/>
+          <w:sz w:val="24"/>
+          <w:szCs w:val="24"/>
+          <w:highlight w:val="white"/>
+          <w:lang w:val="en-US"/>
+        </w:rPr>
+        <w:t>;</w:t>
       </w:r>
     </w:p>
     <w:p>
@@ -3014,6 +3243,7 @@
         </w:rPr>
         <w:t xml:space="preserve">    </w:t>
       </w:r>
+      <w:proofErr w:type="spellStart"/>
       <w:r>
         <w:rPr>
           <w:rFonts w:ascii="Cascadia Mono" w:hAnsi="Cascadia Mono" w:cs="Cascadia Mono"/>
@@ -3025,6 +3255,7 @@
         </w:rPr>
         <w:t>fout</w:t>
       </w:r>
+      <w:proofErr w:type="spellEnd"/>
       <w:r>
         <w:rPr>
           <w:rFonts w:ascii="Cascadia Mono" w:hAnsi="Cascadia Mono" w:cs="Cascadia Mono"/>
@@ -3056,7 +3287,31 @@
           <w:highlight w:val="white"/>
           <w:lang w:val="en-US"/>
         </w:rPr>
-        <w:t xml:space="preserve"> endl;</w:t>
+        <w:t xml:space="preserve"> </w:t>
+      </w:r>
+      <w:proofErr w:type="spellStart"/>
+      <w:r>
+        <w:rPr>
+          <w:rFonts w:ascii="Cascadia Mono" w:hAnsi="Cascadia Mono" w:cs="Cascadia Mono"/>
+          <w:color w:val="000000"/>
+          <w:sz w:val="24"/>
+          <w:szCs w:val="24"/>
+          <w:highlight w:val="white"/>
+          <w:lang w:val="en-US"/>
+        </w:rPr>
+        <w:t>endl</w:t>
+      </w:r>
+      <w:proofErr w:type="spellEnd"/>
+      <w:r>
+        <w:rPr>
+          <w:rFonts w:ascii="Cascadia Mono" w:hAnsi="Cascadia Mono" w:cs="Cascadia Mono"/>
+          <w:color w:val="000000"/>
+          <w:sz w:val="24"/>
+          <w:szCs w:val="24"/>
+          <w:highlight w:val="white"/>
+          <w:lang w:val="en-US"/>
+        </w:rPr>
+        <w:t>;</w:t>
       </w:r>
     </w:p>
     <w:p>
@@ -3137,8 +3392,33 @@
           <w:highlight w:val="white"/>
           <w:lang w:val="en-US"/>
         </w:rPr>
-        <w:t xml:space="preserve"> inputMatrix(</w:t>
-      </w:r>
+        <w:t xml:space="preserve"> </w:t>
+      </w:r>
+      <w:proofErr w:type="spellStart"/>
+      <w:r>
+        <w:rPr>
+          <w:rFonts w:ascii="Cascadia Mono" w:hAnsi="Cascadia Mono" w:cs="Cascadia Mono"/>
+          <w:color w:val="000000"/>
+          <w:sz w:val="24"/>
+          <w:szCs w:val="24"/>
+          <w:highlight w:val="white"/>
+          <w:lang w:val="en-US"/>
+        </w:rPr>
+        <w:t>inputMatrix</w:t>
+      </w:r>
+      <w:proofErr w:type="spellEnd"/>
+      <w:r>
+        <w:rPr>
+          <w:rFonts w:ascii="Cascadia Mono" w:hAnsi="Cascadia Mono" w:cs="Cascadia Mono"/>
+          <w:color w:val="000000"/>
+          <w:sz w:val="24"/>
+          <w:szCs w:val="24"/>
+          <w:highlight w:val="white"/>
+          <w:lang w:val="en-US"/>
+        </w:rPr>
+        <w:t>(</w:t>
+      </w:r>
+      <w:proofErr w:type="spellStart"/>
       <w:r>
         <w:rPr>
           <w:rFonts w:ascii="Cascadia Mono" w:hAnsi="Cascadia Mono" w:cs="Cascadia Mono"/>
@@ -3150,6 +3430,7 @@
         </w:rPr>
         <w:t>ifstream</w:t>
       </w:r>
+      <w:proofErr w:type="spellEnd"/>
       <w:r>
         <w:rPr>
           <w:rFonts w:ascii="Cascadia Mono" w:hAnsi="Cascadia Mono" w:cs="Cascadia Mono"/>
@@ -3367,7 +3648,31 @@
           <w:highlight w:val="white"/>
           <w:lang w:val="en-US"/>
         </w:rPr>
-        <w:t xml:space="preserve"> j = 0; j &lt; SIZE; j++) {</w:t>
+        <w:t xml:space="preserve"> j = 0; j &lt; SIZE; </w:t>
+      </w:r>
+      <w:proofErr w:type="spellStart"/>
+      <w:r>
+        <w:rPr>
+          <w:rFonts w:ascii="Cascadia Mono" w:hAnsi="Cascadia Mono" w:cs="Cascadia Mono"/>
+          <w:color w:val="000000"/>
+          <w:sz w:val="24"/>
+          <w:szCs w:val="24"/>
+          <w:highlight w:val="white"/>
+          <w:lang w:val="en-US"/>
+        </w:rPr>
+        <w:t>j++</w:t>
+      </w:r>
+      <w:proofErr w:type="spellEnd"/>
+      <w:r>
+        <w:rPr>
+          <w:rFonts w:ascii="Cascadia Mono" w:hAnsi="Cascadia Mono" w:cs="Cascadia Mono"/>
+          <w:color w:val="000000"/>
+          <w:sz w:val="24"/>
+          <w:szCs w:val="24"/>
+          <w:highlight w:val="white"/>
+          <w:lang w:val="en-US"/>
+        </w:rPr>
+        <w:t>) {</w:t>
       </w:r>
     </w:p>
     <w:p>
@@ -3622,7 +3927,31 @@
           <w:highlight w:val="white"/>
           <w:lang w:val="en-US"/>
         </w:rPr>
-        <w:t xml:space="preserve">    setlocale(</w:t>
+        <w:t xml:space="preserve">    </w:t>
+      </w:r>
+      <w:proofErr w:type="spellStart"/>
+      <w:r>
+        <w:rPr>
+          <w:rFonts w:ascii="Cascadia Mono" w:hAnsi="Cascadia Mono" w:cs="Cascadia Mono"/>
+          <w:color w:val="000000"/>
+          <w:sz w:val="24"/>
+          <w:szCs w:val="24"/>
+          <w:highlight w:val="white"/>
+          <w:lang w:val="en-US"/>
+        </w:rPr>
+        <w:t>setlocale</w:t>
+      </w:r>
+      <w:proofErr w:type="spellEnd"/>
+      <w:r>
+        <w:rPr>
+          <w:rFonts w:ascii="Cascadia Mono" w:hAnsi="Cascadia Mono" w:cs="Cascadia Mono"/>
+          <w:color w:val="000000"/>
+          <w:sz w:val="24"/>
+          <w:szCs w:val="24"/>
+          <w:highlight w:val="white"/>
+          <w:lang w:val="en-US"/>
+        </w:rPr>
+        <w:t>(</w:t>
       </w:r>
       <w:r>
         <w:rPr>
@@ -3655,7 +3984,31 @@
           <w:highlight w:val="white"/>
           <w:lang w:val="en-US"/>
         </w:rPr>
-        <w:t>"ru_RU"</w:t>
+        <w:t>"</w:t>
+      </w:r>
+      <w:proofErr w:type="spellStart"/>
+      <w:r>
+        <w:rPr>
+          <w:rFonts w:ascii="Cascadia Mono" w:hAnsi="Cascadia Mono" w:cs="Cascadia Mono"/>
+          <w:color w:val="A31515"/>
+          <w:sz w:val="24"/>
+          <w:szCs w:val="24"/>
+          <w:highlight w:val="white"/>
+          <w:lang w:val="en-US"/>
+        </w:rPr>
+        <w:t>ru_RU</w:t>
+      </w:r>
+      <w:proofErr w:type="spellEnd"/>
+      <w:r>
+        <w:rPr>
+          <w:rFonts w:ascii="Cascadia Mono" w:hAnsi="Cascadia Mono" w:cs="Cascadia Mono"/>
+          <w:color w:val="A31515"/>
+          <w:sz w:val="24"/>
+          <w:szCs w:val="24"/>
+          <w:highlight w:val="white"/>
+          <w:lang w:val="en-US"/>
+        </w:rPr>
+        <w:t>"</w:t>
       </w:r>
       <w:r>
         <w:rPr>
@@ -3711,6 +4064,7 @@
         </w:rPr>
         <w:t xml:space="preserve">    </w:t>
       </w:r>
+      <w:proofErr w:type="spellStart"/>
       <w:r>
         <w:rPr>
           <w:rFonts w:ascii="Cascadia Mono" w:hAnsi="Cascadia Mono" w:cs="Cascadia Mono"/>
@@ -3722,6 +4076,7 @@
         </w:rPr>
         <w:t>ifstream</w:t>
       </w:r>
+      <w:proofErr w:type="spellEnd"/>
       <w:r>
         <w:rPr>
           <w:rFonts w:ascii="Cascadia Mono" w:hAnsi="Cascadia Mono" w:cs="Cascadia Mono"/>
@@ -3782,6 +4137,7 @@
         </w:rPr>
         <w:t xml:space="preserve">    </w:t>
       </w:r>
+      <w:proofErr w:type="spellStart"/>
       <w:r>
         <w:rPr>
           <w:rFonts w:ascii="Cascadia Mono" w:hAnsi="Cascadia Mono" w:cs="Cascadia Mono"/>
@@ -3793,16 +4149,41 @@
         </w:rPr>
         <w:t>ofstream</w:t>
       </w:r>
-      <w:r>
-        <w:rPr>
-          <w:rFonts w:ascii="Cascadia Mono" w:hAnsi="Cascadia Mono" w:cs="Cascadia Mono"/>
-          <w:color w:val="000000"/>
-          <w:sz w:val="24"/>
-          <w:szCs w:val="24"/>
-          <w:highlight w:val="white"/>
-          <w:lang w:val="en-US"/>
-        </w:rPr>
-        <w:t xml:space="preserve"> fout(</w:t>
+      <w:proofErr w:type="spellEnd"/>
+      <w:r>
+        <w:rPr>
+          <w:rFonts w:ascii="Cascadia Mono" w:hAnsi="Cascadia Mono" w:cs="Cascadia Mono"/>
+          <w:color w:val="000000"/>
+          <w:sz w:val="24"/>
+          <w:szCs w:val="24"/>
+          <w:highlight w:val="white"/>
+          <w:lang w:val="en-US"/>
+        </w:rPr>
+        <w:t xml:space="preserve"> </w:t>
+      </w:r>
+      <w:proofErr w:type="spellStart"/>
+      <w:r>
+        <w:rPr>
+          <w:rFonts w:ascii="Cascadia Mono" w:hAnsi="Cascadia Mono" w:cs="Cascadia Mono"/>
+          <w:color w:val="000000"/>
+          <w:sz w:val="24"/>
+          <w:szCs w:val="24"/>
+          <w:highlight w:val="white"/>
+          <w:lang w:val="en-US"/>
+        </w:rPr>
+        <w:t>fout</w:t>
+      </w:r>
+      <w:proofErr w:type="spellEnd"/>
+      <w:r>
+        <w:rPr>
+          <w:rFonts w:ascii="Cascadia Mono" w:hAnsi="Cascadia Mono" w:cs="Cascadia Mono"/>
+          <w:color w:val="000000"/>
+          <w:sz w:val="24"/>
+          <w:szCs w:val="24"/>
+          <w:highlight w:val="white"/>
+          <w:lang w:val="en-US"/>
+        </w:rPr>
+        <w:t>(</w:t>
       </w:r>
       <w:r>
         <w:rPr>
@@ -3932,77 +4313,173 @@
           <w:highlight w:val="white"/>
           <w:lang w:val="en-US"/>
         </w:rPr>
-        <w:t xml:space="preserve">    inputMatrix(fin, A);</w:t>
-      </w:r>
-    </w:p>
-    <w:p>
-      <w:pPr>
-        <w:autoSpaceDE w:val="0"/>
-        <w:autoSpaceDN w:val="0"/>
-        <w:adjustRightInd w:val="0"/>
-        <w:spacing w:after="0" w:line="240" w:lineRule="auto"/>
-        <w:rPr>
-          <w:rFonts w:ascii="Cascadia Mono" w:hAnsi="Cascadia Mono" w:cs="Cascadia Mono"/>
-          <w:color w:val="000000"/>
-          <w:sz w:val="24"/>
-          <w:szCs w:val="24"/>
-          <w:highlight w:val="white"/>
-          <w:lang w:val="en-US"/>
-        </w:rPr>
-      </w:pPr>
-      <w:r>
-        <w:rPr>
-          <w:rFonts w:ascii="Cascadia Mono" w:hAnsi="Cascadia Mono" w:cs="Cascadia Mono"/>
-          <w:color w:val="000000"/>
-          <w:sz w:val="24"/>
-          <w:szCs w:val="24"/>
-          <w:highlight w:val="white"/>
-          <w:lang w:val="en-US"/>
-        </w:rPr>
-        <w:t xml:space="preserve">    inputMatrix(fin, B);</w:t>
-      </w:r>
-    </w:p>
-    <w:p>
-      <w:pPr>
-        <w:autoSpaceDE w:val="0"/>
-        <w:autoSpaceDN w:val="0"/>
-        <w:adjustRightInd w:val="0"/>
-        <w:spacing w:after="0" w:line="240" w:lineRule="auto"/>
-        <w:rPr>
-          <w:rFonts w:ascii="Cascadia Mono" w:hAnsi="Cascadia Mono" w:cs="Cascadia Mono"/>
-          <w:color w:val="000000"/>
-          <w:sz w:val="24"/>
-          <w:szCs w:val="24"/>
-          <w:highlight w:val="white"/>
-          <w:lang w:val="en-US"/>
-        </w:rPr>
-      </w:pPr>
-    </w:p>
-    <w:p>
-      <w:pPr>
-        <w:autoSpaceDE w:val="0"/>
-        <w:autoSpaceDN w:val="0"/>
-        <w:adjustRightInd w:val="0"/>
-        <w:spacing w:after="0" w:line="240" w:lineRule="auto"/>
-        <w:rPr>
-          <w:rFonts w:ascii="Cascadia Mono" w:hAnsi="Cascadia Mono" w:cs="Cascadia Mono"/>
-          <w:color w:val="000000"/>
-          <w:sz w:val="24"/>
-          <w:szCs w:val="24"/>
-          <w:highlight w:val="white"/>
-          <w:lang w:val="en-US"/>
-        </w:rPr>
-      </w:pPr>
-      <w:r>
-        <w:rPr>
-          <w:rFonts w:ascii="Cascadia Mono" w:hAnsi="Cascadia Mono" w:cs="Cascadia Mono"/>
-          <w:color w:val="000000"/>
-          <w:sz w:val="24"/>
-          <w:szCs w:val="24"/>
-          <w:highlight w:val="white"/>
-          <w:lang w:val="en-US"/>
-        </w:rPr>
-        <w:t xml:space="preserve">    printMatrix(fout, </w:t>
+        <w:t xml:space="preserve">    </w:t>
+      </w:r>
+      <w:proofErr w:type="spellStart"/>
+      <w:r>
+        <w:rPr>
+          <w:rFonts w:ascii="Cascadia Mono" w:hAnsi="Cascadia Mono" w:cs="Cascadia Mono"/>
+          <w:color w:val="000000"/>
+          <w:sz w:val="24"/>
+          <w:szCs w:val="24"/>
+          <w:highlight w:val="white"/>
+          <w:lang w:val="en-US"/>
+        </w:rPr>
+        <w:t>inputMatrix</w:t>
+      </w:r>
+      <w:proofErr w:type="spellEnd"/>
+      <w:r>
+        <w:rPr>
+          <w:rFonts w:ascii="Cascadia Mono" w:hAnsi="Cascadia Mono" w:cs="Cascadia Mono"/>
+          <w:color w:val="000000"/>
+          <w:sz w:val="24"/>
+          <w:szCs w:val="24"/>
+          <w:highlight w:val="white"/>
+          <w:lang w:val="en-US"/>
+        </w:rPr>
+        <w:t>(fin, A);</w:t>
+      </w:r>
+    </w:p>
+    <w:p>
+      <w:pPr>
+        <w:autoSpaceDE w:val="0"/>
+        <w:autoSpaceDN w:val="0"/>
+        <w:adjustRightInd w:val="0"/>
+        <w:spacing w:after="0" w:line="240" w:lineRule="auto"/>
+        <w:rPr>
+          <w:rFonts w:ascii="Cascadia Mono" w:hAnsi="Cascadia Mono" w:cs="Cascadia Mono"/>
+          <w:color w:val="000000"/>
+          <w:sz w:val="24"/>
+          <w:szCs w:val="24"/>
+          <w:highlight w:val="white"/>
+          <w:lang w:val="en-US"/>
+        </w:rPr>
+      </w:pPr>
+      <w:r>
+        <w:rPr>
+          <w:rFonts w:ascii="Cascadia Mono" w:hAnsi="Cascadia Mono" w:cs="Cascadia Mono"/>
+          <w:color w:val="000000"/>
+          <w:sz w:val="24"/>
+          <w:szCs w:val="24"/>
+          <w:highlight w:val="white"/>
+          <w:lang w:val="en-US"/>
+        </w:rPr>
+        <w:t xml:space="preserve">    </w:t>
+      </w:r>
+      <w:proofErr w:type="spellStart"/>
+      <w:r>
+        <w:rPr>
+          <w:rFonts w:ascii="Cascadia Mono" w:hAnsi="Cascadia Mono" w:cs="Cascadia Mono"/>
+          <w:color w:val="000000"/>
+          <w:sz w:val="24"/>
+          <w:szCs w:val="24"/>
+          <w:highlight w:val="white"/>
+          <w:lang w:val="en-US"/>
+        </w:rPr>
+        <w:t>inputMatrix</w:t>
+      </w:r>
+      <w:proofErr w:type="spellEnd"/>
+      <w:r>
+        <w:rPr>
+          <w:rFonts w:ascii="Cascadia Mono" w:hAnsi="Cascadia Mono" w:cs="Cascadia Mono"/>
+          <w:color w:val="000000"/>
+          <w:sz w:val="24"/>
+          <w:szCs w:val="24"/>
+          <w:highlight w:val="white"/>
+          <w:lang w:val="en-US"/>
+        </w:rPr>
+        <w:t>(fin, B);</w:t>
+      </w:r>
+    </w:p>
+    <w:p>
+      <w:pPr>
+        <w:autoSpaceDE w:val="0"/>
+        <w:autoSpaceDN w:val="0"/>
+        <w:adjustRightInd w:val="0"/>
+        <w:spacing w:after="0" w:line="240" w:lineRule="auto"/>
+        <w:rPr>
+          <w:rFonts w:ascii="Cascadia Mono" w:hAnsi="Cascadia Mono" w:cs="Cascadia Mono"/>
+          <w:color w:val="000000"/>
+          <w:sz w:val="24"/>
+          <w:szCs w:val="24"/>
+          <w:highlight w:val="white"/>
+          <w:lang w:val="en-US"/>
+        </w:rPr>
+      </w:pPr>
+    </w:p>
+    <w:p>
+      <w:pPr>
+        <w:autoSpaceDE w:val="0"/>
+        <w:autoSpaceDN w:val="0"/>
+        <w:adjustRightInd w:val="0"/>
+        <w:spacing w:after="0" w:line="240" w:lineRule="auto"/>
+        <w:rPr>
+          <w:rFonts w:ascii="Cascadia Mono" w:hAnsi="Cascadia Mono" w:cs="Cascadia Mono"/>
+          <w:color w:val="000000"/>
+          <w:sz w:val="24"/>
+          <w:szCs w:val="24"/>
+          <w:highlight w:val="white"/>
+          <w:lang w:val="en-US"/>
+        </w:rPr>
+      </w:pPr>
+      <w:r>
+        <w:rPr>
+          <w:rFonts w:ascii="Cascadia Mono" w:hAnsi="Cascadia Mono" w:cs="Cascadia Mono"/>
+          <w:color w:val="000000"/>
+          <w:sz w:val="24"/>
+          <w:szCs w:val="24"/>
+          <w:highlight w:val="white"/>
+          <w:lang w:val="en-US"/>
+        </w:rPr>
+        <w:t xml:space="preserve">    </w:t>
+      </w:r>
+      <w:proofErr w:type="spellStart"/>
+      <w:r>
+        <w:rPr>
+          <w:rFonts w:ascii="Cascadia Mono" w:hAnsi="Cascadia Mono" w:cs="Cascadia Mono"/>
+          <w:color w:val="000000"/>
+          <w:sz w:val="24"/>
+          <w:szCs w:val="24"/>
+          <w:highlight w:val="white"/>
+          <w:lang w:val="en-US"/>
+        </w:rPr>
+        <w:t>printMatrix</w:t>
+      </w:r>
+      <w:proofErr w:type="spellEnd"/>
+      <w:r>
+        <w:rPr>
+          <w:rFonts w:ascii="Cascadia Mono" w:hAnsi="Cascadia Mono" w:cs="Cascadia Mono"/>
+          <w:color w:val="000000"/>
+          <w:sz w:val="24"/>
+          <w:szCs w:val="24"/>
+          <w:highlight w:val="white"/>
+          <w:lang w:val="en-US"/>
+        </w:rPr>
+        <w:t>(</w:t>
+      </w:r>
+      <w:proofErr w:type="spellStart"/>
+      <w:r>
+        <w:rPr>
+          <w:rFonts w:ascii="Cascadia Mono" w:hAnsi="Cascadia Mono" w:cs="Cascadia Mono"/>
+          <w:color w:val="000000"/>
+          <w:sz w:val="24"/>
+          <w:szCs w:val="24"/>
+          <w:highlight w:val="white"/>
+          <w:lang w:val="en-US"/>
+        </w:rPr>
+        <w:t>fout</w:t>
+      </w:r>
+      <w:proofErr w:type="spellEnd"/>
+      <w:r>
+        <w:rPr>
+          <w:rFonts w:ascii="Cascadia Mono" w:hAnsi="Cascadia Mono" w:cs="Cascadia Mono"/>
+          <w:color w:val="000000"/>
+          <w:sz w:val="24"/>
+          <w:szCs w:val="24"/>
+          <w:highlight w:val="white"/>
+          <w:lang w:val="en-US"/>
+        </w:rPr>
+        <w:t xml:space="preserve">, </w:t>
       </w:r>
       <w:r>
         <w:rPr>
@@ -4094,15 +4571,49 @@
         </w:rPr>
         <w:t xml:space="preserve">    </w:t>
       </w:r>
-      <w:r>
-        <w:rPr>
-          <w:rFonts w:ascii="Cascadia Mono" w:hAnsi="Cascadia Mono" w:cs="Cascadia Mono"/>
-          <w:color w:val="000000"/>
-          <w:sz w:val="24"/>
-          <w:szCs w:val="24"/>
-          <w:highlight w:val="white"/>
-        </w:rPr>
-        <w:t xml:space="preserve">printMatrix(fout, </w:t>
+      <w:proofErr w:type="spellStart"/>
+      <w:r>
+        <w:rPr>
+          <w:rFonts w:ascii="Cascadia Mono" w:hAnsi="Cascadia Mono" w:cs="Cascadia Mono"/>
+          <w:color w:val="000000"/>
+          <w:sz w:val="24"/>
+          <w:szCs w:val="24"/>
+          <w:highlight w:val="white"/>
+        </w:rPr>
+        <w:t>printMatrix</w:t>
+      </w:r>
+      <w:proofErr w:type="spellEnd"/>
+      <w:r>
+        <w:rPr>
+          <w:rFonts w:ascii="Cascadia Mono" w:hAnsi="Cascadia Mono" w:cs="Cascadia Mono"/>
+          <w:color w:val="000000"/>
+          <w:sz w:val="24"/>
+          <w:szCs w:val="24"/>
+          <w:highlight w:val="white"/>
+        </w:rPr>
+        <w:t>(</w:t>
+      </w:r>
+      <w:proofErr w:type="spellStart"/>
+      <w:r>
+        <w:rPr>
+          <w:rFonts w:ascii="Cascadia Mono" w:hAnsi="Cascadia Mono" w:cs="Cascadia Mono"/>
+          <w:color w:val="000000"/>
+          <w:sz w:val="24"/>
+          <w:szCs w:val="24"/>
+          <w:highlight w:val="white"/>
+        </w:rPr>
+        <w:t>fout</w:t>
+      </w:r>
+      <w:proofErr w:type="spellEnd"/>
+      <w:r>
+        <w:rPr>
+          <w:rFonts w:ascii="Cascadia Mono" w:hAnsi="Cascadia Mono" w:cs="Cascadia Mono"/>
+          <w:color w:val="000000"/>
+          <w:sz w:val="24"/>
+          <w:szCs w:val="24"/>
+          <w:highlight w:val="white"/>
+        </w:rPr>
+        <w:t xml:space="preserve">, </w:t>
       </w:r>
       <w:r>
         <w:rPr>
@@ -4185,7 +4696,103 @@
           <w:highlight w:val="white"/>
           <w:lang w:val="en-US"/>
         </w:rPr>
-        <w:t xml:space="preserve"> even_A, odd_A, even_A_after, odd_A_after;</w:t>
+        <w:t xml:space="preserve"> </w:t>
+      </w:r>
+      <w:proofErr w:type="spellStart"/>
+      <w:r>
+        <w:rPr>
+          <w:rFonts w:ascii="Cascadia Mono" w:hAnsi="Cascadia Mono" w:cs="Cascadia Mono"/>
+          <w:color w:val="000000"/>
+          <w:sz w:val="24"/>
+          <w:szCs w:val="24"/>
+          <w:highlight w:val="white"/>
+          <w:lang w:val="en-US"/>
+        </w:rPr>
+        <w:t>even_A</w:t>
+      </w:r>
+      <w:proofErr w:type="spellEnd"/>
+      <w:r>
+        <w:rPr>
+          <w:rFonts w:ascii="Cascadia Mono" w:hAnsi="Cascadia Mono" w:cs="Cascadia Mono"/>
+          <w:color w:val="000000"/>
+          <w:sz w:val="24"/>
+          <w:szCs w:val="24"/>
+          <w:highlight w:val="white"/>
+          <w:lang w:val="en-US"/>
+        </w:rPr>
+        <w:t xml:space="preserve">, </w:t>
+      </w:r>
+      <w:proofErr w:type="spellStart"/>
+      <w:r>
+        <w:rPr>
+          <w:rFonts w:ascii="Cascadia Mono" w:hAnsi="Cascadia Mono" w:cs="Cascadia Mono"/>
+          <w:color w:val="000000"/>
+          <w:sz w:val="24"/>
+          <w:szCs w:val="24"/>
+          <w:highlight w:val="white"/>
+          <w:lang w:val="en-US"/>
+        </w:rPr>
+        <w:t>odd_A</w:t>
+      </w:r>
+      <w:proofErr w:type="spellEnd"/>
+      <w:r>
+        <w:rPr>
+          <w:rFonts w:ascii="Cascadia Mono" w:hAnsi="Cascadia Mono" w:cs="Cascadia Mono"/>
+          <w:color w:val="000000"/>
+          <w:sz w:val="24"/>
+          <w:szCs w:val="24"/>
+          <w:highlight w:val="white"/>
+          <w:lang w:val="en-US"/>
+        </w:rPr>
+        <w:t xml:space="preserve">, </w:t>
+      </w:r>
+      <w:proofErr w:type="spellStart"/>
+      <w:r>
+        <w:rPr>
+          <w:rFonts w:ascii="Cascadia Mono" w:hAnsi="Cascadia Mono" w:cs="Cascadia Mono"/>
+          <w:color w:val="000000"/>
+          <w:sz w:val="24"/>
+          <w:szCs w:val="24"/>
+          <w:highlight w:val="white"/>
+          <w:lang w:val="en-US"/>
+        </w:rPr>
+        <w:t>even_A_after</w:t>
+      </w:r>
+      <w:proofErr w:type="spellEnd"/>
+      <w:r>
+        <w:rPr>
+          <w:rFonts w:ascii="Cascadia Mono" w:hAnsi="Cascadia Mono" w:cs="Cascadia Mono"/>
+          <w:color w:val="000000"/>
+          <w:sz w:val="24"/>
+          <w:szCs w:val="24"/>
+          <w:highlight w:val="white"/>
+          <w:lang w:val="en-US"/>
+        </w:rPr>
+        <w:t xml:space="preserve">, </w:t>
+      </w:r>
+      <w:proofErr w:type="spellStart"/>
+      <w:r>
+        <w:rPr>
+          <w:rFonts w:ascii="Cascadia Mono" w:hAnsi="Cascadia Mono" w:cs="Cascadia Mono"/>
+          <w:color w:val="000000"/>
+          <w:sz w:val="24"/>
+          <w:szCs w:val="24"/>
+          <w:highlight w:val="white"/>
+          <w:lang w:val="en-US"/>
+        </w:rPr>
+        <w:t>odd_A_after</w:t>
+      </w:r>
+      <w:proofErr w:type="spellEnd"/>
+      <w:r>
+        <w:rPr>
+          <w:rFonts w:ascii="Cascadia Mono" w:hAnsi="Cascadia Mono" w:cs="Cascadia Mono"/>
+          <w:color w:val="000000"/>
+          <w:sz w:val="24"/>
+          <w:szCs w:val="24"/>
+          <w:highlight w:val="white"/>
+          <w:lang w:val="en-US"/>
+        </w:rPr>
+        <w:t>;</w:t>
       </w:r>
     </w:p>
     <w:p>
@@ -4234,107 +4841,134 @@
           <w:highlight w:val="white"/>
           <w:lang w:val="en-US"/>
         </w:rPr>
-        <w:t xml:space="preserve"> even_B, odd_B, even_B_after, odd_B_after;</w:t>
-      </w:r>
-    </w:p>
-    <w:p>
-      <w:pPr>
-        <w:autoSpaceDE w:val="0"/>
-        <w:autoSpaceDN w:val="0"/>
-        <w:adjustRightInd w:val="0"/>
-        <w:spacing w:after="0" w:line="240" w:lineRule="auto"/>
-        <w:rPr>
-          <w:rFonts w:ascii="Cascadia Mono" w:hAnsi="Cascadia Mono" w:cs="Cascadia Mono"/>
-          <w:color w:val="000000"/>
-          <w:sz w:val="24"/>
-          <w:szCs w:val="24"/>
-          <w:highlight w:val="white"/>
-          <w:lang w:val="en-US"/>
-        </w:rPr>
-      </w:pPr>
-    </w:p>
-    <w:p>
-      <w:pPr>
-        <w:autoSpaceDE w:val="0"/>
-        <w:autoSpaceDN w:val="0"/>
-        <w:adjustRightInd w:val="0"/>
-        <w:spacing w:after="0" w:line="240" w:lineRule="auto"/>
-        <w:rPr>
-          <w:rFonts w:ascii="Cascadia Mono" w:hAnsi="Cascadia Mono" w:cs="Cascadia Mono"/>
-          <w:color w:val="000000"/>
-          <w:sz w:val="24"/>
-          <w:szCs w:val="24"/>
-          <w:highlight w:val="white"/>
-          <w:lang w:val="en-US"/>
-        </w:rPr>
-      </w:pPr>
-      <w:r>
-        <w:rPr>
-          <w:rFonts w:ascii="Cascadia Mono" w:hAnsi="Cascadia Mono" w:cs="Cascadia Mono"/>
-          <w:color w:val="000000"/>
-          <w:sz w:val="24"/>
-          <w:szCs w:val="24"/>
-          <w:highlight w:val="white"/>
-          <w:lang w:val="en-US"/>
-        </w:rPr>
-        <w:t xml:space="preserve">    processMatrix(A, even_A, odd_A, even_A_after, odd_A_after);</w:t>
-      </w:r>
-    </w:p>
-    <w:p>
-      <w:pPr>
-        <w:autoSpaceDE w:val="0"/>
-        <w:autoSpaceDN w:val="0"/>
-        <w:adjustRightInd w:val="0"/>
-        <w:spacing w:after="0" w:line="240" w:lineRule="auto"/>
-        <w:rPr>
-          <w:rFonts w:ascii="Cascadia Mono" w:hAnsi="Cascadia Mono" w:cs="Cascadia Mono"/>
-          <w:color w:val="000000"/>
-          <w:sz w:val="24"/>
-          <w:szCs w:val="24"/>
-          <w:highlight w:val="white"/>
-          <w:lang w:val="en-US"/>
-        </w:rPr>
-      </w:pPr>
-      <w:r>
-        <w:rPr>
-          <w:rFonts w:ascii="Cascadia Mono" w:hAnsi="Cascadia Mono" w:cs="Cascadia Mono"/>
-          <w:color w:val="000000"/>
-          <w:sz w:val="24"/>
-          <w:szCs w:val="24"/>
-          <w:highlight w:val="white"/>
-          <w:lang w:val="en-US"/>
-        </w:rPr>
-        <w:t xml:space="preserve">    processMatrix(B, even_B, odd_B, even_B_after, odd_B_after);</w:t>
-      </w:r>
-    </w:p>
-    <w:p>
-      <w:pPr>
-        <w:autoSpaceDE w:val="0"/>
-        <w:autoSpaceDN w:val="0"/>
-        <w:adjustRightInd w:val="0"/>
-        <w:spacing w:after="0" w:line="240" w:lineRule="auto"/>
-        <w:rPr>
-          <w:rFonts w:ascii="Cascadia Mono" w:hAnsi="Cascadia Mono" w:cs="Cascadia Mono"/>
-          <w:color w:val="000000"/>
-          <w:sz w:val="24"/>
-          <w:szCs w:val="24"/>
-          <w:highlight w:val="white"/>
-          <w:lang w:val="en-US"/>
-        </w:rPr>
-      </w:pPr>
-    </w:p>
-    <w:p>
-      <w:pPr>
-        <w:autoSpaceDE w:val="0"/>
-        <w:autoSpaceDN w:val="0"/>
-        <w:adjustRightInd w:val="0"/>
-        <w:spacing w:after="0" w:line="240" w:lineRule="auto"/>
-        <w:rPr>
-          <w:rFonts w:ascii="Cascadia Mono" w:hAnsi="Cascadia Mono" w:cs="Cascadia Mono"/>
-          <w:color w:val="000000"/>
-          <w:sz w:val="24"/>
-          <w:szCs w:val="24"/>
-          <w:highlight w:val="white"/>
+        <w:t xml:space="preserve"> </w:t>
+      </w:r>
+      <w:proofErr w:type="spellStart"/>
+      <w:r>
+        <w:rPr>
+          <w:rFonts w:ascii="Cascadia Mono" w:hAnsi="Cascadia Mono" w:cs="Cascadia Mono"/>
+          <w:color w:val="000000"/>
+          <w:sz w:val="24"/>
+          <w:szCs w:val="24"/>
+          <w:highlight w:val="white"/>
+          <w:lang w:val="en-US"/>
+        </w:rPr>
+        <w:t>even_B</w:t>
+      </w:r>
+      <w:proofErr w:type="spellEnd"/>
+      <w:r>
+        <w:rPr>
+          <w:rFonts w:ascii="Cascadia Mono" w:hAnsi="Cascadia Mono" w:cs="Cascadia Mono"/>
+          <w:color w:val="000000"/>
+          <w:sz w:val="24"/>
+          <w:szCs w:val="24"/>
+          <w:highlight w:val="white"/>
+          <w:lang w:val="en-US"/>
+        </w:rPr>
+        <w:t xml:space="preserve">, </w:t>
+      </w:r>
+      <w:proofErr w:type="spellStart"/>
+      <w:r>
+        <w:rPr>
+          <w:rFonts w:ascii="Cascadia Mono" w:hAnsi="Cascadia Mono" w:cs="Cascadia Mono"/>
+          <w:color w:val="000000"/>
+          <w:sz w:val="24"/>
+          <w:szCs w:val="24"/>
+          <w:highlight w:val="white"/>
+          <w:lang w:val="en-US"/>
+        </w:rPr>
+        <w:t>odd_B</w:t>
+      </w:r>
+      <w:proofErr w:type="spellEnd"/>
+      <w:r>
+        <w:rPr>
+          <w:rFonts w:ascii="Cascadia Mono" w:hAnsi="Cascadia Mono" w:cs="Cascadia Mono"/>
+          <w:color w:val="000000"/>
+          <w:sz w:val="24"/>
+          <w:szCs w:val="24"/>
+          <w:highlight w:val="white"/>
+          <w:lang w:val="en-US"/>
+        </w:rPr>
+        <w:t xml:space="preserve">, </w:t>
+      </w:r>
+      <w:proofErr w:type="spellStart"/>
+      <w:r>
+        <w:rPr>
+          <w:rFonts w:ascii="Cascadia Mono" w:hAnsi="Cascadia Mono" w:cs="Cascadia Mono"/>
+          <w:color w:val="000000"/>
+          <w:sz w:val="24"/>
+          <w:szCs w:val="24"/>
+          <w:highlight w:val="white"/>
+          <w:lang w:val="en-US"/>
+        </w:rPr>
+        <w:t>even_B_after</w:t>
+      </w:r>
+      <w:proofErr w:type="spellEnd"/>
+      <w:r>
+        <w:rPr>
+          <w:rFonts w:ascii="Cascadia Mono" w:hAnsi="Cascadia Mono" w:cs="Cascadia Mono"/>
+          <w:color w:val="000000"/>
+          <w:sz w:val="24"/>
+          <w:szCs w:val="24"/>
+          <w:highlight w:val="white"/>
+          <w:lang w:val="en-US"/>
+        </w:rPr>
+        <w:t xml:space="preserve">, </w:t>
+      </w:r>
+      <w:proofErr w:type="spellStart"/>
+      <w:r>
+        <w:rPr>
+          <w:rFonts w:ascii="Cascadia Mono" w:hAnsi="Cascadia Mono" w:cs="Cascadia Mono"/>
+          <w:color w:val="000000"/>
+          <w:sz w:val="24"/>
+          <w:szCs w:val="24"/>
+          <w:highlight w:val="white"/>
+          <w:lang w:val="en-US"/>
+        </w:rPr>
+        <w:t>odd_B_after</w:t>
+      </w:r>
+      <w:proofErr w:type="spellEnd"/>
+      <w:r>
+        <w:rPr>
+          <w:rFonts w:ascii="Cascadia Mono" w:hAnsi="Cascadia Mono" w:cs="Cascadia Mono"/>
+          <w:color w:val="000000"/>
+          <w:sz w:val="24"/>
+          <w:szCs w:val="24"/>
+          <w:highlight w:val="white"/>
+          <w:lang w:val="en-US"/>
+        </w:rPr>
+        <w:t>;</w:t>
+      </w:r>
+    </w:p>
+    <w:p>
+      <w:pPr>
+        <w:autoSpaceDE w:val="0"/>
+        <w:autoSpaceDN w:val="0"/>
+        <w:adjustRightInd w:val="0"/>
+        <w:spacing w:after="0" w:line="240" w:lineRule="auto"/>
+        <w:rPr>
+          <w:rFonts w:ascii="Cascadia Mono" w:hAnsi="Cascadia Mono" w:cs="Cascadia Mono"/>
+          <w:color w:val="000000"/>
+          <w:sz w:val="24"/>
+          <w:szCs w:val="24"/>
+          <w:highlight w:val="white"/>
+          <w:lang w:val="en-US"/>
+        </w:rPr>
+      </w:pPr>
+    </w:p>
+    <w:p>
+      <w:pPr>
+        <w:autoSpaceDE w:val="0"/>
+        <w:autoSpaceDN w:val="0"/>
+        <w:adjustRightInd w:val="0"/>
+        <w:spacing w:after="0" w:line="240" w:lineRule="auto"/>
+        <w:rPr>
+          <w:rFonts w:ascii="Cascadia Mono" w:hAnsi="Cascadia Mono" w:cs="Cascadia Mono"/>
+          <w:color w:val="000000"/>
+          <w:sz w:val="24"/>
+          <w:szCs w:val="24"/>
+          <w:highlight w:val="white"/>
+          <w:lang w:val="en-US"/>
         </w:rPr>
       </w:pPr>
       <w:r>
@@ -4348,15 +4982,358 @@
         </w:rPr>
         <w:t xml:space="preserve">    </w:t>
       </w:r>
-      <w:r>
-        <w:rPr>
-          <w:rFonts w:ascii="Cascadia Mono" w:hAnsi="Cascadia Mono" w:cs="Cascadia Mono"/>
-          <w:color w:val="000000"/>
-          <w:sz w:val="24"/>
-          <w:szCs w:val="24"/>
-          <w:highlight w:val="white"/>
-        </w:rPr>
-        <w:t xml:space="preserve">printMatrix(fout, </w:t>
+      <w:proofErr w:type="spellStart"/>
+      <w:r>
+        <w:rPr>
+          <w:rFonts w:ascii="Cascadia Mono" w:hAnsi="Cascadia Mono" w:cs="Cascadia Mono"/>
+          <w:color w:val="000000"/>
+          <w:sz w:val="24"/>
+          <w:szCs w:val="24"/>
+          <w:highlight w:val="white"/>
+          <w:lang w:val="en-US"/>
+        </w:rPr>
+        <w:t>processMatrix</w:t>
+      </w:r>
+      <w:proofErr w:type="spellEnd"/>
+      <w:r>
+        <w:rPr>
+          <w:rFonts w:ascii="Cascadia Mono" w:hAnsi="Cascadia Mono" w:cs="Cascadia Mono"/>
+          <w:color w:val="000000"/>
+          <w:sz w:val="24"/>
+          <w:szCs w:val="24"/>
+          <w:highlight w:val="white"/>
+          <w:lang w:val="en-US"/>
+        </w:rPr>
+        <w:t xml:space="preserve">(A, </w:t>
+      </w:r>
+      <w:proofErr w:type="spellStart"/>
+      <w:r>
+        <w:rPr>
+          <w:rFonts w:ascii="Cascadia Mono" w:hAnsi="Cascadia Mono" w:cs="Cascadia Mono"/>
+          <w:color w:val="000000"/>
+          <w:sz w:val="24"/>
+          <w:szCs w:val="24"/>
+          <w:highlight w:val="white"/>
+          <w:lang w:val="en-US"/>
+        </w:rPr>
+        <w:t>even_A</w:t>
+      </w:r>
+      <w:proofErr w:type="spellEnd"/>
+      <w:r>
+        <w:rPr>
+          <w:rFonts w:ascii="Cascadia Mono" w:hAnsi="Cascadia Mono" w:cs="Cascadia Mono"/>
+          <w:color w:val="000000"/>
+          <w:sz w:val="24"/>
+          <w:szCs w:val="24"/>
+          <w:highlight w:val="white"/>
+          <w:lang w:val="en-US"/>
+        </w:rPr>
+        <w:t xml:space="preserve">, </w:t>
+      </w:r>
+      <w:proofErr w:type="spellStart"/>
+      <w:r>
+        <w:rPr>
+          <w:rFonts w:ascii="Cascadia Mono" w:hAnsi="Cascadia Mono" w:cs="Cascadia Mono"/>
+          <w:color w:val="000000"/>
+          <w:sz w:val="24"/>
+          <w:szCs w:val="24"/>
+          <w:highlight w:val="white"/>
+          <w:lang w:val="en-US"/>
+        </w:rPr>
+        <w:t>odd_A</w:t>
+      </w:r>
+      <w:proofErr w:type="spellEnd"/>
+      <w:r>
+        <w:rPr>
+          <w:rFonts w:ascii="Cascadia Mono" w:hAnsi="Cascadia Mono" w:cs="Cascadia Mono"/>
+          <w:color w:val="000000"/>
+          <w:sz w:val="24"/>
+          <w:szCs w:val="24"/>
+          <w:highlight w:val="white"/>
+          <w:lang w:val="en-US"/>
+        </w:rPr>
+        <w:t xml:space="preserve">, </w:t>
+      </w:r>
+      <w:proofErr w:type="spellStart"/>
+      <w:r>
+        <w:rPr>
+          <w:rFonts w:ascii="Cascadia Mono" w:hAnsi="Cascadia Mono" w:cs="Cascadia Mono"/>
+          <w:color w:val="000000"/>
+          <w:sz w:val="24"/>
+          <w:szCs w:val="24"/>
+          <w:highlight w:val="white"/>
+          <w:lang w:val="en-US"/>
+        </w:rPr>
+        <w:t>even_A_after</w:t>
+      </w:r>
+      <w:proofErr w:type="spellEnd"/>
+      <w:r>
+        <w:rPr>
+          <w:rFonts w:ascii="Cascadia Mono" w:hAnsi="Cascadia Mono" w:cs="Cascadia Mono"/>
+          <w:color w:val="000000"/>
+          <w:sz w:val="24"/>
+          <w:szCs w:val="24"/>
+          <w:highlight w:val="white"/>
+          <w:lang w:val="en-US"/>
+        </w:rPr>
+        <w:t xml:space="preserve">, </w:t>
+      </w:r>
+      <w:proofErr w:type="spellStart"/>
+      <w:r>
+        <w:rPr>
+          <w:rFonts w:ascii="Cascadia Mono" w:hAnsi="Cascadia Mono" w:cs="Cascadia Mono"/>
+          <w:color w:val="000000"/>
+          <w:sz w:val="24"/>
+          <w:szCs w:val="24"/>
+          <w:highlight w:val="white"/>
+          <w:lang w:val="en-US"/>
+        </w:rPr>
+        <w:t>odd_A_after</w:t>
+      </w:r>
+      <w:proofErr w:type="spellEnd"/>
+      <w:r>
+        <w:rPr>
+          <w:rFonts w:ascii="Cascadia Mono" w:hAnsi="Cascadia Mono" w:cs="Cascadia Mono"/>
+          <w:color w:val="000000"/>
+          <w:sz w:val="24"/>
+          <w:szCs w:val="24"/>
+          <w:highlight w:val="white"/>
+          <w:lang w:val="en-US"/>
+        </w:rPr>
+        <w:t>);</w:t>
+      </w:r>
+    </w:p>
+    <w:p>
+      <w:pPr>
+        <w:autoSpaceDE w:val="0"/>
+        <w:autoSpaceDN w:val="0"/>
+        <w:adjustRightInd w:val="0"/>
+        <w:spacing w:after="0" w:line="240" w:lineRule="auto"/>
+        <w:rPr>
+          <w:rFonts w:ascii="Cascadia Mono" w:hAnsi="Cascadia Mono" w:cs="Cascadia Mono"/>
+          <w:color w:val="000000"/>
+          <w:sz w:val="24"/>
+          <w:szCs w:val="24"/>
+          <w:highlight w:val="white"/>
+          <w:lang w:val="en-US"/>
+        </w:rPr>
+      </w:pPr>
+      <w:r>
+        <w:rPr>
+          <w:rFonts w:ascii="Cascadia Mono" w:hAnsi="Cascadia Mono" w:cs="Cascadia Mono"/>
+          <w:color w:val="000000"/>
+          <w:sz w:val="24"/>
+          <w:szCs w:val="24"/>
+          <w:highlight w:val="white"/>
+          <w:lang w:val="en-US"/>
+        </w:rPr>
+        <w:t xml:space="preserve">    </w:t>
+      </w:r>
+      <w:proofErr w:type="spellStart"/>
+      <w:r>
+        <w:rPr>
+          <w:rFonts w:ascii="Cascadia Mono" w:hAnsi="Cascadia Mono" w:cs="Cascadia Mono"/>
+          <w:color w:val="000000"/>
+          <w:sz w:val="24"/>
+          <w:szCs w:val="24"/>
+          <w:highlight w:val="white"/>
+          <w:lang w:val="en-US"/>
+        </w:rPr>
+        <w:t>processMatrix</w:t>
+      </w:r>
+      <w:proofErr w:type="spellEnd"/>
+      <w:r>
+        <w:rPr>
+          <w:rFonts w:ascii="Cascadia Mono" w:hAnsi="Cascadia Mono" w:cs="Cascadia Mono"/>
+          <w:color w:val="000000"/>
+          <w:sz w:val="24"/>
+          <w:szCs w:val="24"/>
+          <w:highlight w:val="white"/>
+          <w:lang w:val="en-US"/>
+        </w:rPr>
+        <w:t xml:space="preserve">(B, </w:t>
+      </w:r>
+      <w:proofErr w:type="spellStart"/>
+      <w:r>
+        <w:rPr>
+          <w:rFonts w:ascii="Cascadia Mono" w:hAnsi="Cascadia Mono" w:cs="Cascadia Mono"/>
+          <w:color w:val="000000"/>
+          <w:sz w:val="24"/>
+          <w:szCs w:val="24"/>
+          <w:highlight w:val="white"/>
+          <w:lang w:val="en-US"/>
+        </w:rPr>
+        <w:t>even_B</w:t>
+      </w:r>
+      <w:proofErr w:type="spellEnd"/>
+      <w:r>
+        <w:rPr>
+          <w:rFonts w:ascii="Cascadia Mono" w:hAnsi="Cascadia Mono" w:cs="Cascadia Mono"/>
+          <w:color w:val="000000"/>
+          <w:sz w:val="24"/>
+          <w:szCs w:val="24"/>
+          <w:highlight w:val="white"/>
+          <w:lang w:val="en-US"/>
+        </w:rPr>
+        <w:t xml:space="preserve">, </w:t>
+      </w:r>
+      <w:proofErr w:type="spellStart"/>
+      <w:r>
+        <w:rPr>
+          <w:rFonts w:ascii="Cascadia Mono" w:hAnsi="Cascadia Mono" w:cs="Cascadia Mono"/>
+          <w:color w:val="000000"/>
+          <w:sz w:val="24"/>
+          <w:szCs w:val="24"/>
+          <w:highlight w:val="white"/>
+          <w:lang w:val="en-US"/>
+        </w:rPr>
+        <w:t>odd_B</w:t>
+      </w:r>
+      <w:proofErr w:type="spellEnd"/>
+      <w:r>
+        <w:rPr>
+          <w:rFonts w:ascii="Cascadia Mono" w:hAnsi="Cascadia Mono" w:cs="Cascadia Mono"/>
+          <w:color w:val="000000"/>
+          <w:sz w:val="24"/>
+          <w:szCs w:val="24"/>
+          <w:highlight w:val="white"/>
+          <w:lang w:val="en-US"/>
+        </w:rPr>
+        <w:t xml:space="preserve">, </w:t>
+      </w:r>
+      <w:proofErr w:type="spellStart"/>
+      <w:r>
+        <w:rPr>
+          <w:rFonts w:ascii="Cascadia Mono" w:hAnsi="Cascadia Mono" w:cs="Cascadia Mono"/>
+          <w:color w:val="000000"/>
+          <w:sz w:val="24"/>
+          <w:szCs w:val="24"/>
+          <w:highlight w:val="white"/>
+          <w:lang w:val="en-US"/>
+        </w:rPr>
+        <w:t>even_B_after</w:t>
+      </w:r>
+      <w:proofErr w:type="spellEnd"/>
+      <w:r>
+        <w:rPr>
+          <w:rFonts w:ascii="Cascadia Mono" w:hAnsi="Cascadia Mono" w:cs="Cascadia Mono"/>
+          <w:color w:val="000000"/>
+          <w:sz w:val="24"/>
+          <w:szCs w:val="24"/>
+          <w:highlight w:val="white"/>
+          <w:lang w:val="en-US"/>
+        </w:rPr>
+        <w:t xml:space="preserve">, </w:t>
+      </w:r>
+      <w:proofErr w:type="spellStart"/>
+      <w:r>
+        <w:rPr>
+          <w:rFonts w:ascii="Cascadia Mono" w:hAnsi="Cascadia Mono" w:cs="Cascadia Mono"/>
+          <w:color w:val="000000"/>
+          <w:sz w:val="24"/>
+          <w:szCs w:val="24"/>
+          <w:highlight w:val="white"/>
+          <w:lang w:val="en-US"/>
+        </w:rPr>
+        <w:t>odd_B_after</w:t>
+      </w:r>
+      <w:proofErr w:type="spellEnd"/>
+      <w:r>
+        <w:rPr>
+          <w:rFonts w:ascii="Cascadia Mono" w:hAnsi="Cascadia Mono" w:cs="Cascadia Mono"/>
+          <w:color w:val="000000"/>
+          <w:sz w:val="24"/>
+          <w:szCs w:val="24"/>
+          <w:highlight w:val="white"/>
+          <w:lang w:val="en-US"/>
+        </w:rPr>
+        <w:t>);</w:t>
+      </w:r>
+    </w:p>
+    <w:p>
+      <w:pPr>
+        <w:autoSpaceDE w:val="0"/>
+        <w:autoSpaceDN w:val="0"/>
+        <w:adjustRightInd w:val="0"/>
+        <w:spacing w:after="0" w:line="240" w:lineRule="auto"/>
+        <w:rPr>
+          <w:rFonts w:ascii="Cascadia Mono" w:hAnsi="Cascadia Mono" w:cs="Cascadia Mono"/>
+          <w:color w:val="000000"/>
+          <w:sz w:val="24"/>
+          <w:szCs w:val="24"/>
+          <w:highlight w:val="white"/>
+          <w:lang w:val="en-US"/>
+        </w:rPr>
+      </w:pPr>
+    </w:p>
+    <w:p>
+      <w:pPr>
+        <w:autoSpaceDE w:val="0"/>
+        <w:autoSpaceDN w:val="0"/>
+        <w:adjustRightInd w:val="0"/>
+        <w:spacing w:after="0" w:line="240" w:lineRule="auto"/>
+        <w:rPr>
+          <w:rFonts w:ascii="Cascadia Mono" w:hAnsi="Cascadia Mono" w:cs="Cascadia Mono"/>
+          <w:color w:val="000000"/>
+          <w:sz w:val="24"/>
+          <w:szCs w:val="24"/>
+          <w:highlight w:val="white"/>
+        </w:rPr>
+      </w:pPr>
+      <w:r>
+        <w:rPr>
+          <w:rFonts w:ascii="Cascadia Mono" w:hAnsi="Cascadia Mono" w:cs="Cascadia Mono"/>
+          <w:color w:val="000000"/>
+          <w:sz w:val="24"/>
+          <w:szCs w:val="24"/>
+          <w:highlight w:val="white"/>
+          <w:lang w:val="en-US"/>
+        </w:rPr>
+        <w:t xml:space="preserve">    </w:t>
+      </w:r>
+      <w:proofErr w:type="spellStart"/>
+      <w:r>
+        <w:rPr>
+          <w:rFonts w:ascii="Cascadia Mono" w:hAnsi="Cascadia Mono" w:cs="Cascadia Mono"/>
+          <w:color w:val="000000"/>
+          <w:sz w:val="24"/>
+          <w:szCs w:val="24"/>
+          <w:highlight w:val="white"/>
+        </w:rPr>
+        <w:t>printMatrix</w:t>
+      </w:r>
+      <w:proofErr w:type="spellEnd"/>
+      <w:r>
+        <w:rPr>
+          <w:rFonts w:ascii="Cascadia Mono" w:hAnsi="Cascadia Mono" w:cs="Cascadia Mono"/>
+          <w:color w:val="000000"/>
+          <w:sz w:val="24"/>
+          <w:szCs w:val="24"/>
+          <w:highlight w:val="white"/>
+        </w:rPr>
+        <w:t>(</w:t>
+      </w:r>
+      <w:proofErr w:type="spellStart"/>
+      <w:r>
+        <w:rPr>
+          <w:rFonts w:ascii="Cascadia Mono" w:hAnsi="Cascadia Mono" w:cs="Cascadia Mono"/>
+          <w:color w:val="000000"/>
+          <w:sz w:val="24"/>
+          <w:szCs w:val="24"/>
+          <w:highlight w:val="white"/>
+        </w:rPr>
+        <w:t>fout</w:t>
+      </w:r>
+      <w:proofErr w:type="spellEnd"/>
+      <w:r>
+        <w:rPr>
+          <w:rFonts w:ascii="Cascadia Mono" w:hAnsi="Cascadia Mono" w:cs="Cascadia Mono"/>
+          <w:color w:val="000000"/>
+          <w:sz w:val="24"/>
+          <w:szCs w:val="24"/>
+          <w:highlight w:val="white"/>
+        </w:rPr>
+        <w:t xml:space="preserve">, </w:t>
       </w:r>
       <w:r>
         <w:rPr>
@@ -4401,7 +5378,51 @@
           <w:szCs w:val="24"/>
           <w:highlight w:val="white"/>
         </w:rPr>
-        <w:t xml:space="preserve">    printMatrix(fout, </w:t>
+        <w:t xml:space="preserve">    </w:t>
+      </w:r>
+      <w:proofErr w:type="spellStart"/>
+      <w:r>
+        <w:rPr>
+          <w:rFonts w:ascii="Cascadia Mono" w:hAnsi="Cascadia Mono" w:cs="Cascadia Mono"/>
+          <w:color w:val="000000"/>
+          <w:sz w:val="24"/>
+          <w:szCs w:val="24"/>
+          <w:highlight w:val="white"/>
+        </w:rPr>
+        <w:t>printMatrix</w:t>
+      </w:r>
+      <w:proofErr w:type="spellEnd"/>
+      <w:r>
+        <w:rPr>
+          <w:rFonts w:ascii="Cascadia Mono" w:hAnsi="Cascadia Mono" w:cs="Cascadia Mono"/>
+          <w:color w:val="000000"/>
+          <w:sz w:val="24"/>
+          <w:szCs w:val="24"/>
+          <w:highlight w:val="white"/>
+        </w:rPr>
+        <w:t>(</w:t>
+      </w:r>
+      <w:proofErr w:type="spellStart"/>
+      <w:r>
+        <w:rPr>
+          <w:rFonts w:ascii="Cascadia Mono" w:hAnsi="Cascadia Mono" w:cs="Cascadia Mono"/>
+          <w:color w:val="000000"/>
+          <w:sz w:val="24"/>
+          <w:szCs w:val="24"/>
+          <w:highlight w:val="white"/>
+        </w:rPr>
+        <w:t>fout</w:t>
+      </w:r>
+      <w:proofErr w:type="spellEnd"/>
+      <w:r>
+        <w:rPr>
+          <w:rFonts w:ascii="Cascadia Mono" w:hAnsi="Cascadia Mono" w:cs="Cascadia Mono"/>
+          <w:color w:val="000000"/>
+          <w:sz w:val="24"/>
+          <w:szCs w:val="24"/>
+          <w:highlight w:val="white"/>
+        </w:rPr>
+        <w:t xml:space="preserve">, </w:t>
       </w:r>
       <w:r>
         <w:rPr>
@@ -4461,7 +5482,29 @@
           <w:szCs w:val="24"/>
           <w:highlight w:val="white"/>
         </w:rPr>
-        <w:t xml:space="preserve">    fout </w:t>
+        <w:t xml:space="preserve">    </w:t>
+      </w:r>
+      <w:proofErr w:type="spellStart"/>
+      <w:r>
+        <w:rPr>
+          <w:rFonts w:ascii="Cascadia Mono" w:hAnsi="Cascadia Mono" w:cs="Cascadia Mono"/>
+          <w:color w:val="000000"/>
+          <w:sz w:val="24"/>
+          <w:szCs w:val="24"/>
+          <w:highlight w:val="white"/>
+        </w:rPr>
+        <w:t>fout</w:t>
+      </w:r>
+      <w:proofErr w:type="spellEnd"/>
+      <w:r>
+        <w:rPr>
+          <w:rFonts w:ascii="Cascadia Mono" w:hAnsi="Cascadia Mono" w:cs="Cascadia Mono"/>
+          <w:color w:val="000000"/>
+          <w:sz w:val="24"/>
+          <w:szCs w:val="24"/>
+          <w:highlight w:val="white"/>
+        </w:rPr>
+        <w:t xml:space="preserve"> </w:t>
       </w:r>
       <w:r>
         <w:rPr>
@@ -4521,32 +5564,76 @@
           <w:szCs w:val="24"/>
           <w:highlight w:val="white"/>
         </w:rPr>
-        <w:t xml:space="preserve"> endl;</w:t>
-      </w:r>
-    </w:p>
-    <w:p>
-      <w:pPr>
-        <w:autoSpaceDE w:val="0"/>
-        <w:autoSpaceDN w:val="0"/>
-        <w:adjustRightInd w:val="0"/>
-        <w:spacing w:after="0" w:line="240" w:lineRule="auto"/>
-        <w:rPr>
-          <w:rFonts w:ascii="Cascadia Mono" w:hAnsi="Cascadia Mono" w:cs="Cascadia Mono"/>
-          <w:color w:val="000000"/>
-          <w:sz w:val="24"/>
-          <w:szCs w:val="24"/>
-          <w:highlight w:val="white"/>
-        </w:rPr>
-      </w:pPr>
-      <w:r>
-        <w:rPr>
-          <w:rFonts w:ascii="Cascadia Mono" w:hAnsi="Cascadia Mono" w:cs="Cascadia Mono"/>
-          <w:color w:val="000000"/>
-          <w:sz w:val="24"/>
-          <w:szCs w:val="24"/>
-          <w:highlight w:val="white"/>
-        </w:rPr>
-        <w:t xml:space="preserve">    fout </w:t>
+        <w:t xml:space="preserve"> </w:t>
+      </w:r>
+      <w:proofErr w:type="spellStart"/>
+      <w:r>
+        <w:rPr>
+          <w:rFonts w:ascii="Cascadia Mono" w:hAnsi="Cascadia Mono" w:cs="Cascadia Mono"/>
+          <w:color w:val="000000"/>
+          <w:sz w:val="24"/>
+          <w:szCs w:val="24"/>
+          <w:highlight w:val="white"/>
+        </w:rPr>
+        <w:t>endl</w:t>
+      </w:r>
+      <w:proofErr w:type="spellEnd"/>
+      <w:r>
+        <w:rPr>
+          <w:rFonts w:ascii="Cascadia Mono" w:hAnsi="Cascadia Mono" w:cs="Cascadia Mono"/>
+          <w:color w:val="000000"/>
+          <w:sz w:val="24"/>
+          <w:szCs w:val="24"/>
+          <w:highlight w:val="white"/>
+        </w:rPr>
+        <w:t>;</w:t>
+      </w:r>
+    </w:p>
+    <w:p>
+      <w:pPr>
+        <w:autoSpaceDE w:val="0"/>
+        <w:autoSpaceDN w:val="0"/>
+        <w:adjustRightInd w:val="0"/>
+        <w:spacing w:after="0" w:line="240" w:lineRule="auto"/>
+        <w:rPr>
+          <w:rFonts w:ascii="Cascadia Mono" w:hAnsi="Cascadia Mono" w:cs="Cascadia Mono"/>
+          <w:color w:val="000000"/>
+          <w:sz w:val="24"/>
+          <w:szCs w:val="24"/>
+          <w:highlight w:val="white"/>
+        </w:rPr>
+      </w:pPr>
+      <w:r>
+        <w:rPr>
+          <w:rFonts w:ascii="Cascadia Mono" w:hAnsi="Cascadia Mono" w:cs="Cascadia Mono"/>
+          <w:color w:val="000000"/>
+          <w:sz w:val="24"/>
+          <w:szCs w:val="24"/>
+          <w:highlight w:val="white"/>
+        </w:rPr>
+        <w:t xml:space="preserve">    </w:t>
+      </w:r>
+      <w:proofErr w:type="spellStart"/>
+      <w:r>
+        <w:rPr>
+          <w:rFonts w:ascii="Cascadia Mono" w:hAnsi="Cascadia Mono" w:cs="Cascadia Mono"/>
+          <w:color w:val="000000"/>
+          <w:sz w:val="24"/>
+          <w:szCs w:val="24"/>
+          <w:highlight w:val="white"/>
+        </w:rPr>
+        <w:t>fout</w:t>
+      </w:r>
+      <w:proofErr w:type="spellEnd"/>
+      <w:r>
+        <w:rPr>
+          <w:rFonts w:ascii="Cascadia Mono" w:hAnsi="Cascadia Mono" w:cs="Cascadia Mono"/>
+          <w:color w:val="000000"/>
+          <w:sz w:val="24"/>
+          <w:szCs w:val="24"/>
+          <w:highlight w:val="white"/>
+        </w:rPr>
+        <w:t xml:space="preserve"> </w:t>
       </w:r>
       <w:r>
         <w:rPr>
@@ -4606,7 +5693,29 @@
           <w:szCs w:val="24"/>
           <w:highlight w:val="white"/>
         </w:rPr>
-        <w:t xml:space="preserve"> even_A </w:t>
+        <w:t xml:space="preserve"> </w:t>
+      </w:r>
+      <w:proofErr w:type="spellStart"/>
+      <w:r>
+        <w:rPr>
+          <w:rFonts w:ascii="Cascadia Mono" w:hAnsi="Cascadia Mono" w:cs="Cascadia Mono"/>
+          <w:color w:val="000000"/>
+          <w:sz w:val="24"/>
+          <w:szCs w:val="24"/>
+          <w:highlight w:val="white"/>
+        </w:rPr>
+        <w:t>even_A</w:t>
+      </w:r>
+      <w:proofErr w:type="spellEnd"/>
+      <w:r>
+        <w:rPr>
+          <w:rFonts w:ascii="Cascadia Mono" w:hAnsi="Cascadia Mono" w:cs="Cascadia Mono"/>
+          <w:color w:val="000000"/>
+          <w:sz w:val="24"/>
+          <w:szCs w:val="24"/>
+          <w:highlight w:val="white"/>
+        </w:rPr>
+        <w:t xml:space="preserve"> </w:t>
       </w:r>
       <w:r>
         <w:rPr>
@@ -4666,7 +5775,29 @@
           <w:szCs w:val="24"/>
           <w:highlight w:val="white"/>
         </w:rPr>
-        <w:t xml:space="preserve"> odd_A </w:t>
+        <w:t xml:space="preserve"> </w:t>
+      </w:r>
+      <w:proofErr w:type="spellStart"/>
+      <w:r>
+        <w:rPr>
+          <w:rFonts w:ascii="Cascadia Mono" w:hAnsi="Cascadia Mono" w:cs="Cascadia Mono"/>
+          <w:color w:val="000000"/>
+          <w:sz w:val="24"/>
+          <w:szCs w:val="24"/>
+          <w:highlight w:val="white"/>
+        </w:rPr>
+        <w:t>odd_A</w:t>
+      </w:r>
+      <w:proofErr w:type="spellEnd"/>
+      <w:r>
+        <w:rPr>
+          <w:rFonts w:ascii="Cascadia Mono" w:hAnsi="Cascadia Mono" w:cs="Cascadia Mono"/>
+          <w:color w:val="000000"/>
+          <w:sz w:val="24"/>
+          <w:szCs w:val="24"/>
+          <w:highlight w:val="white"/>
+        </w:rPr>
+        <w:t xml:space="preserve"> </w:t>
       </w:r>
       <w:r>
         <w:rPr>
@@ -4686,32 +5817,76 @@
           <w:szCs w:val="24"/>
           <w:highlight w:val="white"/>
         </w:rPr>
-        <w:t xml:space="preserve"> endl;</w:t>
-      </w:r>
-    </w:p>
-    <w:p>
-      <w:pPr>
-        <w:autoSpaceDE w:val="0"/>
-        <w:autoSpaceDN w:val="0"/>
-        <w:adjustRightInd w:val="0"/>
-        <w:spacing w:after="0" w:line="240" w:lineRule="auto"/>
-        <w:rPr>
-          <w:rFonts w:ascii="Cascadia Mono" w:hAnsi="Cascadia Mono" w:cs="Cascadia Mono"/>
-          <w:color w:val="000000"/>
-          <w:sz w:val="24"/>
-          <w:szCs w:val="24"/>
-          <w:highlight w:val="white"/>
-        </w:rPr>
-      </w:pPr>
-      <w:r>
-        <w:rPr>
-          <w:rFonts w:ascii="Cascadia Mono" w:hAnsi="Cascadia Mono" w:cs="Cascadia Mono"/>
-          <w:color w:val="000000"/>
-          <w:sz w:val="24"/>
-          <w:szCs w:val="24"/>
-          <w:highlight w:val="white"/>
-        </w:rPr>
-        <w:t xml:space="preserve">    fout </w:t>
+        <w:t xml:space="preserve"> </w:t>
+      </w:r>
+      <w:proofErr w:type="spellStart"/>
+      <w:r>
+        <w:rPr>
+          <w:rFonts w:ascii="Cascadia Mono" w:hAnsi="Cascadia Mono" w:cs="Cascadia Mono"/>
+          <w:color w:val="000000"/>
+          <w:sz w:val="24"/>
+          <w:szCs w:val="24"/>
+          <w:highlight w:val="white"/>
+        </w:rPr>
+        <w:t>endl</w:t>
+      </w:r>
+      <w:proofErr w:type="spellEnd"/>
+      <w:r>
+        <w:rPr>
+          <w:rFonts w:ascii="Cascadia Mono" w:hAnsi="Cascadia Mono" w:cs="Cascadia Mono"/>
+          <w:color w:val="000000"/>
+          <w:sz w:val="24"/>
+          <w:szCs w:val="24"/>
+          <w:highlight w:val="white"/>
+        </w:rPr>
+        <w:t>;</w:t>
+      </w:r>
+    </w:p>
+    <w:p>
+      <w:pPr>
+        <w:autoSpaceDE w:val="0"/>
+        <w:autoSpaceDN w:val="0"/>
+        <w:adjustRightInd w:val="0"/>
+        <w:spacing w:after="0" w:line="240" w:lineRule="auto"/>
+        <w:rPr>
+          <w:rFonts w:ascii="Cascadia Mono" w:hAnsi="Cascadia Mono" w:cs="Cascadia Mono"/>
+          <w:color w:val="000000"/>
+          <w:sz w:val="24"/>
+          <w:szCs w:val="24"/>
+          <w:highlight w:val="white"/>
+        </w:rPr>
+      </w:pPr>
+      <w:r>
+        <w:rPr>
+          <w:rFonts w:ascii="Cascadia Mono" w:hAnsi="Cascadia Mono" w:cs="Cascadia Mono"/>
+          <w:color w:val="000000"/>
+          <w:sz w:val="24"/>
+          <w:szCs w:val="24"/>
+          <w:highlight w:val="white"/>
+        </w:rPr>
+        <w:t xml:space="preserve">    </w:t>
+      </w:r>
+      <w:proofErr w:type="spellStart"/>
+      <w:r>
+        <w:rPr>
+          <w:rFonts w:ascii="Cascadia Mono" w:hAnsi="Cascadia Mono" w:cs="Cascadia Mono"/>
+          <w:color w:val="000000"/>
+          <w:sz w:val="24"/>
+          <w:szCs w:val="24"/>
+          <w:highlight w:val="white"/>
+        </w:rPr>
+        <w:t>fout</w:t>
+      </w:r>
+      <w:proofErr w:type="spellEnd"/>
+      <w:r>
+        <w:rPr>
+          <w:rFonts w:ascii="Cascadia Mono" w:hAnsi="Cascadia Mono" w:cs="Cascadia Mono"/>
+          <w:color w:val="000000"/>
+          <w:sz w:val="24"/>
+          <w:szCs w:val="24"/>
+          <w:highlight w:val="white"/>
+        </w:rPr>
+        <w:t xml:space="preserve"> </w:t>
       </w:r>
       <w:r>
         <w:rPr>
@@ -4771,7 +5946,29 @@
           <w:szCs w:val="24"/>
           <w:highlight w:val="white"/>
         </w:rPr>
-        <w:t xml:space="preserve"> even_A_after </w:t>
+        <w:t xml:space="preserve"> </w:t>
+      </w:r>
+      <w:proofErr w:type="spellStart"/>
+      <w:r>
+        <w:rPr>
+          <w:rFonts w:ascii="Cascadia Mono" w:hAnsi="Cascadia Mono" w:cs="Cascadia Mono"/>
+          <w:color w:val="000000"/>
+          <w:sz w:val="24"/>
+          <w:szCs w:val="24"/>
+          <w:highlight w:val="white"/>
+        </w:rPr>
+        <w:t>even_A_after</w:t>
+      </w:r>
+      <w:proofErr w:type="spellEnd"/>
+      <w:r>
+        <w:rPr>
+          <w:rFonts w:ascii="Cascadia Mono" w:hAnsi="Cascadia Mono" w:cs="Cascadia Mono"/>
+          <w:color w:val="000000"/>
+          <w:sz w:val="24"/>
+          <w:szCs w:val="24"/>
+          <w:highlight w:val="white"/>
+        </w:rPr>
+        <w:t xml:space="preserve"> </w:t>
       </w:r>
       <w:r>
         <w:rPr>
@@ -4831,7 +6028,29 @@
           <w:szCs w:val="24"/>
           <w:highlight w:val="white"/>
         </w:rPr>
-        <w:t xml:space="preserve"> odd_A_after </w:t>
+        <w:t xml:space="preserve"> </w:t>
+      </w:r>
+      <w:proofErr w:type="spellStart"/>
+      <w:r>
+        <w:rPr>
+          <w:rFonts w:ascii="Cascadia Mono" w:hAnsi="Cascadia Mono" w:cs="Cascadia Mono"/>
+          <w:color w:val="000000"/>
+          <w:sz w:val="24"/>
+          <w:szCs w:val="24"/>
+          <w:highlight w:val="white"/>
+        </w:rPr>
+        <w:t>odd_A_after</w:t>
+      </w:r>
+      <w:proofErr w:type="spellEnd"/>
+      <w:r>
+        <w:rPr>
+          <w:rFonts w:ascii="Cascadia Mono" w:hAnsi="Cascadia Mono" w:cs="Cascadia Mono"/>
+          <w:color w:val="000000"/>
+          <w:sz w:val="24"/>
+          <w:szCs w:val="24"/>
+          <w:highlight w:val="white"/>
+        </w:rPr>
+        <w:t xml:space="preserve"> </w:t>
       </w:r>
       <w:r>
         <w:rPr>
@@ -4851,7 +6070,29 @@
           <w:szCs w:val="24"/>
           <w:highlight w:val="white"/>
         </w:rPr>
-        <w:t xml:space="preserve"> endl;</w:t>
+        <w:t xml:space="preserve"> </w:t>
+      </w:r>
+      <w:proofErr w:type="spellStart"/>
+      <w:r>
+        <w:rPr>
+          <w:rFonts w:ascii="Cascadia Mono" w:hAnsi="Cascadia Mono" w:cs="Cascadia Mono"/>
+          <w:color w:val="000000"/>
+          <w:sz w:val="24"/>
+          <w:szCs w:val="24"/>
+          <w:highlight w:val="white"/>
+        </w:rPr>
+        <w:t>endl</w:t>
+      </w:r>
+      <w:proofErr w:type="spellEnd"/>
+      <w:r>
+        <w:rPr>
+          <w:rFonts w:ascii="Cascadia Mono" w:hAnsi="Cascadia Mono" w:cs="Cascadia Mono"/>
+          <w:color w:val="000000"/>
+          <w:sz w:val="24"/>
+          <w:szCs w:val="24"/>
+          <w:highlight w:val="white"/>
+        </w:rPr>
+        <w:t>;</w:t>
       </w:r>
     </w:p>
     <w:p>
@@ -4879,16 +6120,29 @@
         </w:rPr>
         <w:t xml:space="preserve">    </w:t>
       </w:r>
-      <w:r>
-        <w:rPr>
-          <w:rFonts w:ascii="Cascadia Mono" w:hAnsi="Cascadia Mono" w:cs="Cascadia Mono"/>
-          <w:color w:val="000000"/>
-          <w:sz w:val="24"/>
-          <w:szCs w:val="24"/>
-          <w:highlight w:val="white"/>
-          <w:lang w:val="en-US"/>
-        </w:rPr>
-        <w:t xml:space="preserve">fout </w:t>
+      <w:proofErr w:type="spellStart"/>
+      <w:r>
+        <w:rPr>
+          <w:rFonts w:ascii="Cascadia Mono" w:hAnsi="Cascadia Mono" w:cs="Cascadia Mono"/>
+          <w:color w:val="000000"/>
+          <w:sz w:val="24"/>
+          <w:szCs w:val="24"/>
+          <w:highlight w:val="white"/>
+          <w:lang w:val="en-US"/>
+        </w:rPr>
+        <w:t>fout</w:t>
+      </w:r>
+      <w:proofErr w:type="spellEnd"/>
+      <w:r>
+        <w:rPr>
+          <w:rFonts w:ascii="Cascadia Mono" w:hAnsi="Cascadia Mono" w:cs="Cascadia Mono"/>
+          <w:color w:val="000000"/>
+          <w:sz w:val="24"/>
+          <w:szCs w:val="24"/>
+          <w:highlight w:val="white"/>
+          <w:lang w:val="en-US"/>
+        </w:rPr>
+        <w:t xml:space="preserve"> </w:t>
       </w:r>
       <w:r>
         <w:rPr>
@@ -4910,50 +6164,98 @@
           <w:highlight w:val="white"/>
           <w:lang w:val="en-US"/>
         </w:rPr>
-        <w:t xml:space="preserve"> endl;</w:t>
-      </w:r>
-    </w:p>
-    <w:p>
-      <w:pPr>
-        <w:autoSpaceDE w:val="0"/>
-        <w:autoSpaceDN w:val="0"/>
-        <w:adjustRightInd w:val="0"/>
-        <w:spacing w:after="0" w:line="240" w:lineRule="auto"/>
-        <w:rPr>
-          <w:rFonts w:ascii="Cascadia Mono" w:hAnsi="Cascadia Mono" w:cs="Cascadia Mono"/>
-          <w:color w:val="000000"/>
-          <w:sz w:val="24"/>
-          <w:szCs w:val="24"/>
-          <w:highlight w:val="white"/>
-          <w:lang w:val="en-US"/>
-        </w:rPr>
-      </w:pPr>
-    </w:p>
-    <w:p>
-      <w:pPr>
-        <w:autoSpaceDE w:val="0"/>
-        <w:autoSpaceDN w:val="0"/>
-        <w:adjustRightInd w:val="0"/>
-        <w:spacing w:after="0" w:line="240" w:lineRule="auto"/>
-        <w:rPr>
-          <w:rFonts w:ascii="Cascadia Mono" w:hAnsi="Cascadia Mono" w:cs="Cascadia Mono"/>
-          <w:color w:val="000000"/>
-          <w:sz w:val="24"/>
-          <w:szCs w:val="24"/>
-          <w:highlight w:val="white"/>
-          <w:lang w:val="en-US"/>
-        </w:rPr>
-      </w:pPr>
-      <w:r>
-        <w:rPr>
-          <w:rFonts w:ascii="Cascadia Mono" w:hAnsi="Cascadia Mono" w:cs="Cascadia Mono"/>
-          <w:color w:val="000000"/>
-          <w:sz w:val="24"/>
-          <w:szCs w:val="24"/>
-          <w:highlight w:val="white"/>
-          <w:lang w:val="en-US"/>
-        </w:rPr>
-        <w:t xml:space="preserve">    fout </w:t>
+        <w:t xml:space="preserve"> </w:t>
+      </w:r>
+      <w:proofErr w:type="spellStart"/>
+      <w:r>
+        <w:rPr>
+          <w:rFonts w:ascii="Cascadia Mono" w:hAnsi="Cascadia Mono" w:cs="Cascadia Mono"/>
+          <w:color w:val="000000"/>
+          <w:sz w:val="24"/>
+          <w:szCs w:val="24"/>
+          <w:highlight w:val="white"/>
+          <w:lang w:val="en-US"/>
+        </w:rPr>
+        <w:t>endl</w:t>
+      </w:r>
+      <w:proofErr w:type="spellEnd"/>
+      <w:r>
+        <w:rPr>
+          <w:rFonts w:ascii="Cascadia Mono" w:hAnsi="Cascadia Mono" w:cs="Cascadia Mono"/>
+          <w:color w:val="000000"/>
+          <w:sz w:val="24"/>
+          <w:szCs w:val="24"/>
+          <w:highlight w:val="white"/>
+          <w:lang w:val="en-US"/>
+        </w:rPr>
+        <w:t>;</w:t>
+      </w:r>
+    </w:p>
+    <w:p>
+      <w:pPr>
+        <w:autoSpaceDE w:val="0"/>
+        <w:autoSpaceDN w:val="0"/>
+        <w:adjustRightInd w:val="0"/>
+        <w:spacing w:after="0" w:line="240" w:lineRule="auto"/>
+        <w:rPr>
+          <w:rFonts w:ascii="Cascadia Mono" w:hAnsi="Cascadia Mono" w:cs="Cascadia Mono"/>
+          <w:color w:val="000000"/>
+          <w:sz w:val="24"/>
+          <w:szCs w:val="24"/>
+          <w:highlight w:val="white"/>
+          <w:lang w:val="en-US"/>
+        </w:rPr>
+      </w:pPr>
+    </w:p>
+    <w:p>
+      <w:pPr>
+        <w:autoSpaceDE w:val="0"/>
+        <w:autoSpaceDN w:val="0"/>
+        <w:adjustRightInd w:val="0"/>
+        <w:spacing w:after="0" w:line="240" w:lineRule="auto"/>
+        <w:rPr>
+          <w:rFonts w:ascii="Cascadia Mono" w:hAnsi="Cascadia Mono" w:cs="Cascadia Mono"/>
+          <w:color w:val="000000"/>
+          <w:sz w:val="24"/>
+          <w:szCs w:val="24"/>
+          <w:highlight w:val="white"/>
+          <w:lang w:val="en-US"/>
+        </w:rPr>
+      </w:pPr>
+      <w:r>
+        <w:rPr>
+          <w:rFonts w:ascii="Cascadia Mono" w:hAnsi="Cascadia Mono" w:cs="Cascadia Mono"/>
+          <w:color w:val="000000"/>
+          <w:sz w:val="24"/>
+          <w:szCs w:val="24"/>
+          <w:highlight w:val="white"/>
+          <w:lang w:val="en-US"/>
+        </w:rPr>
+        <w:t xml:space="preserve">    </w:t>
+      </w:r>
+      <w:proofErr w:type="spellStart"/>
+      <w:r>
+        <w:rPr>
+          <w:rFonts w:ascii="Cascadia Mono" w:hAnsi="Cascadia Mono" w:cs="Cascadia Mono"/>
+          <w:color w:val="000000"/>
+          <w:sz w:val="24"/>
+          <w:szCs w:val="24"/>
+          <w:highlight w:val="white"/>
+          <w:lang w:val="en-US"/>
+        </w:rPr>
+        <w:t>fout</w:t>
+      </w:r>
+      <w:proofErr w:type="spellEnd"/>
+      <w:r>
+        <w:rPr>
+          <w:rFonts w:ascii="Cascadia Mono" w:hAnsi="Cascadia Mono" w:cs="Cascadia Mono"/>
+          <w:color w:val="000000"/>
+          <w:sz w:val="24"/>
+          <w:szCs w:val="24"/>
+          <w:highlight w:val="white"/>
+          <w:lang w:val="en-US"/>
+        </w:rPr>
+        <w:t xml:space="preserve"> </w:t>
       </w:r>
       <w:r>
         <w:rPr>
@@ -5040,34 +6342,82 @@
           <w:highlight w:val="white"/>
           <w:lang w:val="en-US"/>
         </w:rPr>
-        <w:t xml:space="preserve"> endl;</w:t>
-      </w:r>
-    </w:p>
-    <w:p>
-      <w:pPr>
-        <w:autoSpaceDE w:val="0"/>
-        <w:autoSpaceDN w:val="0"/>
-        <w:adjustRightInd w:val="0"/>
-        <w:spacing w:after="0" w:line="240" w:lineRule="auto"/>
-        <w:rPr>
-          <w:rFonts w:ascii="Cascadia Mono" w:hAnsi="Cascadia Mono" w:cs="Cascadia Mono"/>
-          <w:color w:val="000000"/>
-          <w:sz w:val="24"/>
-          <w:szCs w:val="24"/>
-          <w:highlight w:val="white"/>
-          <w:lang w:val="en-US"/>
-        </w:rPr>
-      </w:pPr>
-      <w:r>
-        <w:rPr>
-          <w:rFonts w:ascii="Cascadia Mono" w:hAnsi="Cascadia Mono" w:cs="Cascadia Mono"/>
-          <w:color w:val="000000"/>
-          <w:sz w:val="24"/>
-          <w:szCs w:val="24"/>
-          <w:highlight w:val="white"/>
-          <w:lang w:val="en-US"/>
-        </w:rPr>
-        <w:t xml:space="preserve">    fout </w:t>
+        <w:t xml:space="preserve"> </w:t>
+      </w:r>
+      <w:proofErr w:type="spellStart"/>
+      <w:r>
+        <w:rPr>
+          <w:rFonts w:ascii="Cascadia Mono" w:hAnsi="Cascadia Mono" w:cs="Cascadia Mono"/>
+          <w:color w:val="000000"/>
+          <w:sz w:val="24"/>
+          <w:szCs w:val="24"/>
+          <w:highlight w:val="white"/>
+          <w:lang w:val="en-US"/>
+        </w:rPr>
+        <w:t>endl</w:t>
+      </w:r>
+      <w:proofErr w:type="spellEnd"/>
+      <w:r>
+        <w:rPr>
+          <w:rFonts w:ascii="Cascadia Mono" w:hAnsi="Cascadia Mono" w:cs="Cascadia Mono"/>
+          <w:color w:val="000000"/>
+          <w:sz w:val="24"/>
+          <w:szCs w:val="24"/>
+          <w:highlight w:val="white"/>
+          <w:lang w:val="en-US"/>
+        </w:rPr>
+        <w:t>;</w:t>
+      </w:r>
+    </w:p>
+    <w:p>
+      <w:pPr>
+        <w:autoSpaceDE w:val="0"/>
+        <w:autoSpaceDN w:val="0"/>
+        <w:adjustRightInd w:val="0"/>
+        <w:spacing w:after="0" w:line="240" w:lineRule="auto"/>
+        <w:rPr>
+          <w:rFonts w:ascii="Cascadia Mono" w:hAnsi="Cascadia Mono" w:cs="Cascadia Mono"/>
+          <w:color w:val="000000"/>
+          <w:sz w:val="24"/>
+          <w:szCs w:val="24"/>
+          <w:highlight w:val="white"/>
+          <w:lang w:val="en-US"/>
+        </w:rPr>
+      </w:pPr>
+      <w:r>
+        <w:rPr>
+          <w:rFonts w:ascii="Cascadia Mono" w:hAnsi="Cascadia Mono" w:cs="Cascadia Mono"/>
+          <w:color w:val="000000"/>
+          <w:sz w:val="24"/>
+          <w:szCs w:val="24"/>
+          <w:highlight w:val="white"/>
+          <w:lang w:val="en-US"/>
+        </w:rPr>
+        <w:t xml:space="preserve">    </w:t>
+      </w:r>
+      <w:proofErr w:type="spellStart"/>
+      <w:r>
+        <w:rPr>
+          <w:rFonts w:ascii="Cascadia Mono" w:hAnsi="Cascadia Mono" w:cs="Cascadia Mono"/>
+          <w:color w:val="000000"/>
+          <w:sz w:val="24"/>
+          <w:szCs w:val="24"/>
+          <w:highlight w:val="white"/>
+          <w:lang w:val="en-US"/>
+        </w:rPr>
+        <w:t>fout</w:t>
+      </w:r>
+      <w:proofErr w:type="spellEnd"/>
+      <w:r>
+        <w:rPr>
+          <w:rFonts w:ascii="Cascadia Mono" w:hAnsi="Cascadia Mono" w:cs="Cascadia Mono"/>
+          <w:color w:val="000000"/>
+          <w:sz w:val="24"/>
+          <w:szCs w:val="24"/>
+          <w:highlight w:val="white"/>
+          <w:lang w:val="en-US"/>
+        </w:rPr>
+        <w:t xml:space="preserve"> </w:t>
       </w:r>
       <w:r>
         <w:rPr>
@@ -5196,7 +6546,31 @@
           <w:highlight w:val="white"/>
           <w:lang w:val="en-US"/>
         </w:rPr>
-        <w:t xml:space="preserve"> even_B </w:t>
+        <w:t xml:space="preserve"> </w:t>
+      </w:r>
+      <w:proofErr w:type="spellStart"/>
+      <w:r>
+        <w:rPr>
+          <w:rFonts w:ascii="Cascadia Mono" w:hAnsi="Cascadia Mono" w:cs="Cascadia Mono"/>
+          <w:color w:val="000000"/>
+          <w:sz w:val="24"/>
+          <w:szCs w:val="24"/>
+          <w:highlight w:val="white"/>
+          <w:lang w:val="en-US"/>
+        </w:rPr>
+        <w:t>even_B</w:t>
+      </w:r>
+      <w:proofErr w:type="spellEnd"/>
+      <w:r>
+        <w:rPr>
+          <w:rFonts w:ascii="Cascadia Mono" w:hAnsi="Cascadia Mono" w:cs="Cascadia Mono"/>
+          <w:color w:val="000000"/>
+          <w:sz w:val="24"/>
+          <w:szCs w:val="24"/>
+          <w:highlight w:val="white"/>
+          <w:lang w:val="en-US"/>
+        </w:rPr>
+        <w:t xml:space="preserve"> </w:t>
       </w:r>
       <w:r>
         <w:rPr>
@@ -5283,7 +6657,31 @@
           <w:highlight w:val="white"/>
           <w:lang w:val="en-US"/>
         </w:rPr>
-        <w:t xml:space="preserve"> odd_B </w:t>
+        <w:t xml:space="preserve"> </w:t>
+      </w:r>
+      <w:proofErr w:type="spellStart"/>
+      <w:r>
+        <w:rPr>
+          <w:rFonts w:ascii="Cascadia Mono" w:hAnsi="Cascadia Mono" w:cs="Cascadia Mono"/>
+          <w:color w:val="000000"/>
+          <w:sz w:val="24"/>
+          <w:szCs w:val="24"/>
+          <w:highlight w:val="white"/>
+          <w:lang w:val="en-US"/>
+        </w:rPr>
+        <w:t>odd_B</w:t>
+      </w:r>
+      <w:proofErr w:type="spellEnd"/>
+      <w:r>
+        <w:rPr>
+          <w:rFonts w:ascii="Cascadia Mono" w:hAnsi="Cascadia Mono" w:cs="Cascadia Mono"/>
+          <w:color w:val="000000"/>
+          <w:sz w:val="24"/>
+          <w:szCs w:val="24"/>
+          <w:highlight w:val="white"/>
+          <w:lang w:val="en-US"/>
+        </w:rPr>
+        <w:t xml:space="preserve"> </w:t>
       </w:r>
       <w:r>
         <w:rPr>
@@ -5305,34 +6703,82 @@
           <w:highlight w:val="white"/>
           <w:lang w:val="en-US"/>
         </w:rPr>
-        <w:t xml:space="preserve"> endl;</w:t>
-      </w:r>
-    </w:p>
-    <w:p>
-      <w:pPr>
-        <w:autoSpaceDE w:val="0"/>
-        <w:autoSpaceDN w:val="0"/>
-        <w:adjustRightInd w:val="0"/>
-        <w:spacing w:after="0" w:line="240" w:lineRule="auto"/>
-        <w:rPr>
-          <w:rFonts w:ascii="Cascadia Mono" w:hAnsi="Cascadia Mono" w:cs="Cascadia Mono"/>
-          <w:color w:val="000000"/>
-          <w:sz w:val="24"/>
-          <w:szCs w:val="24"/>
-          <w:highlight w:val="white"/>
-          <w:lang w:val="en-US"/>
-        </w:rPr>
-      </w:pPr>
-      <w:r>
-        <w:rPr>
-          <w:rFonts w:ascii="Cascadia Mono" w:hAnsi="Cascadia Mono" w:cs="Cascadia Mono"/>
-          <w:color w:val="000000"/>
-          <w:sz w:val="24"/>
-          <w:szCs w:val="24"/>
-          <w:highlight w:val="white"/>
-          <w:lang w:val="en-US"/>
-        </w:rPr>
-        <w:t xml:space="preserve">    fout </w:t>
+        <w:t xml:space="preserve"> </w:t>
+      </w:r>
+      <w:proofErr w:type="spellStart"/>
+      <w:r>
+        <w:rPr>
+          <w:rFonts w:ascii="Cascadia Mono" w:hAnsi="Cascadia Mono" w:cs="Cascadia Mono"/>
+          <w:color w:val="000000"/>
+          <w:sz w:val="24"/>
+          <w:szCs w:val="24"/>
+          <w:highlight w:val="white"/>
+          <w:lang w:val="en-US"/>
+        </w:rPr>
+        <w:t>endl</w:t>
+      </w:r>
+      <w:proofErr w:type="spellEnd"/>
+      <w:r>
+        <w:rPr>
+          <w:rFonts w:ascii="Cascadia Mono" w:hAnsi="Cascadia Mono" w:cs="Cascadia Mono"/>
+          <w:color w:val="000000"/>
+          <w:sz w:val="24"/>
+          <w:szCs w:val="24"/>
+          <w:highlight w:val="white"/>
+          <w:lang w:val="en-US"/>
+        </w:rPr>
+        <w:t>;</w:t>
+      </w:r>
+    </w:p>
+    <w:p>
+      <w:pPr>
+        <w:autoSpaceDE w:val="0"/>
+        <w:autoSpaceDN w:val="0"/>
+        <w:adjustRightInd w:val="0"/>
+        <w:spacing w:after="0" w:line="240" w:lineRule="auto"/>
+        <w:rPr>
+          <w:rFonts w:ascii="Cascadia Mono" w:hAnsi="Cascadia Mono" w:cs="Cascadia Mono"/>
+          <w:color w:val="000000"/>
+          <w:sz w:val="24"/>
+          <w:szCs w:val="24"/>
+          <w:highlight w:val="white"/>
+          <w:lang w:val="en-US"/>
+        </w:rPr>
+      </w:pPr>
+      <w:r>
+        <w:rPr>
+          <w:rFonts w:ascii="Cascadia Mono" w:hAnsi="Cascadia Mono" w:cs="Cascadia Mono"/>
+          <w:color w:val="000000"/>
+          <w:sz w:val="24"/>
+          <w:szCs w:val="24"/>
+          <w:highlight w:val="white"/>
+          <w:lang w:val="en-US"/>
+        </w:rPr>
+        <w:t xml:space="preserve">    </w:t>
+      </w:r>
+      <w:proofErr w:type="spellStart"/>
+      <w:r>
+        <w:rPr>
+          <w:rFonts w:ascii="Cascadia Mono" w:hAnsi="Cascadia Mono" w:cs="Cascadia Mono"/>
+          <w:color w:val="000000"/>
+          <w:sz w:val="24"/>
+          <w:szCs w:val="24"/>
+          <w:highlight w:val="white"/>
+          <w:lang w:val="en-US"/>
+        </w:rPr>
+        <w:t>fout</w:t>
+      </w:r>
+      <w:proofErr w:type="spellEnd"/>
+      <w:r>
+        <w:rPr>
+          <w:rFonts w:ascii="Cascadia Mono" w:hAnsi="Cascadia Mono" w:cs="Cascadia Mono"/>
+          <w:color w:val="000000"/>
+          <w:sz w:val="24"/>
+          <w:szCs w:val="24"/>
+          <w:highlight w:val="white"/>
+          <w:lang w:val="en-US"/>
+        </w:rPr>
+        <w:t xml:space="preserve"> </w:t>
       </w:r>
       <w:r>
         <w:rPr>
@@ -5461,7 +6907,31 @@
           <w:highlight w:val="white"/>
           <w:lang w:val="en-US"/>
         </w:rPr>
-        <w:t xml:space="preserve"> even_B_after </w:t>
+        <w:t xml:space="preserve"> </w:t>
+      </w:r>
+      <w:proofErr w:type="spellStart"/>
+      <w:r>
+        <w:rPr>
+          <w:rFonts w:ascii="Cascadia Mono" w:hAnsi="Cascadia Mono" w:cs="Cascadia Mono"/>
+          <w:color w:val="000000"/>
+          <w:sz w:val="24"/>
+          <w:szCs w:val="24"/>
+          <w:highlight w:val="white"/>
+          <w:lang w:val="en-US"/>
+        </w:rPr>
+        <w:t>even_B_after</w:t>
+      </w:r>
+      <w:proofErr w:type="spellEnd"/>
+      <w:r>
+        <w:rPr>
+          <w:rFonts w:ascii="Cascadia Mono" w:hAnsi="Cascadia Mono" w:cs="Cascadia Mono"/>
+          <w:color w:val="000000"/>
+          <w:sz w:val="24"/>
+          <w:szCs w:val="24"/>
+          <w:highlight w:val="white"/>
+          <w:lang w:val="en-US"/>
+        </w:rPr>
+        <w:t xml:space="preserve"> </w:t>
       </w:r>
       <w:r>
         <w:rPr>
@@ -5548,7 +7018,31 @@
           <w:highlight w:val="white"/>
           <w:lang w:val="en-US"/>
         </w:rPr>
-        <w:t xml:space="preserve"> odd_B_after </w:t>
+        <w:t xml:space="preserve"> </w:t>
+      </w:r>
+      <w:proofErr w:type="spellStart"/>
+      <w:r>
+        <w:rPr>
+          <w:rFonts w:ascii="Cascadia Mono" w:hAnsi="Cascadia Mono" w:cs="Cascadia Mono"/>
+          <w:color w:val="000000"/>
+          <w:sz w:val="24"/>
+          <w:szCs w:val="24"/>
+          <w:highlight w:val="white"/>
+          <w:lang w:val="en-US"/>
+        </w:rPr>
+        <w:t>odd_B_after</w:t>
+      </w:r>
+      <w:proofErr w:type="spellEnd"/>
+      <w:r>
+        <w:rPr>
+          <w:rFonts w:ascii="Cascadia Mono" w:hAnsi="Cascadia Mono" w:cs="Cascadia Mono"/>
+          <w:color w:val="000000"/>
+          <w:sz w:val="24"/>
+          <w:szCs w:val="24"/>
+          <w:highlight w:val="white"/>
+          <w:lang w:val="en-US"/>
+        </w:rPr>
+        <w:t xml:space="preserve"> </w:t>
       </w:r>
       <w:r>
         <w:rPr>
@@ -5570,119 +7064,194 @@
           <w:highlight w:val="white"/>
           <w:lang w:val="en-US"/>
         </w:rPr>
-        <w:t xml:space="preserve"> endl;</w:t>
-      </w:r>
-    </w:p>
-    <w:p>
-      <w:pPr>
-        <w:autoSpaceDE w:val="0"/>
-        <w:autoSpaceDN w:val="0"/>
-        <w:adjustRightInd w:val="0"/>
-        <w:spacing w:after="0" w:line="240" w:lineRule="auto"/>
-        <w:rPr>
-          <w:rFonts w:ascii="Cascadia Mono" w:hAnsi="Cascadia Mono" w:cs="Cascadia Mono"/>
-          <w:color w:val="000000"/>
-          <w:sz w:val="24"/>
-          <w:szCs w:val="24"/>
-          <w:highlight w:val="white"/>
-          <w:lang w:val="en-US"/>
-        </w:rPr>
-      </w:pPr>
-    </w:p>
-    <w:p>
-      <w:pPr>
-        <w:autoSpaceDE w:val="0"/>
-        <w:autoSpaceDN w:val="0"/>
-        <w:adjustRightInd w:val="0"/>
-        <w:spacing w:after="0" w:line="240" w:lineRule="auto"/>
-        <w:rPr>
-          <w:rFonts w:ascii="Cascadia Mono" w:hAnsi="Cascadia Mono" w:cs="Cascadia Mono"/>
-          <w:color w:val="000000"/>
-          <w:sz w:val="24"/>
-          <w:szCs w:val="24"/>
-          <w:highlight w:val="white"/>
-          <w:lang w:val="en-US"/>
-        </w:rPr>
-      </w:pPr>
-      <w:r>
-        <w:rPr>
-          <w:rFonts w:ascii="Cascadia Mono" w:hAnsi="Cascadia Mono" w:cs="Cascadia Mono"/>
-          <w:color w:val="000000"/>
-          <w:sz w:val="24"/>
-          <w:szCs w:val="24"/>
-          <w:highlight w:val="white"/>
-          <w:lang w:val="en-US"/>
-        </w:rPr>
-        <w:t xml:space="preserve">    fin.close();</w:t>
-      </w:r>
-    </w:p>
-    <w:p>
-      <w:pPr>
-        <w:autoSpaceDE w:val="0"/>
-        <w:autoSpaceDN w:val="0"/>
-        <w:adjustRightInd w:val="0"/>
-        <w:spacing w:after="0" w:line="240" w:lineRule="auto"/>
-        <w:rPr>
-          <w:rFonts w:ascii="Cascadia Mono" w:hAnsi="Cascadia Mono" w:cs="Cascadia Mono"/>
-          <w:color w:val="000000"/>
-          <w:sz w:val="24"/>
-          <w:szCs w:val="24"/>
-          <w:highlight w:val="white"/>
-          <w:lang w:val="en-US"/>
-        </w:rPr>
-      </w:pPr>
-      <w:r>
-        <w:rPr>
-          <w:rFonts w:ascii="Cascadia Mono" w:hAnsi="Cascadia Mono" w:cs="Cascadia Mono"/>
-          <w:color w:val="000000"/>
-          <w:sz w:val="24"/>
-          <w:szCs w:val="24"/>
-          <w:highlight w:val="white"/>
-          <w:lang w:val="en-US"/>
-        </w:rPr>
-        <w:t xml:space="preserve">    fout.close();</w:t>
-      </w:r>
-    </w:p>
-    <w:p>
-      <w:pPr>
-        <w:autoSpaceDE w:val="0"/>
-        <w:autoSpaceDN w:val="0"/>
-        <w:adjustRightInd w:val="0"/>
-        <w:spacing w:after="0" w:line="240" w:lineRule="auto"/>
-        <w:rPr>
-          <w:rFonts w:ascii="Cascadia Mono" w:hAnsi="Cascadia Mono" w:cs="Cascadia Mono"/>
-          <w:color w:val="000000"/>
-          <w:sz w:val="24"/>
-          <w:szCs w:val="24"/>
-          <w:highlight w:val="white"/>
-          <w:lang w:val="en-US"/>
-        </w:rPr>
-      </w:pPr>
-    </w:p>
-    <w:p>
-      <w:pPr>
-        <w:autoSpaceDE w:val="0"/>
-        <w:autoSpaceDN w:val="0"/>
-        <w:adjustRightInd w:val="0"/>
-        <w:spacing w:after="0" w:line="240" w:lineRule="auto"/>
-        <w:rPr>
-          <w:rFonts w:ascii="Cascadia Mono" w:hAnsi="Cascadia Mono" w:cs="Cascadia Mono"/>
-          <w:color w:val="000000"/>
-          <w:sz w:val="24"/>
-          <w:szCs w:val="24"/>
-          <w:highlight w:val="white"/>
-        </w:rPr>
-      </w:pPr>
-      <w:r>
-        <w:rPr>
-          <w:rFonts w:ascii="Cascadia Mono" w:hAnsi="Cascadia Mono" w:cs="Cascadia Mono"/>
-          <w:color w:val="000000"/>
-          <w:sz w:val="24"/>
-          <w:szCs w:val="24"/>
-          <w:highlight w:val="white"/>
+        <w:t xml:space="preserve"> </w:t>
+      </w:r>
+      <w:proofErr w:type="spellStart"/>
+      <w:r>
+        <w:rPr>
+          <w:rFonts w:ascii="Cascadia Mono" w:hAnsi="Cascadia Mono" w:cs="Cascadia Mono"/>
+          <w:color w:val="000000"/>
+          <w:sz w:val="24"/>
+          <w:szCs w:val="24"/>
+          <w:highlight w:val="white"/>
+          <w:lang w:val="en-US"/>
+        </w:rPr>
+        <w:t>endl</w:t>
+      </w:r>
+      <w:proofErr w:type="spellEnd"/>
+      <w:r>
+        <w:rPr>
+          <w:rFonts w:ascii="Cascadia Mono" w:hAnsi="Cascadia Mono" w:cs="Cascadia Mono"/>
+          <w:color w:val="000000"/>
+          <w:sz w:val="24"/>
+          <w:szCs w:val="24"/>
+          <w:highlight w:val="white"/>
+          <w:lang w:val="en-US"/>
+        </w:rPr>
+        <w:t>;</w:t>
+      </w:r>
+    </w:p>
+    <w:p>
+      <w:pPr>
+        <w:autoSpaceDE w:val="0"/>
+        <w:autoSpaceDN w:val="0"/>
+        <w:adjustRightInd w:val="0"/>
+        <w:spacing w:after="0" w:line="240" w:lineRule="auto"/>
+        <w:rPr>
+          <w:rFonts w:ascii="Cascadia Mono" w:hAnsi="Cascadia Mono" w:cs="Cascadia Mono"/>
+          <w:color w:val="000000"/>
+          <w:sz w:val="24"/>
+          <w:szCs w:val="24"/>
+          <w:highlight w:val="white"/>
+          <w:lang w:val="en-US"/>
+        </w:rPr>
+      </w:pPr>
+    </w:p>
+    <w:p>
+      <w:pPr>
+        <w:autoSpaceDE w:val="0"/>
+        <w:autoSpaceDN w:val="0"/>
+        <w:adjustRightInd w:val="0"/>
+        <w:spacing w:after="0" w:line="240" w:lineRule="auto"/>
+        <w:rPr>
+          <w:rFonts w:ascii="Cascadia Mono" w:hAnsi="Cascadia Mono" w:cs="Cascadia Mono"/>
+          <w:color w:val="000000"/>
+          <w:sz w:val="24"/>
+          <w:szCs w:val="24"/>
+          <w:highlight w:val="white"/>
+          <w:lang w:val="en-US"/>
+        </w:rPr>
+      </w:pPr>
+      <w:r>
+        <w:rPr>
+          <w:rFonts w:ascii="Cascadia Mono" w:hAnsi="Cascadia Mono" w:cs="Cascadia Mono"/>
+          <w:color w:val="000000"/>
+          <w:sz w:val="24"/>
+          <w:szCs w:val="24"/>
+          <w:highlight w:val="white"/>
+          <w:lang w:val="en-US"/>
         </w:rPr>
         <w:t xml:space="preserve">    </w:t>
       </w:r>
+      <w:proofErr w:type="spellStart"/>
+      <w:r>
+        <w:rPr>
+          <w:rFonts w:ascii="Cascadia Mono" w:hAnsi="Cascadia Mono" w:cs="Cascadia Mono"/>
+          <w:color w:val="000000"/>
+          <w:sz w:val="24"/>
+          <w:szCs w:val="24"/>
+          <w:highlight w:val="white"/>
+          <w:lang w:val="en-US"/>
+        </w:rPr>
+        <w:t>fin.close</w:t>
+      </w:r>
+      <w:proofErr w:type="spellEnd"/>
+      <w:r>
+        <w:rPr>
+          <w:rFonts w:ascii="Cascadia Mono" w:hAnsi="Cascadia Mono" w:cs="Cascadia Mono"/>
+          <w:color w:val="000000"/>
+          <w:sz w:val="24"/>
+          <w:szCs w:val="24"/>
+          <w:highlight w:val="white"/>
+          <w:lang w:val="en-US"/>
+        </w:rPr>
+        <w:t>();</w:t>
+      </w:r>
+    </w:p>
+    <w:p>
+      <w:pPr>
+        <w:autoSpaceDE w:val="0"/>
+        <w:autoSpaceDN w:val="0"/>
+        <w:adjustRightInd w:val="0"/>
+        <w:spacing w:after="0" w:line="240" w:lineRule="auto"/>
+        <w:rPr>
+          <w:rFonts w:ascii="Cascadia Mono" w:hAnsi="Cascadia Mono" w:cs="Cascadia Mono"/>
+          <w:color w:val="000000"/>
+          <w:sz w:val="24"/>
+          <w:szCs w:val="24"/>
+          <w:highlight w:val="white"/>
+          <w:lang w:val="en-US"/>
+        </w:rPr>
+      </w:pPr>
+      <w:r>
+        <w:rPr>
+          <w:rFonts w:ascii="Cascadia Mono" w:hAnsi="Cascadia Mono" w:cs="Cascadia Mono"/>
+          <w:color w:val="000000"/>
+          <w:sz w:val="24"/>
+          <w:szCs w:val="24"/>
+          <w:highlight w:val="white"/>
+          <w:lang w:val="en-US"/>
+        </w:rPr>
+        <w:t xml:space="preserve">    </w:t>
+      </w:r>
+      <w:proofErr w:type="spellStart"/>
+      <w:r>
+        <w:rPr>
+          <w:rFonts w:ascii="Cascadia Mono" w:hAnsi="Cascadia Mono" w:cs="Cascadia Mono"/>
+          <w:color w:val="000000"/>
+          <w:sz w:val="24"/>
+          <w:szCs w:val="24"/>
+          <w:highlight w:val="white"/>
+          <w:lang w:val="en-US"/>
+        </w:rPr>
+        <w:t>fout.close</w:t>
+      </w:r>
+      <w:proofErr w:type="spellEnd"/>
+      <w:r>
+        <w:rPr>
+          <w:rFonts w:ascii="Cascadia Mono" w:hAnsi="Cascadia Mono" w:cs="Cascadia Mono"/>
+          <w:color w:val="000000"/>
+          <w:sz w:val="24"/>
+          <w:szCs w:val="24"/>
+          <w:highlight w:val="white"/>
+          <w:lang w:val="en-US"/>
+        </w:rPr>
+        <w:t>();</w:t>
+      </w:r>
+    </w:p>
+    <w:p>
+      <w:pPr>
+        <w:autoSpaceDE w:val="0"/>
+        <w:autoSpaceDN w:val="0"/>
+        <w:adjustRightInd w:val="0"/>
+        <w:spacing w:after="0" w:line="240" w:lineRule="auto"/>
+        <w:rPr>
+          <w:rFonts w:ascii="Cascadia Mono" w:hAnsi="Cascadia Mono" w:cs="Cascadia Mono"/>
+          <w:color w:val="000000"/>
+          <w:sz w:val="24"/>
+          <w:szCs w:val="24"/>
+          <w:highlight w:val="white"/>
+          <w:lang w:val="en-US"/>
+        </w:rPr>
+      </w:pPr>
+    </w:p>
+    <w:p>
+      <w:pPr>
+        <w:autoSpaceDE w:val="0"/>
+        <w:autoSpaceDN w:val="0"/>
+        <w:adjustRightInd w:val="0"/>
+        <w:spacing w:after="0" w:line="240" w:lineRule="auto"/>
+        <w:rPr>
+          <w:rFonts w:ascii="Cascadia Mono" w:hAnsi="Cascadia Mono" w:cs="Cascadia Mono"/>
+          <w:color w:val="000000"/>
+          <w:sz w:val="24"/>
+          <w:szCs w:val="24"/>
+          <w:highlight w:val="white"/>
+          <w:lang w:val="en-US"/>
+        </w:rPr>
+      </w:pPr>
+      <w:r>
+        <w:rPr>
+          <w:rFonts w:ascii="Cascadia Mono" w:hAnsi="Cascadia Mono" w:cs="Cascadia Mono"/>
+          <w:color w:val="000000"/>
+          <w:sz w:val="24"/>
+          <w:szCs w:val="24"/>
+          <w:highlight w:val="white"/>
+          <w:lang w:val="en-US"/>
+        </w:rPr>
+        <w:t xml:space="preserve">    </w:t>
+      </w:r>
+      <w:proofErr w:type="spellStart"/>
       <w:r>
         <w:rPr>
           <w:rFonts w:ascii="Cascadia Mono" w:hAnsi="Cascadia Mono" w:cs="Cascadia Mono"/>
@@ -5694,13 +7263,15 @@
         </w:rPr>
         <w:t>cout</w:t>
       </w:r>
-      <w:r>
-        <w:rPr>
-          <w:rFonts w:ascii="Cascadia Mono" w:hAnsi="Cascadia Mono" w:cs="Cascadia Mono"/>
-          <w:color w:val="000000"/>
-          <w:sz w:val="24"/>
-          <w:szCs w:val="24"/>
-          <w:highlight w:val="white"/>
+      <w:proofErr w:type="spellEnd"/>
+      <w:r>
+        <w:rPr>
+          <w:rFonts w:ascii="Cascadia Mono" w:hAnsi="Cascadia Mono" w:cs="Cascadia Mono"/>
+          <w:color w:val="000000"/>
+          <w:sz w:val="24"/>
+          <w:szCs w:val="24"/>
+          <w:highlight w:val="white"/>
+          <w:lang w:val="en-US"/>
         </w:rPr>
         <w:t xml:space="preserve"> </w:t>
       </w:r>
@@ -5711,6 +7282,7 @@
           <w:sz w:val="24"/>
           <w:szCs w:val="24"/>
           <w:highlight w:val="white"/>
+          <w:lang w:val="en-US"/>
         </w:rPr>
         <w:t>&lt;&lt;</w:t>
       </w:r>
@@ -5721,6 +7293,7 @@
           <w:sz w:val="24"/>
           <w:szCs w:val="24"/>
           <w:highlight w:val="white"/>
+          <w:lang w:val="en-US"/>
         </w:rPr>
         <w:t xml:space="preserve"> </w:t>
       </w:r>
@@ -5731,8 +7304,9 @@
           <w:sz w:val="24"/>
           <w:szCs w:val="24"/>
           <w:highlight w:val="white"/>
-        </w:rPr>
-        <w:t xml:space="preserve">"Результат в </w:t>
+          <w:lang w:val="en-US"/>
+        </w:rPr>
+        <w:t>"</w:t>
       </w:r>
       <w:r>
         <w:rPr>
@@ -5741,6 +7315,48 @@
           <w:sz w:val="24"/>
           <w:szCs w:val="24"/>
           <w:highlight w:val="white"/>
+        </w:rPr>
+        <w:t>Результат</w:t>
+      </w:r>
+      <w:r>
+        <w:rPr>
+          <w:rFonts w:ascii="Cascadia Mono" w:hAnsi="Cascadia Mono" w:cs="Cascadia Mono"/>
+          <w:color w:val="A31515"/>
+          <w:sz w:val="24"/>
+          <w:szCs w:val="24"/>
+          <w:highlight w:val="white"/>
+          <w:lang w:val="en-US"/>
+        </w:rPr>
+        <w:t xml:space="preserve"> </w:t>
+      </w:r>
+      <w:r>
+        <w:rPr>
+          <w:rFonts w:ascii="Cascadia Mono" w:hAnsi="Cascadia Mono" w:cs="Cascadia Mono"/>
+          <w:color w:val="A31515"/>
+          <w:sz w:val="24"/>
+          <w:szCs w:val="24"/>
+          <w:highlight w:val="white"/>
+        </w:rPr>
+        <w:t>в</w:t>
+      </w:r>
+      <w:r>
+        <w:rPr>
+          <w:rFonts w:ascii="Cascadia Mono" w:hAnsi="Cascadia Mono" w:cs="Cascadia Mono"/>
+          <w:color w:val="A31515"/>
+          <w:sz w:val="24"/>
+          <w:szCs w:val="24"/>
+          <w:highlight w:val="white"/>
+          <w:lang w:val="en-US"/>
+        </w:rPr>
+        <w:t xml:space="preserve"> </w:t>
+      </w:r>
+      <w:r>
+        <w:rPr>
+          <w:rFonts w:ascii="Cascadia Mono" w:hAnsi="Cascadia Mono" w:cs="Cascadia Mono"/>
+          <w:color w:val="A31515"/>
+          <w:sz w:val="24"/>
+          <w:szCs w:val="24"/>
+          <w:highlight w:val="white"/>
           <w:lang w:val="en-US"/>
         </w:rPr>
         <w:t>output</w:t>
@@ -5752,6 +7368,7 @@
           <w:sz w:val="24"/>
           <w:szCs w:val="24"/>
           <w:highlight w:val="white"/>
+          <w:lang w:val="en-US"/>
         </w:rPr>
         <w:t>.</w:t>
       </w:r>
@@ -5773,6 +7390,7 @@
           <w:sz w:val="24"/>
           <w:szCs w:val="24"/>
           <w:highlight w:val="white"/>
+          <w:lang w:val="en-US"/>
         </w:rPr>
         <w:t>"</w:t>
       </w:r>
@@ -5783,6 +7401,7 @@
           <w:sz w:val="24"/>
           <w:szCs w:val="24"/>
           <w:highlight w:val="white"/>
+          <w:lang w:val="en-US"/>
         </w:rPr>
         <w:t xml:space="preserve"> </w:t>
       </w:r>
@@ -5793,6 +7412,7 @@
           <w:sz w:val="24"/>
           <w:szCs w:val="24"/>
           <w:highlight w:val="white"/>
+          <w:lang w:val="en-US"/>
         </w:rPr>
         <w:t>&lt;&lt;</w:t>
       </w:r>
@@ -5803,9 +7423,11 @@
           <w:sz w:val="24"/>
           <w:szCs w:val="24"/>
           <w:highlight w:val="white"/>
-        </w:rPr>
-        <w:t xml:space="preserve"> </w:t>
-      </w:r>
+          <w:lang w:val="en-US"/>
+        </w:rPr>
+        <w:t xml:space="preserve"> </w:t>
+      </w:r>
+      <w:proofErr w:type="spellStart"/>
       <w:r>
         <w:rPr>
           <w:rFonts w:ascii="Cascadia Mono" w:hAnsi="Cascadia Mono" w:cs="Cascadia Mono"/>
@@ -5817,13 +7439,15 @@
         </w:rPr>
         <w:t>endl</w:t>
       </w:r>
-      <w:r>
-        <w:rPr>
-          <w:rFonts w:ascii="Cascadia Mono" w:hAnsi="Cascadia Mono" w:cs="Cascadia Mono"/>
-          <w:color w:val="000000"/>
-          <w:sz w:val="24"/>
-          <w:szCs w:val="24"/>
-          <w:highlight w:val="white"/>
+      <w:proofErr w:type="spellEnd"/>
+      <w:r>
+        <w:rPr>
+          <w:rFonts w:ascii="Cascadia Mono" w:hAnsi="Cascadia Mono" w:cs="Cascadia Mono"/>
+          <w:color w:val="000000"/>
+          <w:sz w:val="24"/>
+          <w:szCs w:val="24"/>
+          <w:highlight w:val="white"/>
+          <w:lang w:val="en-US"/>
         </w:rPr>
         <w:t>;</w:t>
       </w:r>
@@ -6234,6 +7858,7 @@
           <w:rFonts w:ascii="Times New Roman" w:hAnsi="Times New Roman" w:cs="Times New Roman"/>
           <w:sz w:val="28"/>
           <w:szCs w:val="28"/>
+          <w:lang w:val="en-US"/>
         </w:rPr>
       </w:pPr>
       <w:r>
@@ -6250,6 +7875,7 @@
           <w:rFonts w:ascii="Times New Roman" w:hAnsi="Times New Roman" w:cs="Times New Roman"/>
           <w:sz w:val="28"/>
           <w:szCs w:val="28"/>
+          <w:lang w:val="en-US"/>
         </w:rPr>
         <w:t xml:space="preserve"> </w:t>
       </w:r>
@@ -6266,6 +7892,7 @@
           <w:rFonts w:ascii="Times New Roman" w:hAnsi="Times New Roman" w:cs="Times New Roman"/>
           <w:sz w:val="28"/>
           <w:szCs w:val="28"/>
+          <w:lang w:val="en-US"/>
         </w:rPr>
         <w:t>:</w:t>
       </w:r>
@@ -6365,7 +7992,31 @@
           <w:highlight w:val="white"/>
           <w:lang w:val="en-US"/>
         </w:rPr>
-        <w:t>&lt;fstream&gt;</w:t>
+        <w:t>&lt;</w:t>
+      </w:r>
+      <w:proofErr w:type="spellStart"/>
+      <w:r>
+        <w:rPr>
+          <w:rFonts w:ascii="Cascadia Mono" w:hAnsi="Cascadia Mono" w:cs="Cascadia Mono"/>
+          <w:color w:val="A31515"/>
+          <w:sz w:val="24"/>
+          <w:szCs w:val="24"/>
+          <w:highlight w:val="white"/>
+          <w:lang w:val="en-US"/>
+        </w:rPr>
+        <w:t>fstream</w:t>
+      </w:r>
+      <w:proofErr w:type="spellEnd"/>
+      <w:r>
+        <w:rPr>
+          <w:rFonts w:ascii="Cascadia Mono" w:hAnsi="Cascadia Mono" w:cs="Cascadia Mono"/>
+          <w:color w:val="A31515"/>
+          <w:sz w:val="24"/>
+          <w:szCs w:val="24"/>
+          <w:highlight w:val="white"/>
+          <w:lang w:val="en-US"/>
+        </w:rPr>
+        <w:t>&gt;</w:t>
       </w:r>
     </w:p>
     <w:p>
@@ -6647,7 +8298,31 @@
           <w:highlight w:val="white"/>
           <w:lang w:val="en-US"/>
         </w:rPr>
-        <w:t xml:space="preserve">    setlocale(</w:t>
+        <w:t xml:space="preserve">    </w:t>
+      </w:r>
+      <w:proofErr w:type="spellStart"/>
+      <w:r>
+        <w:rPr>
+          <w:rFonts w:ascii="Cascadia Mono" w:hAnsi="Cascadia Mono" w:cs="Cascadia Mono"/>
+          <w:color w:val="000000"/>
+          <w:sz w:val="24"/>
+          <w:szCs w:val="24"/>
+          <w:highlight w:val="white"/>
+          <w:lang w:val="en-US"/>
+        </w:rPr>
+        <w:t>setlocale</w:t>
+      </w:r>
+      <w:proofErr w:type="spellEnd"/>
+      <w:r>
+        <w:rPr>
+          <w:rFonts w:ascii="Cascadia Mono" w:hAnsi="Cascadia Mono" w:cs="Cascadia Mono"/>
+          <w:color w:val="000000"/>
+          <w:sz w:val="24"/>
+          <w:szCs w:val="24"/>
+          <w:highlight w:val="white"/>
+          <w:lang w:val="en-US"/>
+        </w:rPr>
+        <w:t>(</w:t>
       </w:r>
       <w:r>
         <w:rPr>
@@ -6680,7 +8355,31 @@
           <w:highlight w:val="white"/>
           <w:lang w:val="en-US"/>
         </w:rPr>
-        <w:t>"ru_RU"</w:t>
+        <w:t>"</w:t>
+      </w:r>
+      <w:proofErr w:type="spellStart"/>
+      <w:r>
+        <w:rPr>
+          <w:rFonts w:ascii="Cascadia Mono" w:hAnsi="Cascadia Mono" w:cs="Cascadia Mono"/>
+          <w:color w:val="A31515"/>
+          <w:sz w:val="24"/>
+          <w:szCs w:val="24"/>
+          <w:highlight w:val="white"/>
+          <w:lang w:val="en-US"/>
+        </w:rPr>
+        <w:t>ru_RU</w:t>
+      </w:r>
+      <w:proofErr w:type="spellEnd"/>
+      <w:r>
+        <w:rPr>
+          <w:rFonts w:ascii="Cascadia Mono" w:hAnsi="Cascadia Mono" w:cs="Cascadia Mono"/>
+          <w:color w:val="A31515"/>
+          <w:sz w:val="24"/>
+          <w:szCs w:val="24"/>
+          <w:highlight w:val="white"/>
+          <w:lang w:val="en-US"/>
+        </w:rPr>
+        <w:t>"</w:t>
       </w:r>
       <w:r>
         <w:rPr>
@@ -6736,6 +8435,7 @@
         </w:rPr>
         <w:t xml:space="preserve">    </w:t>
       </w:r>
+      <w:proofErr w:type="spellStart"/>
       <w:r>
         <w:rPr>
           <w:rFonts w:ascii="Cascadia Mono" w:hAnsi="Cascadia Mono" w:cs="Cascadia Mono"/>
@@ -6747,6 +8447,7 @@
         </w:rPr>
         <w:t>ifstream</w:t>
       </w:r>
+      <w:proofErr w:type="spellEnd"/>
       <w:r>
         <w:rPr>
           <w:rFonts w:ascii="Cascadia Mono" w:hAnsi="Cascadia Mono" w:cs="Cascadia Mono"/>
@@ -6807,6 +8508,7 @@
         </w:rPr>
         <w:t xml:space="preserve">    </w:t>
       </w:r>
+      <w:proofErr w:type="spellStart"/>
       <w:r>
         <w:rPr>
           <w:rFonts w:ascii="Cascadia Mono" w:hAnsi="Cascadia Mono" w:cs="Cascadia Mono"/>
@@ -6818,16 +8520,41 @@
         </w:rPr>
         <w:t>ofstream</w:t>
       </w:r>
-      <w:r>
-        <w:rPr>
-          <w:rFonts w:ascii="Cascadia Mono" w:hAnsi="Cascadia Mono" w:cs="Cascadia Mono"/>
-          <w:color w:val="000000"/>
-          <w:sz w:val="24"/>
-          <w:szCs w:val="24"/>
-          <w:highlight w:val="white"/>
-          <w:lang w:val="en-US"/>
-        </w:rPr>
-        <w:t xml:space="preserve"> fout(</w:t>
+      <w:proofErr w:type="spellEnd"/>
+      <w:r>
+        <w:rPr>
+          <w:rFonts w:ascii="Cascadia Mono" w:hAnsi="Cascadia Mono" w:cs="Cascadia Mono"/>
+          <w:color w:val="000000"/>
+          <w:sz w:val="24"/>
+          <w:szCs w:val="24"/>
+          <w:highlight w:val="white"/>
+          <w:lang w:val="en-US"/>
+        </w:rPr>
+        <w:t xml:space="preserve"> </w:t>
+      </w:r>
+      <w:proofErr w:type="spellStart"/>
+      <w:r>
+        <w:rPr>
+          <w:rFonts w:ascii="Cascadia Mono" w:hAnsi="Cascadia Mono" w:cs="Cascadia Mono"/>
+          <w:color w:val="000000"/>
+          <w:sz w:val="24"/>
+          <w:szCs w:val="24"/>
+          <w:highlight w:val="white"/>
+          <w:lang w:val="en-US"/>
+        </w:rPr>
+        <w:t>fout</w:t>
+      </w:r>
+      <w:proofErr w:type="spellEnd"/>
+      <w:r>
+        <w:rPr>
+          <w:rFonts w:ascii="Cascadia Mono" w:hAnsi="Cascadia Mono" w:cs="Cascadia Mono"/>
+          <w:color w:val="000000"/>
+          <w:sz w:val="24"/>
+          <w:szCs w:val="24"/>
+          <w:highlight w:val="white"/>
+          <w:lang w:val="en-US"/>
+        </w:rPr>
+        <w:t>(</w:t>
       </w:r>
       <w:r>
         <w:rPr>
@@ -7186,7 +8913,31 @@
           <w:highlight w:val="white"/>
           <w:lang w:val="en-US"/>
         </w:rPr>
-        <w:t xml:space="preserve"> j = 0; j &lt; n; j++) {</w:t>
+        <w:t xml:space="preserve"> j = 0; j &lt; n; </w:t>
+      </w:r>
+      <w:proofErr w:type="spellStart"/>
+      <w:r>
+        <w:rPr>
+          <w:rFonts w:ascii="Cascadia Mono" w:hAnsi="Cascadia Mono" w:cs="Cascadia Mono"/>
+          <w:color w:val="000000"/>
+          <w:sz w:val="24"/>
+          <w:szCs w:val="24"/>
+          <w:highlight w:val="white"/>
+          <w:lang w:val="en-US"/>
+        </w:rPr>
+        <w:t>j++</w:t>
+      </w:r>
+      <w:proofErr w:type="spellEnd"/>
+      <w:r>
+        <w:rPr>
+          <w:rFonts w:ascii="Cascadia Mono" w:hAnsi="Cascadia Mono" w:cs="Cascadia Mono"/>
+          <w:color w:val="000000"/>
+          <w:sz w:val="24"/>
+          <w:szCs w:val="24"/>
+          <w:highlight w:val="white"/>
+          <w:lang w:val="en-US"/>
+        </w:rPr>
+        <w:t>) {</w:t>
       </w:r>
     </w:p>
     <w:p>
@@ -7376,7 +9127,31 @@
           <w:highlight w:val="white"/>
           <w:lang w:val="en-US"/>
         </w:rPr>
-        <w:t xml:space="preserve"> j = 0; j &lt; n; j++) {</w:t>
+        <w:t xml:space="preserve"> j = 0; j &lt; n; </w:t>
+      </w:r>
+      <w:proofErr w:type="spellStart"/>
+      <w:r>
+        <w:rPr>
+          <w:rFonts w:ascii="Cascadia Mono" w:hAnsi="Cascadia Mono" w:cs="Cascadia Mono"/>
+          <w:color w:val="000000"/>
+          <w:sz w:val="24"/>
+          <w:szCs w:val="24"/>
+          <w:highlight w:val="white"/>
+          <w:lang w:val="en-US"/>
+        </w:rPr>
+        <w:t>j++</w:t>
+      </w:r>
+      <w:proofErr w:type="spellEnd"/>
+      <w:r>
+        <w:rPr>
+          <w:rFonts w:ascii="Cascadia Mono" w:hAnsi="Cascadia Mono" w:cs="Cascadia Mono"/>
+          <w:color w:val="000000"/>
+          <w:sz w:val="24"/>
+          <w:szCs w:val="24"/>
+          <w:highlight w:val="white"/>
+          <w:lang w:val="en-US"/>
+        </w:rPr>
+        <w:t>) {</w:t>
       </w:r>
     </w:p>
     <w:p>
@@ -7425,7 +9200,31 @@
           <w:highlight w:val="white"/>
           <w:lang w:val="en-US"/>
         </w:rPr>
-        <w:t xml:space="preserve"> tmp = matrix[0][j];</w:t>
+        <w:t xml:space="preserve"> </w:t>
+      </w:r>
+      <w:proofErr w:type="spellStart"/>
+      <w:r>
+        <w:rPr>
+          <w:rFonts w:ascii="Cascadia Mono" w:hAnsi="Cascadia Mono" w:cs="Cascadia Mono"/>
+          <w:color w:val="000000"/>
+          <w:sz w:val="24"/>
+          <w:szCs w:val="24"/>
+          <w:highlight w:val="white"/>
+          <w:lang w:val="en-US"/>
+        </w:rPr>
+        <w:t>tmp</w:t>
+      </w:r>
+      <w:proofErr w:type="spellEnd"/>
+      <w:r>
+        <w:rPr>
+          <w:rFonts w:ascii="Cascadia Mono" w:hAnsi="Cascadia Mono" w:cs="Cascadia Mono"/>
+          <w:color w:val="000000"/>
+          <w:sz w:val="24"/>
+          <w:szCs w:val="24"/>
+          <w:highlight w:val="white"/>
+          <w:lang w:val="en-US"/>
+        </w:rPr>
+        <w:t xml:space="preserve"> = matrix[0][j];</w:t>
       </w:r>
     </w:p>
     <w:p>
@@ -7479,7 +9278,31 @@
           <w:highlight w:val="white"/>
           <w:lang w:val="en-US"/>
         </w:rPr>
-        <w:t xml:space="preserve">        matrix[n - 1][j] = tmp;</w:t>
+        <w:t xml:space="preserve">        matrix[n - 1][j] = </w:t>
+      </w:r>
+      <w:proofErr w:type="spellStart"/>
+      <w:r>
+        <w:rPr>
+          <w:rFonts w:ascii="Cascadia Mono" w:hAnsi="Cascadia Mono" w:cs="Cascadia Mono"/>
+          <w:color w:val="000000"/>
+          <w:sz w:val="24"/>
+          <w:szCs w:val="24"/>
+          <w:highlight w:val="white"/>
+          <w:lang w:val="en-US"/>
+        </w:rPr>
+        <w:t>tmp</w:t>
+      </w:r>
+      <w:proofErr w:type="spellEnd"/>
+      <w:r>
+        <w:rPr>
+          <w:rFonts w:ascii="Cascadia Mono" w:hAnsi="Cascadia Mono" w:cs="Cascadia Mono"/>
+          <w:color w:val="000000"/>
+          <w:sz w:val="24"/>
+          <w:szCs w:val="24"/>
+          <w:highlight w:val="white"/>
+          <w:lang w:val="en-US"/>
+        </w:rPr>
+        <w:t>;</w:t>
       </w:r>
     </w:p>
     <w:p>
@@ -7549,7 +9372,31 @@
           <w:highlight w:val="white"/>
           <w:lang w:val="en-US"/>
         </w:rPr>
-        <w:t xml:space="preserve">    fout </w:t>
+        <w:t xml:space="preserve">    </w:t>
+      </w:r>
+      <w:proofErr w:type="spellStart"/>
+      <w:r>
+        <w:rPr>
+          <w:rFonts w:ascii="Cascadia Mono" w:hAnsi="Cascadia Mono" w:cs="Cascadia Mono"/>
+          <w:color w:val="000000"/>
+          <w:sz w:val="24"/>
+          <w:szCs w:val="24"/>
+          <w:highlight w:val="white"/>
+          <w:lang w:val="en-US"/>
+        </w:rPr>
+        <w:t>fout</w:t>
+      </w:r>
+      <w:proofErr w:type="spellEnd"/>
+      <w:r>
+        <w:rPr>
+          <w:rFonts w:ascii="Cascadia Mono" w:hAnsi="Cascadia Mono" w:cs="Cascadia Mono"/>
+          <w:color w:val="000000"/>
+          <w:sz w:val="24"/>
+          <w:szCs w:val="24"/>
+          <w:highlight w:val="white"/>
+          <w:lang w:val="en-US"/>
+        </w:rPr>
+        <w:t xml:space="preserve"> </w:t>
       </w:r>
       <w:r>
         <w:rPr>
@@ -7593,7 +9440,31 @@
           <w:highlight w:val="white"/>
           <w:lang w:val="en-US"/>
         </w:rPr>
-        <w:t xml:space="preserve"> endl;</w:t>
+        <w:t xml:space="preserve"> </w:t>
+      </w:r>
+      <w:proofErr w:type="spellStart"/>
+      <w:r>
+        <w:rPr>
+          <w:rFonts w:ascii="Cascadia Mono" w:hAnsi="Cascadia Mono" w:cs="Cascadia Mono"/>
+          <w:color w:val="000000"/>
+          <w:sz w:val="24"/>
+          <w:szCs w:val="24"/>
+          <w:highlight w:val="white"/>
+          <w:lang w:val="en-US"/>
+        </w:rPr>
+        <w:t>endl</w:t>
+      </w:r>
+      <w:proofErr w:type="spellEnd"/>
+      <w:r>
+        <w:rPr>
+          <w:rFonts w:ascii="Cascadia Mono" w:hAnsi="Cascadia Mono" w:cs="Cascadia Mono"/>
+          <w:color w:val="000000"/>
+          <w:sz w:val="24"/>
+          <w:szCs w:val="24"/>
+          <w:highlight w:val="white"/>
+          <w:lang w:val="en-US"/>
+        </w:rPr>
+        <w:t>;</w:t>
       </w:r>
     </w:p>
     <w:p>
@@ -7751,34 +9622,82 @@
           <w:highlight w:val="white"/>
           <w:lang w:val="en-US"/>
         </w:rPr>
-        <w:t xml:space="preserve"> j = 0; j &lt; n; j++) {</w:t>
-      </w:r>
-    </w:p>
-    <w:p>
-      <w:pPr>
-        <w:autoSpaceDE w:val="0"/>
-        <w:autoSpaceDN w:val="0"/>
-        <w:adjustRightInd w:val="0"/>
-        <w:spacing w:after="0" w:line="240" w:lineRule="auto"/>
-        <w:rPr>
-          <w:rFonts w:ascii="Cascadia Mono" w:hAnsi="Cascadia Mono" w:cs="Cascadia Mono"/>
-          <w:color w:val="000000"/>
-          <w:sz w:val="24"/>
-          <w:szCs w:val="24"/>
-          <w:highlight w:val="white"/>
-          <w:lang w:val="en-US"/>
-        </w:rPr>
-      </w:pPr>
-      <w:r>
-        <w:rPr>
-          <w:rFonts w:ascii="Cascadia Mono" w:hAnsi="Cascadia Mono" w:cs="Cascadia Mono"/>
-          <w:color w:val="000000"/>
-          <w:sz w:val="24"/>
-          <w:szCs w:val="24"/>
-          <w:highlight w:val="white"/>
-          <w:lang w:val="en-US"/>
-        </w:rPr>
-        <w:t xml:space="preserve">            fout </w:t>
+        <w:t xml:space="preserve"> j = 0; j &lt; n; </w:t>
+      </w:r>
+      <w:proofErr w:type="spellStart"/>
+      <w:r>
+        <w:rPr>
+          <w:rFonts w:ascii="Cascadia Mono" w:hAnsi="Cascadia Mono" w:cs="Cascadia Mono"/>
+          <w:color w:val="000000"/>
+          <w:sz w:val="24"/>
+          <w:szCs w:val="24"/>
+          <w:highlight w:val="white"/>
+          <w:lang w:val="en-US"/>
+        </w:rPr>
+        <w:t>j++</w:t>
+      </w:r>
+      <w:proofErr w:type="spellEnd"/>
+      <w:r>
+        <w:rPr>
+          <w:rFonts w:ascii="Cascadia Mono" w:hAnsi="Cascadia Mono" w:cs="Cascadia Mono"/>
+          <w:color w:val="000000"/>
+          <w:sz w:val="24"/>
+          <w:szCs w:val="24"/>
+          <w:highlight w:val="white"/>
+          <w:lang w:val="en-US"/>
+        </w:rPr>
+        <w:t>) {</w:t>
+      </w:r>
+    </w:p>
+    <w:p>
+      <w:pPr>
+        <w:autoSpaceDE w:val="0"/>
+        <w:autoSpaceDN w:val="0"/>
+        <w:adjustRightInd w:val="0"/>
+        <w:spacing w:after="0" w:line="240" w:lineRule="auto"/>
+        <w:rPr>
+          <w:rFonts w:ascii="Cascadia Mono" w:hAnsi="Cascadia Mono" w:cs="Cascadia Mono"/>
+          <w:color w:val="000000"/>
+          <w:sz w:val="24"/>
+          <w:szCs w:val="24"/>
+          <w:highlight w:val="white"/>
+          <w:lang w:val="en-US"/>
+        </w:rPr>
+      </w:pPr>
+      <w:r>
+        <w:rPr>
+          <w:rFonts w:ascii="Cascadia Mono" w:hAnsi="Cascadia Mono" w:cs="Cascadia Mono"/>
+          <w:color w:val="000000"/>
+          <w:sz w:val="24"/>
+          <w:szCs w:val="24"/>
+          <w:highlight w:val="white"/>
+          <w:lang w:val="en-US"/>
+        </w:rPr>
+        <w:t xml:space="preserve">            </w:t>
+      </w:r>
+      <w:proofErr w:type="spellStart"/>
+      <w:r>
+        <w:rPr>
+          <w:rFonts w:ascii="Cascadia Mono" w:hAnsi="Cascadia Mono" w:cs="Cascadia Mono"/>
+          <w:color w:val="000000"/>
+          <w:sz w:val="24"/>
+          <w:szCs w:val="24"/>
+          <w:highlight w:val="white"/>
+          <w:lang w:val="en-US"/>
+        </w:rPr>
+        <w:t>fout</w:t>
+      </w:r>
+      <w:proofErr w:type="spellEnd"/>
+      <w:r>
+        <w:rPr>
+          <w:rFonts w:ascii="Cascadia Mono" w:hAnsi="Cascadia Mono" w:cs="Cascadia Mono"/>
+          <w:color w:val="000000"/>
+          <w:sz w:val="24"/>
+          <w:szCs w:val="24"/>
+          <w:highlight w:val="white"/>
+          <w:lang w:val="en-US"/>
+        </w:rPr>
+        <w:t xml:space="preserve"> </w:t>
       </w:r>
       <w:r>
         <w:rPr>
@@ -7898,7 +9817,31 @@
           <w:highlight w:val="white"/>
           <w:lang w:val="en-US"/>
         </w:rPr>
-        <w:t xml:space="preserve">        fout </w:t>
+        <w:t xml:space="preserve">        </w:t>
+      </w:r>
+      <w:proofErr w:type="spellStart"/>
+      <w:r>
+        <w:rPr>
+          <w:rFonts w:ascii="Cascadia Mono" w:hAnsi="Cascadia Mono" w:cs="Cascadia Mono"/>
+          <w:color w:val="000000"/>
+          <w:sz w:val="24"/>
+          <w:szCs w:val="24"/>
+          <w:highlight w:val="white"/>
+          <w:lang w:val="en-US"/>
+        </w:rPr>
+        <w:t>fout</w:t>
+      </w:r>
+      <w:proofErr w:type="spellEnd"/>
+      <w:r>
+        <w:rPr>
+          <w:rFonts w:ascii="Cascadia Mono" w:hAnsi="Cascadia Mono" w:cs="Cascadia Mono"/>
+          <w:color w:val="000000"/>
+          <w:sz w:val="24"/>
+          <w:szCs w:val="24"/>
+          <w:highlight w:val="white"/>
+          <w:lang w:val="en-US"/>
+        </w:rPr>
+        <w:t xml:space="preserve"> </w:t>
       </w:r>
       <w:r>
         <w:rPr>
@@ -7920,7 +9863,31 @@
           <w:highlight w:val="white"/>
           <w:lang w:val="en-US"/>
         </w:rPr>
-        <w:t xml:space="preserve"> endl;</w:t>
+        <w:t xml:space="preserve"> </w:t>
+      </w:r>
+      <w:proofErr w:type="spellStart"/>
+      <w:r>
+        <w:rPr>
+          <w:rFonts w:ascii="Cascadia Mono" w:hAnsi="Cascadia Mono" w:cs="Cascadia Mono"/>
+          <w:color w:val="000000"/>
+          <w:sz w:val="24"/>
+          <w:szCs w:val="24"/>
+          <w:highlight w:val="white"/>
+          <w:lang w:val="en-US"/>
+        </w:rPr>
+        <w:t>endl</w:t>
+      </w:r>
+      <w:proofErr w:type="spellEnd"/>
+      <w:r>
+        <w:rPr>
+          <w:rFonts w:ascii="Cascadia Mono" w:hAnsi="Cascadia Mono" w:cs="Cascadia Mono"/>
+          <w:color w:val="000000"/>
+          <w:sz w:val="24"/>
+          <w:szCs w:val="24"/>
+          <w:highlight w:val="white"/>
+          <w:lang w:val="en-US"/>
+        </w:rPr>
+        <w:t>;</w:t>
       </w:r>
     </w:p>
     <w:p>
@@ -7990,77 +9957,149 @@
           <w:highlight w:val="white"/>
           <w:lang w:val="en-US"/>
         </w:rPr>
-        <w:t xml:space="preserve">    fin.close();</w:t>
-      </w:r>
-    </w:p>
-    <w:p>
-      <w:pPr>
-        <w:autoSpaceDE w:val="0"/>
-        <w:autoSpaceDN w:val="0"/>
-        <w:adjustRightInd w:val="0"/>
-        <w:spacing w:after="0" w:line="240" w:lineRule="auto"/>
-        <w:rPr>
-          <w:rFonts w:ascii="Cascadia Mono" w:hAnsi="Cascadia Mono" w:cs="Cascadia Mono"/>
-          <w:color w:val="000000"/>
-          <w:sz w:val="24"/>
-          <w:szCs w:val="24"/>
-          <w:highlight w:val="white"/>
-          <w:lang w:val="en-US"/>
-        </w:rPr>
-      </w:pPr>
-      <w:r>
-        <w:rPr>
-          <w:rFonts w:ascii="Cascadia Mono" w:hAnsi="Cascadia Mono" w:cs="Cascadia Mono"/>
-          <w:color w:val="000000"/>
-          <w:sz w:val="24"/>
-          <w:szCs w:val="24"/>
-          <w:highlight w:val="white"/>
-          <w:lang w:val="en-US"/>
-        </w:rPr>
-        <w:t xml:space="preserve">    fout.close();</w:t>
-      </w:r>
-    </w:p>
-    <w:p>
-      <w:pPr>
-        <w:autoSpaceDE w:val="0"/>
-        <w:autoSpaceDN w:val="0"/>
-        <w:adjustRightInd w:val="0"/>
-        <w:spacing w:after="0" w:line="240" w:lineRule="auto"/>
-        <w:rPr>
-          <w:rFonts w:ascii="Cascadia Mono" w:hAnsi="Cascadia Mono" w:cs="Cascadia Mono"/>
-          <w:color w:val="000000"/>
-          <w:sz w:val="24"/>
-          <w:szCs w:val="24"/>
-          <w:highlight w:val="white"/>
-          <w:lang w:val="en-US"/>
-        </w:rPr>
-      </w:pPr>
-    </w:p>
-    <w:p>
-      <w:pPr>
-        <w:autoSpaceDE w:val="0"/>
-        <w:autoSpaceDN w:val="0"/>
-        <w:adjustRightInd w:val="0"/>
-        <w:spacing w:after="0" w:line="240" w:lineRule="auto"/>
-        <w:rPr>
-          <w:rFonts w:ascii="Cascadia Mono" w:hAnsi="Cascadia Mono" w:cs="Cascadia Mono"/>
-          <w:color w:val="000000"/>
-          <w:sz w:val="24"/>
-          <w:szCs w:val="24"/>
-          <w:highlight w:val="white"/>
-          <w:lang w:val="en-US"/>
-        </w:rPr>
-      </w:pPr>
-      <w:r>
-        <w:rPr>
-          <w:rFonts w:ascii="Cascadia Mono" w:hAnsi="Cascadia Mono" w:cs="Cascadia Mono"/>
-          <w:color w:val="000000"/>
-          <w:sz w:val="24"/>
-          <w:szCs w:val="24"/>
-          <w:highlight w:val="white"/>
-          <w:lang w:val="en-US"/>
-        </w:rPr>
-        <w:t xml:space="preserve">    cout </w:t>
+        <w:t xml:space="preserve">    </w:t>
+      </w:r>
+      <w:proofErr w:type="spellStart"/>
+      <w:r>
+        <w:rPr>
+          <w:rFonts w:ascii="Cascadia Mono" w:hAnsi="Cascadia Mono" w:cs="Cascadia Mono"/>
+          <w:color w:val="000000"/>
+          <w:sz w:val="24"/>
+          <w:szCs w:val="24"/>
+          <w:highlight w:val="white"/>
+          <w:lang w:val="en-US"/>
+        </w:rPr>
+        <w:t>fin.close</w:t>
+      </w:r>
+      <w:proofErr w:type="spellEnd"/>
+      <w:r>
+        <w:rPr>
+          <w:rFonts w:ascii="Cascadia Mono" w:hAnsi="Cascadia Mono" w:cs="Cascadia Mono"/>
+          <w:color w:val="000000"/>
+          <w:sz w:val="24"/>
+          <w:szCs w:val="24"/>
+          <w:highlight w:val="white"/>
+          <w:lang w:val="en-US"/>
+        </w:rPr>
+        <w:t>();</w:t>
+      </w:r>
+    </w:p>
+    <w:p>
+      <w:pPr>
+        <w:autoSpaceDE w:val="0"/>
+        <w:autoSpaceDN w:val="0"/>
+        <w:adjustRightInd w:val="0"/>
+        <w:spacing w:after="0" w:line="240" w:lineRule="auto"/>
+        <w:rPr>
+          <w:rFonts w:ascii="Cascadia Mono" w:hAnsi="Cascadia Mono" w:cs="Cascadia Mono"/>
+          <w:color w:val="000000"/>
+          <w:sz w:val="24"/>
+          <w:szCs w:val="24"/>
+          <w:highlight w:val="white"/>
+          <w:lang w:val="en-US"/>
+        </w:rPr>
+      </w:pPr>
+      <w:r>
+        <w:rPr>
+          <w:rFonts w:ascii="Cascadia Mono" w:hAnsi="Cascadia Mono" w:cs="Cascadia Mono"/>
+          <w:color w:val="000000"/>
+          <w:sz w:val="24"/>
+          <w:szCs w:val="24"/>
+          <w:highlight w:val="white"/>
+          <w:lang w:val="en-US"/>
+        </w:rPr>
+        <w:t xml:space="preserve">    </w:t>
+      </w:r>
+      <w:proofErr w:type="spellStart"/>
+      <w:r>
+        <w:rPr>
+          <w:rFonts w:ascii="Cascadia Mono" w:hAnsi="Cascadia Mono" w:cs="Cascadia Mono"/>
+          <w:color w:val="000000"/>
+          <w:sz w:val="24"/>
+          <w:szCs w:val="24"/>
+          <w:highlight w:val="white"/>
+          <w:lang w:val="en-US"/>
+        </w:rPr>
+        <w:t>fout.close</w:t>
+      </w:r>
+      <w:proofErr w:type="spellEnd"/>
+      <w:r>
+        <w:rPr>
+          <w:rFonts w:ascii="Cascadia Mono" w:hAnsi="Cascadia Mono" w:cs="Cascadia Mono"/>
+          <w:color w:val="000000"/>
+          <w:sz w:val="24"/>
+          <w:szCs w:val="24"/>
+          <w:highlight w:val="white"/>
+          <w:lang w:val="en-US"/>
+        </w:rPr>
+        <w:t>();</w:t>
+      </w:r>
+    </w:p>
+    <w:p>
+      <w:pPr>
+        <w:autoSpaceDE w:val="0"/>
+        <w:autoSpaceDN w:val="0"/>
+        <w:adjustRightInd w:val="0"/>
+        <w:spacing w:after="0" w:line="240" w:lineRule="auto"/>
+        <w:rPr>
+          <w:rFonts w:ascii="Cascadia Mono" w:hAnsi="Cascadia Mono" w:cs="Cascadia Mono"/>
+          <w:color w:val="000000"/>
+          <w:sz w:val="24"/>
+          <w:szCs w:val="24"/>
+          <w:highlight w:val="white"/>
+          <w:lang w:val="en-US"/>
+        </w:rPr>
+      </w:pPr>
+    </w:p>
+    <w:p>
+      <w:pPr>
+        <w:autoSpaceDE w:val="0"/>
+        <w:autoSpaceDN w:val="0"/>
+        <w:adjustRightInd w:val="0"/>
+        <w:spacing w:after="0" w:line="240" w:lineRule="auto"/>
+        <w:rPr>
+          <w:rFonts w:ascii="Cascadia Mono" w:hAnsi="Cascadia Mono" w:cs="Cascadia Mono"/>
+          <w:color w:val="000000"/>
+          <w:sz w:val="24"/>
+          <w:szCs w:val="24"/>
+          <w:highlight w:val="white"/>
+          <w:lang w:val="en-US"/>
+        </w:rPr>
+      </w:pPr>
+      <w:r>
+        <w:rPr>
+          <w:rFonts w:ascii="Cascadia Mono" w:hAnsi="Cascadia Mono" w:cs="Cascadia Mono"/>
+          <w:color w:val="000000"/>
+          <w:sz w:val="24"/>
+          <w:szCs w:val="24"/>
+          <w:highlight w:val="white"/>
+          <w:lang w:val="en-US"/>
+        </w:rPr>
+        <w:t xml:space="preserve">    </w:t>
+      </w:r>
+      <w:proofErr w:type="spellStart"/>
+      <w:r>
+        <w:rPr>
+          <w:rFonts w:ascii="Cascadia Mono" w:hAnsi="Cascadia Mono" w:cs="Cascadia Mono"/>
+          <w:color w:val="000000"/>
+          <w:sz w:val="24"/>
+          <w:szCs w:val="24"/>
+          <w:highlight w:val="white"/>
+          <w:lang w:val="en-US"/>
+        </w:rPr>
+        <w:t>cout</w:t>
+      </w:r>
+      <w:proofErr w:type="spellEnd"/>
+      <w:r>
+        <w:rPr>
+          <w:rFonts w:ascii="Cascadia Mono" w:hAnsi="Cascadia Mono" w:cs="Cascadia Mono"/>
+          <w:color w:val="000000"/>
+          <w:sz w:val="24"/>
+          <w:szCs w:val="24"/>
+          <w:highlight w:val="white"/>
+          <w:lang w:val="en-US"/>
+        </w:rPr>
+        <w:t xml:space="preserve"> </w:t>
       </w:r>
       <w:r>
         <w:rPr>
@@ -8168,7 +10207,31 @@
           <w:highlight w:val="white"/>
           <w:lang w:val="en-US"/>
         </w:rPr>
-        <w:t xml:space="preserve"> endl;</w:t>
+        <w:t xml:space="preserve"> </w:t>
+      </w:r>
+      <w:proofErr w:type="spellStart"/>
+      <w:r>
+        <w:rPr>
+          <w:rFonts w:ascii="Cascadia Mono" w:hAnsi="Cascadia Mono" w:cs="Cascadia Mono"/>
+          <w:color w:val="000000"/>
+          <w:sz w:val="24"/>
+          <w:szCs w:val="24"/>
+          <w:highlight w:val="white"/>
+          <w:lang w:val="en-US"/>
+        </w:rPr>
+        <w:t>endl</w:t>
+      </w:r>
+      <w:proofErr w:type="spellEnd"/>
+      <w:r>
+        <w:rPr>
+          <w:rFonts w:ascii="Cascadia Mono" w:hAnsi="Cascadia Mono" w:cs="Cascadia Mono"/>
+          <w:color w:val="000000"/>
+          <w:sz w:val="24"/>
+          <w:szCs w:val="24"/>
+          <w:highlight w:val="white"/>
+          <w:lang w:val="en-US"/>
+        </w:rPr>
+        <w:t>;</w:t>
       </w:r>
     </w:p>
     <w:p>
@@ -8327,7 +10390,7 @@
 </file>
 
 <file path=word/numbering.xml><?xml version="1.0" encoding="utf-8"?>
-<w:numbering xmlns:wpc="http://schemas.microsoft.com/office/word/2010/wordprocessingCanvas" xmlns:cx="http://schemas.microsoft.com/office/drawing/2014/chartex" xmlns:cx1="http://schemas.microsoft.com/office/drawing/2015/9/8/chartex" xmlns:cx2="http://schemas.microsoft.com/office/drawing/2015/10/21/chartex" xmlns:cx3="http://schemas.microsoft.com/office/drawing/2016/5/9/chartex" xmlns:cx4="http://schemas.microsoft.com/office/drawing/2016/5/10/chartex" xmlns:cx5="http://schemas.microsoft.com/office/drawing/2016/5/11/chartex" xmlns:cx6="http://schemas.microsoft.com/office/drawing/2016/5/12/chartex" xmlns:cx7="http://schemas.microsoft.com/office/drawing/2016/5/13/chartex" xmlns:cx8="http://schemas.microsoft.com/office/drawing/2016/5/14/chartex" xmlns:mc="http://schemas.openxmlformats.org/markup-compatibility/2006" xmlns:aink="http://schemas.microsoft.com/office/drawing/2016/ink" xmlns:am3d="http://schemas.microsoft.com/office/drawing/2017/model3d" xmlns:o="urn:schemas-microsoft-com:office:office" xmlns:oel="http://schemas.microsoft.com/office/2019/extlst" xmlns:r="http://schemas.openxmlformats.org/officeDocument/2006/relationships" xmlns:m="http://schemas.openxmlformats.org/officeDocument/2006/math" xmlns:v="urn:schemas-microsoft-com:vml" xmlns:wp14="http://schemas.microsoft.com/office/word/2010/wordprocessingDrawing" xmlns:wp="http://schemas.openxmlformats.org/drawingml/2006/wordprocessingDrawing" xmlns:w10="urn:schemas-microsoft-com:office:word" xmlns:w="http://schemas.openxmlformats.org/wordprocessingml/2006/main" xmlns:w14="http://schemas.microsoft.com/office/word/2010/wordml" xmlns:w15="http://schemas.microsoft.com/office/word/2012/wordml" xmlns:w16cex="http://schemas.microsoft.com/office/word/2018/wordml/cex" xmlns:w16cid="http://schemas.microsoft.com/office/word/2016/wordml/cid" xmlns:w16="http://schemas.microsoft.com/office/word/2018/wordml" xmlns:w16sdtdh="http://schemas.microsoft.com/office/word/2020/wordml/sdtdatahash" xmlns:w16se="http://schemas.microsoft.com/office/word/2015/wordml/symex" xmlns:wpg="http://schemas.microsoft.com/office/word/2010/wordprocessingGroup" xmlns:wpi="http://schemas.microsoft.com/office/word/2010/wordprocessingInk" xmlns:wne="http://schemas.microsoft.com/office/word/2006/wordml" xmlns:wps="http://schemas.microsoft.com/office/word/2010/wordprocessingShape" mc:Ignorable="w14 w15 w16se w16cid w16 w16cex w16sdtdh wp14">
+<w:numbering xmlns:wpc="http://schemas.microsoft.com/office/word/2010/wordprocessingCanvas" xmlns:cx="http://schemas.microsoft.com/office/drawing/2014/chartex" xmlns:cx1="http://schemas.microsoft.com/office/drawing/2015/9/8/chartex" xmlns:cx2="http://schemas.microsoft.com/office/drawing/2015/10/21/chartex" xmlns:cx3="http://schemas.microsoft.com/office/drawing/2016/5/9/chartex" xmlns:cx4="http://schemas.microsoft.com/office/drawing/2016/5/10/chartex" xmlns:cx5="http://schemas.microsoft.com/office/drawing/2016/5/11/chartex" xmlns:cx6="http://schemas.microsoft.com/office/drawing/2016/5/12/chartex" xmlns:cx7="http://schemas.microsoft.com/office/drawing/2016/5/13/chartex" xmlns:cx8="http://schemas.microsoft.com/office/drawing/2016/5/14/chartex" xmlns:mc="http://schemas.openxmlformats.org/markup-compatibility/2006" xmlns:aink="http://schemas.microsoft.com/office/drawing/2016/ink" xmlns:am3d="http://schemas.microsoft.com/office/drawing/2017/model3d" xmlns:o="urn:schemas-microsoft-com:office:office" xmlns:r="http://schemas.openxmlformats.org/officeDocument/2006/relationships" xmlns:m="http://schemas.openxmlformats.org/officeDocument/2006/math" xmlns:v="urn:schemas-microsoft-com:vml" xmlns:wp14="http://schemas.microsoft.com/office/word/2010/wordprocessingDrawing" xmlns:wp="http://schemas.openxmlformats.org/drawingml/2006/wordprocessingDrawing" xmlns:w10="urn:schemas-microsoft-com:office:word" xmlns:w="http://schemas.openxmlformats.org/wordprocessingml/2006/main" xmlns:w14="http://schemas.microsoft.com/office/word/2010/wordml" xmlns:w15="http://schemas.microsoft.com/office/word/2012/wordml" xmlns:w16cex="http://schemas.microsoft.com/office/word/2018/wordml/cex" xmlns:w16cid="http://schemas.microsoft.com/office/word/2016/wordml/cid" xmlns:w16="http://schemas.microsoft.com/office/word/2018/wordml" xmlns:w16sdtdh="http://schemas.microsoft.com/office/word/2020/wordml/sdtdatahash" xmlns:w16se="http://schemas.microsoft.com/office/word/2015/wordml/symex" xmlns:wpg="http://schemas.microsoft.com/office/word/2010/wordprocessingGroup" xmlns:wpi="http://schemas.microsoft.com/office/word/2010/wordprocessingInk" xmlns:wne="http://schemas.microsoft.com/office/word/2006/wordml" xmlns:wps="http://schemas.microsoft.com/office/word/2010/wordprocessingShape" mc:Ignorable="w14 w15 w16se w16cid w16 w16cex w16sdtdh wp14">
   <w:abstractNum w:abstractNumId="0" w15:restartNumberingAfterBreak="0">
     <w:nsid w:val="29A02481"/>
     <w:multiLevelType w:val="hybridMultilevel"/>
@@ -8444,7 +10507,7 @@
       </w:pPr>
     </w:lvl>
   </w:abstractNum>
-  <w:num w:numId="1" w16cid:durableId="1528371894">
+  <w:num w:numId="1">
     <w:abstractNumId w:val="0"/>
   </w:num>
 </w:numbering>

--- a/Программирование/Лабораторные работы 2 сем ОТЧЁТЫ/ЛБ10.docx
+++ b/Программирование/Лабораторные работы 2 сем ОТЧЁТЫ/ЛБ10.docx
@@ -1,6 +1,6 @@
 
 <file path=word/document.xml><?xml version="1.0" encoding="utf-8"?>
-<w:document xmlns:wpc="http://schemas.microsoft.com/office/word/2010/wordprocessingCanvas" xmlns:cx="http://schemas.microsoft.com/office/drawing/2014/chartex" xmlns:cx1="http://schemas.microsoft.com/office/drawing/2015/9/8/chartex" xmlns:cx2="http://schemas.microsoft.com/office/drawing/2015/10/21/chartex" xmlns:cx3="http://schemas.microsoft.com/office/drawing/2016/5/9/chartex" xmlns:cx4="http://schemas.microsoft.com/office/drawing/2016/5/10/chartex" xmlns:cx5="http://schemas.microsoft.com/office/drawing/2016/5/11/chartex" xmlns:cx6="http://schemas.microsoft.com/office/drawing/2016/5/12/chartex" xmlns:cx7="http://schemas.microsoft.com/office/drawing/2016/5/13/chartex" xmlns:cx8="http://schemas.microsoft.com/office/drawing/2016/5/14/chartex" xmlns:mc="http://schemas.openxmlformats.org/markup-compatibility/2006" xmlns:aink="http://schemas.microsoft.com/office/drawing/2016/ink" xmlns:am3d="http://schemas.microsoft.com/office/drawing/2017/model3d" xmlns:o="urn:schemas-microsoft-com:office:office" xmlns:r="http://schemas.openxmlformats.org/officeDocument/2006/relationships" xmlns:m="http://schemas.openxmlformats.org/officeDocument/2006/math" xmlns:v="urn:schemas-microsoft-com:vml" xmlns:wp14="http://schemas.microsoft.com/office/word/2010/wordprocessingDrawing" xmlns:wp="http://schemas.openxmlformats.org/drawingml/2006/wordprocessingDrawing" xmlns:w10="urn:schemas-microsoft-com:office:word" xmlns:w="http://schemas.openxmlformats.org/wordprocessingml/2006/main" xmlns:w14="http://schemas.microsoft.com/office/word/2010/wordml" xmlns:w15="http://schemas.microsoft.com/office/word/2012/wordml" xmlns:w16cex="http://schemas.microsoft.com/office/word/2018/wordml/cex" xmlns:w16cid="http://schemas.microsoft.com/office/word/2016/wordml/cid" xmlns:w16="http://schemas.microsoft.com/office/word/2018/wordml" xmlns:w16sdtdh="http://schemas.microsoft.com/office/word/2020/wordml/sdtdatahash" xmlns:w16se="http://schemas.microsoft.com/office/word/2015/wordml/symex" xmlns:wpg="http://schemas.microsoft.com/office/word/2010/wordprocessingGroup" xmlns:wpi="http://schemas.microsoft.com/office/word/2010/wordprocessingInk" xmlns:wne="http://schemas.microsoft.com/office/word/2006/wordml" xmlns:wps="http://schemas.microsoft.com/office/word/2010/wordprocessingShape" mc:Ignorable="w14 w15 w16se w16cid w16 w16cex w16sdtdh wp14">
+<w:document xmlns:wpc="http://schemas.microsoft.com/office/word/2010/wordprocessingCanvas" xmlns:cx="http://schemas.microsoft.com/office/drawing/2014/chartex" xmlns:cx1="http://schemas.microsoft.com/office/drawing/2015/9/8/chartex" xmlns:cx2="http://schemas.microsoft.com/office/drawing/2015/10/21/chartex" xmlns:cx3="http://schemas.microsoft.com/office/drawing/2016/5/9/chartex" xmlns:cx4="http://schemas.microsoft.com/office/drawing/2016/5/10/chartex" xmlns:cx5="http://schemas.microsoft.com/office/drawing/2016/5/11/chartex" xmlns:cx6="http://schemas.microsoft.com/office/drawing/2016/5/12/chartex" xmlns:cx7="http://schemas.microsoft.com/office/drawing/2016/5/13/chartex" xmlns:cx8="http://schemas.microsoft.com/office/drawing/2016/5/14/chartex" xmlns:mc="http://schemas.openxmlformats.org/markup-compatibility/2006" xmlns:aink="http://schemas.microsoft.com/office/drawing/2016/ink" xmlns:am3d="http://schemas.microsoft.com/office/drawing/2017/model3d" xmlns:o="urn:schemas-microsoft-com:office:office" xmlns:oel="http://schemas.microsoft.com/office/2019/extlst" xmlns:r="http://schemas.openxmlformats.org/officeDocument/2006/relationships" xmlns:m="http://schemas.openxmlformats.org/officeDocument/2006/math" xmlns:v="urn:schemas-microsoft-com:vml" xmlns:wp14="http://schemas.microsoft.com/office/word/2010/wordprocessingDrawing" xmlns:wp="http://schemas.openxmlformats.org/drawingml/2006/wordprocessingDrawing" xmlns:w10="urn:schemas-microsoft-com:office:word" xmlns:w="http://schemas.openxmlformats.org/wordprocessingml/2006/main" xmlns:w14="http://schemas.microsoft.com/office/word/2010/wordml" xmlns:w15="http://schemas.microsoft.com/office/word/2012/wordml" xmlns:w16cex="http://schemas.microsoft.com/office/word/2018/wordml/cex" xmlns:w16cid="http://schemas.microsoft.com/office/word/2016/wordml/cid" xmlns:w16="http://schemas.microsoft.com/office/word/2018/wordml" xmlns:w16sdtdh="http://schemas.microsoft.com/office/word/2020/wordml/sdtdatahash" xmlns:w16se="http://schemas.microsoft.com/office/word/2015/wordml/symex" xmlns:wpg="http://schemas.microsoft.com/office/word/2010/wordprocessingGroup" xmlns:wpi="http://schemas.microsoft.com/office/word/2010/wordprocessingInk" xmlns:wne="http://schemas.microsoft.com/office/word/2006/wordml" xmlns:wps="http://schemas.microsoft.com/office/word/2010/wordprocessingShape" mc:Ignorable="w14 w15 w16se w16cid w16 w16cex w16sdtdh wp14">
   <w:body>
     <w:p>
       <w:pPr>
@@ -369,15 +369,7 @@
           <w:sz w:val="28"/>
           <w:szCs w:val="28"/>
         </w:rPr>
-        <w:t xml:space="preserve"> </w:t>
-      </w:r>
-      <w:r>
-        <w:rPr>
-          <w:color w:val="000000"/>
-          <w:sz w:val="28"/>
-          <w:szCs w:val="28"/>
-        </w:rPr>
-        <w:t>ассистент кафедры ИВТ Симоненко Александр Евгеньевич</w:t>
+        <w:t xml:space="preserve"> ассистент кафедры ИВТ Симоненко Александр Евгеньевич</w:t>
       </w:r>
     </w:p>
     <w:p>
@@ -1161,6 +1153,7 @@
         <w:t xml:space="preserve"> </w:t>
       </w:r>
       <w:proofErr w:type="spellStart"/>
+      <w:proofErr w:type="gramStart"/>
       <w:r>
         <w:rPr>
           <w:rFonts w:ascii="Cascadia Mono" w:hAnsi="Cascadia Mono" w:cs="Cascadia Mono"/>
@@ -1184,6 +1177,7 @@
         </w:rPr>
         <w:t>(</w:t>
       </w:r>
+      <w:proofErr w:type="gramEnd"/>
       <w:r>
         <w:rPr>
           <w:rFonts w:ascii="Cascadia Mono" w:hAnsi="Cascadia Mono" w:cs="Cascadia Mono"/>
@@ -2438,6 +2432,7 @@
         <w:t xml:space="preserve"> </w:t>
       </w:r>
       <w:proofErr w:type="spellStart"/>
+      <w:proofErr w:type="gramStart"/>
       <w:r>
         <w:rPr>
           <w:rFonts w:ascii="Cascadia Mono" w:hAnsi="Cascadia Mono" w:cs="Cascadia Mono"/>
@@ -2462,6 +2457,7 @@
         <w:t>(</w:t>
       </w:r>
       <w:proofErr w:type="spellStart"/>
+      <w:proofErr w:type="gramEnd"/>
       <w:r>
         <w:rPr>
           <w:rFonts w:ascii="Cascadia Mono" w:hAnsi="Cascadia Mono" w:cs="Cascadia Mono"/>
@@ -3395,6 +3391,7 @@
         <w:t xml:space="preserve"> </w:t>
       </w:r>
       <w:proofErr w:type="spellStart"/>
+      <w:proofErr w:type="gramStart"/>
       <w:r>
         <w:rPr>
           <w:rFonts w:ascii="Cascadia Mono" w:hAnsi="Cascadia Mono" w:cs="Cascadia Mono"/>
@@ -3419,6 +3416,7 @@
         <w:t>(</w:t>
       </w:r>
       <w:proofErr w:type="spellStart"/>
+      <w:proofErr w:type="gramEnd"/>
       <w:r>
         <w:rPr>
           <w:rFonts w:ascii="Cascadia Mono" w:hAnsi="Cascadia Mono" w:cs="Cascadia Mono"/>
@@ -3900,7 +3898,31 @@
           <w:highlight w:val="white"/>
           <w:lang w:val="en-US"/>
         </w:rPr>
-        <w:t xml:space="preserve"> main() {</w:t>
+        <w:t xml:space="preserve"> </w:t>
+      </w:r>
+      <w:proofErr w:type="gramStart"/>
+      <w:r>
+        <w:rPr>
+          <w:rFonts w:ascii="Cascadia Mono" w:hAnsi="Cascadia Mono" w:cs="Cascadia Mono"/>
+          <w:color w:val="000000"/>
+          <w:sz w:val="24"/>
+          <w:szCs w:val="24"/>
+          <w:highlight w:val="white"/>
+          <w:lang w:val="en-US"/>
+        </w:rPr>
+        <w:t>main(</w:t>
+      </w:r>
+      <w:proofErr w:type="gramEnd"/>
+      <w:r>
+        <w:rPr>
+          <w:rFonts w:ascii="Cascadia Mono" w:hAnsi="Cascadia Mono" w:cs="Cascadia Mono"/>
+          <w:color w:val="000000"/>
+          <w:sz w:val="24"/>
+          <w:szCs w:val="24"/>
+          <w:highlight w:val="white"/>
+          <w:lang w:val="en-US"/>
+        </w:rPr>
+        <w:t>) {</w:t>
       </w:r>
     </w:p>
     <w:p>
@@ -3930,6 +3952,7 @@
         <w:t xml:space="preserve">    </w:t>
       </w:r>
       <w:proofErr w:type="spellStart"/>
+      <w:proofErr w:type="gramStart"/>
       <w:r>
         <w:rPr>
           <w:rFonts w:ascii="Cascadia Mono" w:hAnsi="Cascadia Mono" w:cs="Cascadia Mono"/>
@@ -3953,6 +3976,7 @@
         </w:rPr>
         <w:t>(</w:t>
       </w:r>
+      <w:proofErr w:type="gramEnd"/>
       <w:r>
         <w:rPr>
           <w:rFonts w:ascii="Cascadia Mono" w:hAnsi="Cascadia Mono" w:cs="Cascadia Mono"/>
@@ -4316,6 +4340,7 @@
         <w:t xml:space="preserve">    </w:t>
       </w:r>
       <w:proofErr w:type="spellStart"/>
+      <w:proofErr w:type="gramStart"/>
       <w:r>
         <w:rPr>
           <w:rFonts w:ascii="Cascadia Mono" w:hAnsi="Cascadia Mono" w:cs="Cascadia Mono"/>
@@ -4337,7 +4362,19 @@
           <w:highlight w:val="white"/>
           <w:lang w:val="en-US"/>
         </w:rPr>
-        <w:t>(fin, A);</w:t>
+        <w:t>(</w:t>
+      </w:r>
+      <w:proofErr w:type="gramEnd"/>
+      <w:r>
+        <w:rPr>
+          <w:rFonts w:ascii="Cascadia Mono" w:hAnsi="Cascadia Mono" w:cs="Cascadia Mono"/>
+          <w:color w:val="000000"/>
+          <w:sz w:val="24"/>
+          <w:szCs w:val="24"/>
+          <w:highlight w:val="white"/>
+          <w:lang w:val="en-US"/>
+        </w:rPr>
+        <w:t>fin, A);</w:t>
       </w:r>
     </w:p>
     <w:p>
@@ -4367,6 +4404,7 @@
         <w:t xml:space="preserve">    </w:t>
       </w:r>
       <w:proofErr w:type="spellStart"/>
+      <w:proofErr w:type="gramStart"/>
       <w:r>
         <w:rPr>
           <w:rFonts w:ascii="Cascadia Mono" w:hAnsi="Cascadia Mono" w:cs="Cascadia Mono"/>
@@ -4388,7 +4426,19 @@
           <w:highlight w:val="white"/>
           <w:lang w:val="en-US"/>
         </w:rPr>
-        <w:t>(fin, B);</w:t>
+        <w:t>(</w:t>
+      </w:r>
+      <w:proofErr w:type="gramEnd"/>
+      <w:r>
+        <w:rPr>
+          <w:rFonts w:ascii="Cascadia Mono" w:hAnsi="Cascadia Mono" w:cs="Cascadia Mono"/>
+          <w:color w:val="000000"/>
+          <w:sz w:val="24"/>
+          <w:szCs w:val="24"/>
+          <w:highlight w:val="white"/>
+          <w:lang w:val="en-US"/>
+        </w:rPr>
+        <w:t>fin, B);</w:t>
       </w:r>
     </w:p>
     <w:p>
@@ -4434,6 +4484,7 @@
         <w:t xml:space="preserve">    </w:t>
       </w:r>
       <w:proofErr w:type="spellStart"/>
+      <w:proofErr w:type="gramStart"/>
       <w:r>
         <w:rPr>
           <w:rFonts w:ascii="Cascadia Mono" w:hAnsi="Cascadia Mono" w:cs="Cascadia Mono"/>
@@ -4458,6 +4509,7 @@
         <w:t>(</w:t>
       </w:r>
       <w:proofErr w:type="spellStart"/>
+      <w:proofErr w:type="gramEnd"/>
       <w:r>
         <w:rPr>
           <w:rFonts w:ascii="Cascadia Mono" w:hAnsi="Cascadia Mono" w:cs="Cascadia Mono"/>
@@ -4572,6 +4624,7 @@
         <w:t xml:space="preserve">    </w:t>
       </w:r>
       <w:proofErr w:type="spellStart"/>
+      <w:proofErr w:type="gramStart"/>
       <w:r>
         <w:rPr>
           <w:rFonts w:ascii="Cascadia Mono" w:hAnsi="Cascadia Mono" w:cs="Cascadia Mono"/>
@@ -4594,6 +4647,7 @@
         <w:t>(</w:t>
       </w:r>
       <w:proofErr w:type="spellStart"/>
+      <w:proofErr w:type="gramEnd"/>
       <w:r>
         <w:rPr>
           <w:rFonts w:ascii="Cascadia Mono" w:hAnsi="Cascadia Mono" w:cs="Cascadia Mono"/>
@@ -4983,6 +5037,7 @@
         <w:t xml:space="preserve">    </w:t>
       </w:r>
       <w:proofErr w:type="spellStart"/>
+      <w:proofErr w:type="gramStart"/>
       <w:r>
         <w:rPr>
           <w:rFonts w:ascii="Cascadia Mono" w:hAnsi="Cascadia Mono" w:cs="Cascadia Mono"/>
@@ -5004,7 +5059,19 @@
           <w:highlight w:val="white"/>
           <w:lang w:val="en-US"/>
         </w:rPr>
-        <w:t xml:space="preserve">(A, </w:t>
+        <w:t>(</w:t>
+      </w:r>
+      <w:proofErr w:type="gramEnd"/>
+      <w:r>
+        <w:rPr>
+          <w:rFonts w:ascii="Cascadia Mono" w:hAnsi="Cascadia Mono" w:cs="Cascadia Mono"/>
+          <w:color w:val="000000"/>
+          <w:sz w:val="24"/>
+          <w:szCs w:val="24"/>
+          <w:highlight w:val="white"/>
+          <w:lang w:val="en-US"/>
+        </w:rPr>
+        <w:t xml:space="preserve">A, </w:t>
       </w:r>
       <w:proofErr w:type="spellStart"/>
       <w:r>
@@ -5130,6 +5197,7 @@
         <w:t xml:space="preserve">    </w:t>
       </w:r>
       <w:proofErr w:type="spellStart"/>
+      <w:proofErr w:type="gramStart"/>
       <w:r>
         <w:rPr>
           <w:rFonts w:ascii="Cascadia Mono" w:hAnsi="Cascadia Mono" w:cs="Cascadia Mono"/>
@@ -5151,7 +5219,19 @@
           <w:highlight w:val="white"/>
           <w:lang w:val="en-US"/>
         </w:rPr>
-        <w:t xml:space="preserve">(B, </w:t>
+        <w:t>(</w:t>
+      </w:r>
+      <w:proofErr w:type="gramEnd"/>
+      <w:r>
+        <w:rPr>
+          <w:rFonts w:ascii="Cascadia Mono" w:hAnsi="Cascadia Mono" w:cs="Cascadia Mono"/>
+          <w:color w:val="000000"/>
+          <w:sz w:val="24"/>
+          <w:szCs w:val="24"/>
+          <w:highlight w:val="white"/>
+          <w:lang w:val="en-US"/>
+        </w:rPr>
+        <w:t xml:space="preserve">B, </w:t>
       </w:r>
       <w:proofErr w:type="spellStart"/>
       <w:r>
@@ -5292,6 +5372,7 @@
         <w:t xml:space="preserve">    </w:t>
       </w:r>
       <w:proofErr w:type="spellStart"/>
+      <w:proofErr w:type="gramStart"/>
       <w:r>
         <w:rPr>
           <w:rFonts w:ascii="Cascadia Mono" w:hAnsi="Cascadia Mono" w:cs="Cascadia Mono"/>
@@ -5314,6 +5395,7 @@
         <w:t>(</w:t>
       </w:r>
       <w:proofErr w:type="spellStart"/>
+      <w:proofErr w:type="gramEnd"/>
       <w:r>
         <w:rPr>
           <w:rFonts w:ascii="Cascadia Mono" w:hAnsi="Cascadia Mono" w:cs="Cascadia Mono"/>
@@ -5381,6 +5463,7 @@
         <w:t xml:space="preserve">    </w:t>
       </w:r>
       <w:proofErr w:type="spellStart"/>
+      <w:proofErr w:type="gramStart"/>
       <w:r>
         <w:rPr>
           <w:rFonts w:ascii="Cascadia Mono" w:hAnsi="Cascadia Mono" w:cs="Cascadia Mono"/>
@@ -5403,6 +5486,7 @@
         <w:t>(</w:t>
       </w:r>
       <w:proofErr w:type="spellStart"/>
+      <w:proofErr w:type="gramEnd"/>
       <w:r>
         <w:rPr>
           <w:rFonts w:ascii="Cascadia Mono" w:hAnsi="Cascadia Mono" w:cs="Cascadia Mono"/>
@@ -5506,6 +5590,7 @@
         </w:rPr>
         <w:t xml:space="preserve"> </w:t>
       </w:r>
+      <w:proofErr w:type="gramStart"/>
       <w:r>
         <w:rPr>
           <w:rFonts w:ascii="Cascadia Mono" w:hAnsi="Cascadia Mono" w:cs="Cascadia Mono"/>
@@ -5534,7 +5619,18 @@
           <w:szCs w:val="24"/>
           <w:highlight w:val="white"/>
         </w:rPr>
-        <w:t>"Матрица A:"</w:t>
+        <w:t>"</w:t>
+      </w:r>
+      <w:proofErr w:type="gramEnd"/>
+      <w:r>
+        <w:rPr>
+          <w:rFonts w:ascii="Cascadia Mono" w:hAnsi="Cascadia Mono" w:cs="Cascadia Mono"/>
+          <w:color w:val="A31515"/>
+          <w:sz w:val="24"/>
+          <w:szCs w:val="24"/>
+          <w:highlight w:val="white"/>
+        </w:rPr>
+        <w:t>Матрица A:"</w:t>
       </w:r>
       <w:r>
         <w:rPr>
@@ -5635,6 +5731,7 @@
         </w:rPr>
         <w:t xml:space="preserve"> </w:t>
       </w:r>
+      <w:proofErr w:type="gramStart"/>
       <w:r>
         <w:rPr>
           <w:rFonts w:ascii="Cascadia Mono" w:hAnsi="Cascadia Mono" w:cs="Cascadia Mono"/>
@@ -5663,7 +5760,18 @@
           <w:szCs w:val="24"/>
           <w:highlight w:val="white"/>
         </w:rPr>
-        <w:t>"До преобразования: чётных = "</w:t>
+        <w:t>"</w:t>
+      </w:r>
+      <w:proofErr w:type="gramEnd"/>
+      <w:r>
+        <w:rPr>
+          <w:rFonts w:ascii="Cascadia Mono" w:hAnsi="Cascadia Mono" w:cs="Cascadia Mono"/>
+          <w:color w:val="A31515"/>
+          <w:sz w:val="24"/>
+          <w:szCs w:val="24"/>
+          <w:highlight w:val="white"/>
+        </w:rPr>
+        <w:t>До преобразования: чётных = "</w:t>
       </w:r>
       <w:r>
         <w:rPr>
@@ -5888,6 +5996,7 @@
         </w:rPr>
         <w:t xml:space="preserve"> </w:t>
       </w:r>
+      <w:proofErr w:type="gramStart"/>
       <w:r>
         <w:rPr>
           <w:rFonts w:ascii="Cascadia Mono" w:hAnsi="Cascadia Mono" w:cs="Cascadia Mono"/>
@@ -5916,7 +6025,18 @@
           <w:szCs w:val="24"/>
           <w:highlight w:val="white"/>
         </w:rPr>
-        <w:t>"После преобразования: чётных = "</w:t>
+        <w:t>"</w:t>
+      </w:r>
+      <w:proofErr w:type="gramEnd"/>
+      <w:r>
+        <w:rPr>
+          <w:rFonts w:ascii="Cascadia Mono" w:hAnsi="Cascadia Mono" w:cs="Cascadia Mono"/>
+          <w:color w:val="A31515"/>
+          <w:sz w:val="24"/>
+          <w:szCs w:val="24"/>
+          <w:highlight w:val="white"/>
+        </w:rPr>
+        <w:t>После преобразования: чётных = "</w:t>
       </w:r>
       <w:r>
         <w:rPr>
@@ -7134,6 +7254,7 @@
         <w:t xml:space="preserve">    </w:t>
       </w:r>
       <w:proofErr w:type="spellStart"/>
+      <w:proofErr w:type="gramStart"/>
       <w:r>
         <w:rPr>
           <w:rFonts w:ascii="Cascadia Mono" w:hAnsi="Cascadia Mono" w:cs="Cascadia Mono"/>
@@ -7146,6 +7267,7 @@
         <w:t>fin.close</w:t>
       </w:r>
       <w:proofErr w:type="spellEnd"/>
+      <w:proofErr w:type="gramEnd"/>
       <w:r>
         <w:rPr>
           <w:rFonts w:ascii="Cascadia Mono" w:hAnsi="Cascadia Mono" w:cs="Cascadia Mono"/>
@@ -7185,6 +7307,7 @@
         <w:t xml:space="preserve">    </w:t>
       </w:r>
       <w:proofErr w:type="spellStart"/>
+      <w:proofErr w:type="gramStart"/>
       <w:r>
         <w:rPr>
           <w:rFonts w:ascii="Cascadia Mono" w:hAnsi="Cascadia Mono" w:cs="Cascadia Mono"/>
@@ -7197,6 +7320,7 @@
         <w:t>fout.close</w:t>
       </w:r>
       <w:proofErr w:type="spellEnd"/>
+      <w:proofErr w:type="gramEnd"/>
       <w:r>
         <w:rPr>
           <w:rFonts w:ascii="Cascadia Mono" w:hAnsi="Cascadia Mono" w:cs="Cascadia Mono"/>
@@ -7647,6 +7771,26 @@
     </w:p>
     <w:p>
       <w:pPr>
+        <w:rPr>
+          <w:rFonts w:ascii="Times New Roman" w:hAnsi="Times New Roman" w:cs="Times New Roman"/>
+          <w:color w:val="000000"/>
+          <w:sz w:val="28"/>
+          <w:szCs w:val="28"/>
+          <w:lang w:val="en-US"/>
+        </w:rPr>
+      </w:pPr>
+      <w:r>
+        <w:rPr>
+          <w:rFonts w:ascii="Times New Roman" w:hAnsi="Times New Roman" w:cs="Times New Roman"/>
+          <w:color w:val="000000"/>
+          <w:sz w:val="28"/>
+          <w:szCs w:val="28"/>
+        </w:rPr>
+        <w:br w:type="page"/>
+      </w:r>
+    </w:p>
+    <w:p>
+      <w:pPr>
         <w:ind w:firstLine="567"/>
         <w:jc w:val="center"/>
         <w:rPr>
@@ -7665,6 +7809,7 @@
           <w:sz w:val="28"/>
           <w:szCs w:val="28"/>
         </w:rPr>
+        <w:lastRenderedPageBreak/>
         <w:t>Задача</w:t>
       </w:r>
       <w:r>
@@ -7720,6 +7865,7 @@
           <w:rFonts w:ascii="Times New Roman" w:hAnsi="Times New Roman" w:cs="Times New Roman"/>
           <w:sz w:val="28"/>
           <w:szCs w:val="28"/>
+          <w:lang w:val="en-US"/>
         </w:rPr>
       </w:pPr>
       <w:r>
@@ -7749,6 +7895,8 @@
     </w:p>
     <w:p>
       <w:pPr>
+        <w:ind w:firstLine="567"/>
+        <w:jc w:val="both"/>
         <w:rPr>
           <w:rFonts w:ascii="Times New Roman" w:hAnsi="Times New Roman" w:cs="Times New Roman"/>
           <w:sz w:val="28"/>
@@ -7761,26 +7909,6 @@
           <w:sz w:val="28"/>
           <w:szCs w:val="28"/>
         </w:rPr>
-        <w:br w:type="page"/>
-      </w:r>
-    </w:p>
-    <w:p>
-      <w:pPr>
-        <w:ind w:firstLine="567"/>
-        <w:jc w:val="both"/>
-        <w:rPr>
-          <w:rFonts w:ascii="Times New Roman" w:hAnsi="Times New Roman" w:cs="Times New Roman"/>
-          <w:sz w:val="28"/>
-          <w:szCs w:val="28"/>
-        </w:rPr>
-      </w:pPr>
-      <w:r>
-        <w:rPr>
-          <w:rFonts w:ascii="Times New Roman" w:hAnsi="Times New Roman" w:cs="Times New Roman"/>
-          <w:sz w:val="28"/>
-          <w:szCs w:val="28"/>
-        </w:rPr>
-        <w:lastRenderedPageBreak/>
         <w:t>Схема алгоритма:</w:t>
       </w:r>
     </w:p>
@@ -7801,8 +7929,8 @@
           <w:szCs w:val="28"/>
         </w:rPr>
         <w:drawing>
-          <wp:inline distT="0" distB="0" distL="0" distR="0" wp14:anchorId="40B56F9B" wp14:editId="28F00106">
-            <wp:extent cx="2406656" cy="8791575"/>
+          <wp:inline distT="0" distB="0" distL="0" distR="0" wp14:anchorId="40B56F9B" wp14:editId="112C5B2C">
+            <wp:extent cx="2059868" cy="7524750"/>
             <wp:effectExtent l="0" t="0" r="0" b="0"/>
             <wp:docPr id="7" name="Рисунок 7"/>
             <wp:cNvGraphicFramePr>
@@ -7833,7 +7961,7 @@
                   <pic:spPr bwMode="auto">
                     <a:xfrm>
                       <a:off x="0" y="0"/>
-                      <a:ext cx="2409758" cy="8802907"/>
+                      <a:ext cx="2070244" cy="7562653"/>
                     </a:xfrm>
                     <a:prstGeom prst="rect">
                       <a:avLst/>
@@ -8301,6 +8429,7 @@
         <w:t xml:space="preserve">    </w:t>
       </w:r>
       <w:proofErr w:type="spellStart"/>
+      <w:proofErr w:type="gramStart"/>
       <w:r>
         <w:rPr>
           <w:rFonts w:ascii="Cascadia Mono" w:hAnsi="Cascadia Mono" w:cs="Cascadia Mono"/>
@@ -8324,6 +8453,7 @@
         </w:rPr>
         <w:t>(</w:t>
       </w:r>
+      <w:proofErr w:type="gramEnd"/>
       <w:r>
         <w:rPr>
           <w:rFonts w:ascii="Cascadia Mono" w:hAnsi="Cascadia Mono" w:cs="Cascadia Mono"/>
@@ -8755,7 +8885,31 @@
           <w:highlight w:val="white"/>
           <w:lang w:val="en-US"/>
         </w:rPr>
-        <w:t xml:space="preserve"> matrix[MAX_SIZE][MAX_SIZE];</w:t>
+        <w:t xml:space="preserve"> </w:t>
+      </w:r>
+      <w:proofErr w:type="gramStart"/>
+      <w:r>
+        <w:rPr>
+          <w:rFonts w:ascii="Cascadia Mono" w:hAnsi="Cascadia Mono" w:cs="Cascadia Mono"/>
+          <w:color w:val="000000"/>
+          <w:sz w:val="24"/>
+          <w:szCs w:val="24"/>
+          <w:highlight w:val="white"/>
+          <w:lang w:val="en-US"/>
+        </w:rPr>
+        <w:t>matrix[</w:t>
+      </w:r>
+      <w:proofErr w:type="gramEnd"/>
+      <w:r>
+        <w:rPr>
+          <w:rFonts w:ascii="Cascadia Mono" w:hAnsi="Cascadia Mono" w:cs="Cascadia Mono"/>
+          <w:color w:val="000000"/>
+          <w:sz w:val="24"/>
+          <w:szCs w:val="24"/>
+          <w:highlight w:val="white"/>
+          <w:lang w:val="en-US"/>
+        </w:rPr>
+        <w:t>MAX_SIZE][MAX_SIZE];</w:t>
       </w:r>
     </w:p>
     <w:p>
@@ -9251,34 +9405,82 @@
           <w:highlight w:val="white"/>
           <w:lang w:val="en-US"/>
         </w:rPr>
-        <w:t xml:space="preserve">        matrix[0][j] = matrix[n - 1][j];</w:t>
-      </w:r>
-    </w:p>
-    <w:p>
-      <w:pPr>
-        <w:autoSpaceDE w:val="0"/>
-        <w:autoSpaceDN w:val="0"/>
-        <w:adjustRightInd w:val="0"/>
-        <w:spacing w:after="0" w:line="240" w:lineRule="auto"/>
-        <w:rPr>
-          <w:rFonts w:ascii="Cascadia Mono" w:hAnsi="Cascadia Mono" w:cs="Cascadia Mono"/>
-          <w:color w:val="000000"/>
-          <w:sz w:val="24"/>
-          <w:szCs w:val="24"/>
-          <w:highlight w:val="white"/>
-          <w:lang w:val="en-US"/>
-        </w:rPr>
-      </w:pPr>
-      <w:r>
-        <w:rPr>
-          <w:rFonts w:ascii="Cascadia Mono" w:hAnsi="Cascadia Mono" w:cs="Cascadia Mono"/>
-          <w:color w:val="000000"/>
-          <w:sz w:val="24"/>
-          <w:szCs w:val="24"/>
-          <w:highlight w:val="white"/>
-          <w:lang w:val="en-US"/>
-        </w:rPr>
-        <w:t xml:space="preserve">        matrix[n - 1][j] = </w:t>
+        <w:t xml:space="preserve">        matrix[0][j] = </w:t>
+      </w:r>
+      <w:proofErr w:type="gramStart"/>
+      <w:r>
+        <w:rPr>
+          <w:rFonts w:ascii="Cascadia Mono" w:hAnsi="Cascadia Mono" w:cs="Cascadia Mono"/>
+          <w:color w:val="000000"/>
+          <w:sz w:val="24"/>
+          <w:szCs w:val="24"/>
+          <w:highlight w:val="white"/>
+          <w:lang w:val="en-US"/>
+        </w:rPr>
+        <w:t>matrix[</w:t>
+      </w:r>
+      <w:proofErr w:type="gramEnd"/>
+      <w:r>
+        <w:rPr>
+          <w:rFonts w:ascii="Cascadia Mono" w:hAnsi="Cascadia Mono" w:cs="Cascadia Mono"/>
+          <w:color w:val="000000"/>
+          <w:sz w:val="24"/>
+          <w:szCs w:val="24"/>
+          <w:highlight w:val="white"/>
+          <w:lang w:val="en-US"/>
+        </w:rPr>
+        <w:t>n - 1][j];</w:t>
+      </w:r>
+    </w:p>
+    <w:p>
+      <w:pPr>
+        <w:autoSpaceDE w:val="0"/>
+        <w:autoSpaceDN w:val="0"/>
+        <w:adjustRightInd w:val="0"/>
+        <w:spacing w:after="0" w:line="240" w:lineRule="auto"/>
+        <w:rPr>
+          <w:rFonts w:ascii="Cascadia Mono" w:hAnsi="Cascadia Mono" w:cs="Cascadia Mono"/>
+          <w:color w:val="000000"/>
+          <w:sz w:val="24"/>
+          <w:szCs w:val="24"/>
+          <w:highlight w:val="white"/>
+          <w:lang w:val="en-US"/>
+        </w:rPr>
+      </w:pPr>
+      <w:r>
+        <w:rPr>
+          <w:rFonts w:ascii="Cascadia Mono" w:hAnsi="Cascadia Mono" w:cs="Cascadia Mono"/>
+          <w:color w:val="000000"/>
+          <w:sz w:val="24"/>
+          <w:szCs w:val="24"/>
+          <w:highlight w:val="white"/>
+          <w:lang w:val="en-US"/>
+        </w:rPr>
+        <w:t xml:space="preserve">        </w:t>
+      </w:r>
+      <w:proofErr w:type="gramStart"/>
+      <w:r>
+        <w:rPr>
+          <w:rFonts w:ascii="Cascadia Mono" w:hAnsi="Cascadia Mono" w:cs="Cascadia Mono"/>
+          <w:color w:val="000000"/>
+          <w:sz w:val="24"/>
+          <w:szCs w:val="24"/>
+          <w:highlight w:val="white"/>
+          <w:lang w:val="en-US"/>
+        </w:rPr>
+        <w:t>matrix[</w:t>
+      </w:r>
+      <w:proofErr w:type="gramEnd"/>
+      <w:r>
+        <w:rPr>
+          <w:rFonts w:ascii="Cascadia Mono" w:hAnsi="Cascadia Mono" w:cs="Cascadia Mono"/>
+          <w:color w:val="000000"/>
+          <w:sz w:val="24"/>
+          <w:szCs w:val="24"/>
+          <w:highlight w:val="white"/>
+          <w:lang w:val="en-US"/>
+        </w:rPr>
+        <w:t xml:space="preserve">n - 1][j] = </w:t>
       </w:r>
       <w:proofErr w:type="spellStart"/>
       <w:r>
@@ -9960,6 +10162,7 @@
         <w:t xml:space="preserve">    </w:t>
       </w:r>
       <w:proofErr w:type="spellStart"/>
+      <w:proofErr w:type="gramStart"/>
       <w:r>
         <w:rPr>
           <w:rFonts w:ascii="Cascadia Mono" w:hAnsi="Cascadia Mono" w:cs="Cascadia Mono"/>
@@ -9972,6 +10175,7 @@
         <w:t>fin.close</w:t>
       </w:r>
       <w:proofErr w:type="spellEnd"/>
+      <w:proofErr w:type="gramEnd"/>
       <w:r>
         <w:rPr>
           <w:rFonts w:ascii="Cascadia Mono" w:hAnsi="Cascadia Mono" w:cs="Cascadia Mono"/>
@@ -10011,6 +10215,7 @@
         <w:t xml:space="preserve">    </w:t>
       </w:r>
       <w:proofErr w:type="spellStart"/>
+      <w:proofErr w:type="gramStart"/>
       <w:r>
         <w:rPr>
           <w:rFonts w:ascii="Cascadia Mono" w:hAnsi="Cascadia Mono" w:cs="Cascadia Mono"/>
@@ -10023,6 +10228,7 @@
         <w:t>fout.close</w:t>
       </w:r>
       <w:proofErr w:type="spellEnd"/>
+      <w:proofErr w:type="gramEnd"/>
       <w:r>
         <w:rPr>
           <w:rFonts w:ascii="Cascadia Mono" w:hAnsi="Cascadia Mono" w:cs="Cascadia Mono"/>
@@ -10257,6 +10463,28 @@
           <w:highlight w:val="white"/>
         </w:rPr>
         <w:t>}</w:t>
+      </w:r>
+    </w:p>
+    <w:p>
+      <w:pPr>
+        <w:rPr>
+          <w:rFonts w:ascii="Cascadia Mono" w:hAnsi="Cascadia Mono" w:cs="Cascadia Mono"/>
+          <w:color w:val="000000"/>
+          <w:sz w:val="24"/>
+          <w:szCs w:val="24"/>
+          <w:highlight w:val="white"/>
+          <w:lang w:val="en-US"/>
+        </w:rPr>
+      </w:pPr>
+      <w:r>
+        <w:rPr>
+          <w:rFonts w:ascii="Cascadia Mono" w:hAnsi="Cascadia Mono" w:cs="Cascadia Mono"/>
+          <w:color w:val="000000"/>
+          <w:sz w:val="24"/>
+          <w:szCs w:val="24"/>
+          <w:highlight w:val="white"/>
+        </w:rPr>
+        <w:br w:type="page"/>
       </w:r>
     </w:p>
     <w:p>
@@ -10275,6 +10503,7 @@
           <w:sz w:val="28"/>
           <w:szCs w:val="28"/>
         </w:rPr>
+        <w:lastRenderedPageBreak/>
         <w:t>Результат работы:</w:t>
       </w:r>
     </w:p>
@@ -10291,7 +10520,6 @@
         <w:rPr>
           <w:noProof/>
         </w:rPr>
-        <w:lastRenderedPageBreak/>
         <w:drawing>
           <wp:inline distT="0" distB="0" distL="0" distR="0" wp14:anchorId="4AC5EA4B" wp14:editId="25BA1BDC">
             <wp:extent cx="3723809" cy="2114286"/>
@@ -10390,7 +10618,7 @@
 </file>
 
 <file path=word/numbering.xml><?xml version="1.0" encoding="utf-8"?>
-<w:numbering xmlns:wpc="http://schemas.microsoft.com/office/word/2010/wordprocessingCanvas" xmlns:cx="http://schemas.microsoft.com/office/drawing/2014/chartex" xmlns:cx1="http://schemas.microsoft.com/office/drawing/2015/9/8/chartex" xmlns:cx2="http://schemas.microsoft.com/office/drawing/2015/10/21/chartex" xmlns:cx3="http://schemas.microsoft.com/office/drawing/2016/5/9/chartex" xmlns:cx4="http://schemas.microsoft.com/office/drawing/2016/5/10/chartex" xmlns:cx5="http://schemas.microsoft.com/office/drawing/2016/5/11/chartex" xmlns:cx6="http://schemas.microsoft.com/office/drawing/2016/5/12/chartex" xmlns:cx7="http://schemas.microsoft.com/office/drawing/2016/5/13/chartex" xmlns:cx8="http://schemas.microsoft.com/office/drawing/2016/5/14/chartex" xmlns:mc="http://schemas.openxmlformats.org/markup-compatibility/2006" xmlns:aink="http://schemas.microsoft.com/office/drawing/2016/ink" xmlns:am3d="http://schemas.microsoft.com/office/drawing/2017/model3d" xmlns:o="urn:schemas-microsoft-com:office:office" xmlns:r="http://schemas.openxmlformats.org/officeDocument/2006/relationships" xmlns:m="http://schemas.openxmlformats.org/officeDocument/2006/math" xmlns:v="urn:schemas-microsoft-com:vml" xmlns:wp14="http://schemas.microsoft.com/office/word/2010/wordprocessingDrawing" xmlns:wp="http://schemas.openxmlformats.org/drawingml/2006/wordprocessingDrawing" xmlns:w10="urn:schemas-microsoft-com:office:word" xmlns:w="http://schemas.openxmlformats.org/wordprocessingml/2006/main" xmlns:w14="http://schemas.microsoft.com/office/word/2010/wordml" xmlns:w15="http://schemas.microsoft.com/office/word/2012/wordml" xmlns:w16cex="http://schemas.microsoft.com/office/word/2018/wordml/cex" xmlns:w16cid="http://schemas.microsoft.com/office/word/2016/wordml/cid" xmlns:w16="http://schemas.microsoft.com/office/word/2018/wordml" xmlns:w16sdtdh="http://schemas.microsoft.com/office/word/2020/wordml/sdtdatahash" xmlns:w16se="http://schemas.microsoft.com/office/word/2015/wordml/symex" xmlns:wpg="http://schemas.microsoft.com/office/word/2010/wordprocessingGroup" xmlns:wpi="http://schemas.microsoft.com/office/word/2010/wordprocessingInk" xmlns:wne="http://schemas.microsoft.com/office/word/2006/wordml" xmlns:wps="http://schemas.microsoft.com/office/word/2010/wordprocessingShape" mc:Ignorable="w14 w15 w16se w16cid w16 w16cex w16sdtdh wp14">
+<w:numbering xmlns:wpc="http://schemas.microsoft.com/office/word/2010/wordprocessingCanvas" xmlns:cx="http://schemas.microsoft.com/office/drawing/2014/chartex" xmlns:cx1="http://schemas.microsoft.com/office/drawing/2015/9/8/chartex" xmlns:cx2="http://schemas.microsoft.com/office/drawing/2015/10/21/chartex" xmlns:cx3="http://schemas.microsoft.com/office/drawing/2016/5/9/chartex" xmlns:cx4="http://schemas.microsoft.com/office/drawing/2016/5/10/chartex" xmlns:cx5="http://schemas.microsoft.com/office/drawing/2016/5/11/chartex" xmlns:cx6="http://schemas.microsoft.com/office/drawing/2016/5/12/chartex" xmlns:cx7="http://schemas.microsoft.com/office/drawing/2016/5/13/chartex" xmlns:cx8="http://schemas.microsoft.com/office/drawing/2016/5/14/chartex" xmlns:mc="http://schemas.openxmlformats.org/markup-compatibility/2006" xmlns:aink="http://schemas.microsoft.com/office/drawing/2016/ink" xmlns:am3d="http://schemas.microsoft.com/office/drawing/2017/model3d" xmlns:o="urn:schemas-microsoft-com:office:office" xmlns:oel="http://schemas.microsoft.com/office/2019/extlst" xmlns:r="http://schemas.openxmlformats.org/officeDocument/2006/relationships" xmlns:m="http://schemas.openxmlformats.org/officeDocument/2006/math" xmlns:v="urn:schemas-microsoft-com:vml" xmlns:wp14="http://schemas.microsoft.com/office/word/2010/wordprocessingDrawing" xmlns:wp="http://schemas.openxmlformats.org/drawingml/2006/wordprocessingDrawing" xmlns:w10="urn:schemas-microsoft-com:office:word" xmlns:w="http://schemas.openxmlformats.org/wordprocessingml/2006/main" xmlns:w14="http://schemas.microsoft.com/office/word/2010/wordml" xmlns:w15="http://schemas.microsoft.com/office/word/2012/wordml" xmlns:w16cex="http://schemas.microsoft.com/office/word/2018/wordml/cex" xmlns:w16cid="http://schemas.microsoft.com/office/word/2016/wordml/cid" xmlns:w16="http://schemas.microsoft.com/office/word/2018/wordml" xmlns:w16sdtdh="http://schemas.microsoft.com/office/word/2020/wordml/sdtdatahash" xmlns:w16se="http://schemas.microsoft.com/office/word/2015/wordml/symex" xmlns:wpg="http://schemas.microsoft.com/office/word/2010/wordprocessingGroup" xmlns:wpi="http://schemas.microsoft.com/office/word/2010/wordprocessingInk" xmlns:wne="http://schemas.microsoft.com/office/word/2006/wordml" xmlns:wps="http://schemas.microsoft.com/office/word/2010/wordprocessingShape" mc:Ignorable="w14 w15 w16se w16cid w16 w16cex w16sdtdh wp14">
   <w:abstractNum w:abstractNumId="0" w15:restartNumberingAfterBreak="0">
     <w:nsid w:val="29A02481"/>
     <w:multiLevelType w:val="hybridMultilevel"/>
@@ -10507,7 +10735,7 @@
       </w:pPr>
     </w:lvl>
   </w:abstractNum>
-  <w:num w:numId="1">
+  <w:num w:numId="1" w16cid:durableId="589776706">
     <w:abstractNumId w:val="0"/>
   </w:num>
 </w:numbering>
